--- a/ocenka_09-2-09/Алгоритм_роботов_ЦОМ_Блок_09-2-09.docx
+++ b/ocenka_09-2-09/Алгоритм_роботов_ЦОМ_Блок_09-2-09.docx
@@ -830,7 +830,69 @@
         <w:t xml:space="preserve">Модуль API ВСП</w:t>
       </w:r>
       <w:r>
-        <w:t xml:space="preserve">: формирует GET-запрос вида API/&lt;метод&gt;?do=&lt;филиал&gt;&amp;date=YYYYMMDD; таймаут 60 с; до 3 повторов с паузой 1–5 мин при сетевой ошибке или HTTP ≠ 200; проверяет, что ответ — корректный JSON, поля do и date совпадают с запрошенными; значения NULL переводит в «нет данных» (не в 0).</w:t>
+        <w:t xml:space="preserve">: формирует GET-запрос вида http://192.168.45.100/api/1.1/&lt;метод&gt;?do=&lt;филиал&gt;&amp;date=YYYYMMDD (данные блока 09-2/09 есть только в версии API </w:t>
+      </w:r>
+      <w:r>
+        <w:rPr>
+          <w:b/>
+          <w:bCs/>
+        </w:rPr>
+        <w:t xml:space="preserve">1.1</w:t>
+      </w:r>
+      <w:r>
+        <w:t xml:space="preserve">, в 1.0 методы блока возвращают NULL — по перечню методов от 11.02.2026); таймаут 60 с; до 3 повторов с паузой 1–5 мин при сетевой ошибке или HTTP ≠ 200; проверяет, что ответ — корректный JSON, поля do и date совпадают с запрошенными; значения NULL переводит в «нет данных» (не в 0).</w:t>
+      </w:r>
+    </w:p>
+    <w:p>
+      <w:pPr>
+        <w:pStyle w:val="ListParagraph"/>
+        <w:numPr>
+          <w:ilvl w:val="1"/>
+          <w:numId w:val="3"/>
+        </w:numPr>
+        <w:spacing w:after="40"/>
+        <w:jc w:val="both"/>
+      </w:pPr>
+      <w:r>
+        <w:rPr>
+          <w:b/>
+          <w:bCs/>
+        </w:rPr>
+        <w:t xml:space="preserve">методы блока</w:t>
+      </w:r>
+      <w:r>
+        <w:t xml:space="preserve"> (do=VSP09209): collectsgVSP09209, collectbpVSP09209, collectfactVSP09209 — в ответе только данные блока;</w:t>
+      </w:r>
+    </w:p>
+    <w:p>
+      <w:pPr>
+        <w:pStyle w:val="ListParagraph"/>
+        <w:numPr>
+          <w:ilvl w:val="1"/>
+          <w:numId w:val="3"/>
+        </w:numPr>
+        <w:spacing w:after="40"/>
+        <w:jc w:val="both"/>
+      </w:pPr>
+      <w:r>
+        <w:rPr>
+          <w:b/>
+          <w:bCs/>
+        </w:rPr>
+        <w:t xml:space="preserve">общие методы ВСП</w:t>
+      </w:r>
+      <w:r>
+        <w:t xml:space="preserve"> (do=VSP): collectfactliquidVSP, collectfactwaterVSP, collectfactpngVSP, collectfacttoeVSP, collectorderpngVSP, collectphdpngVSP, collectbpliquidVSP, collectbpwaterVSP, collectbptoeVSP — ответ содержит все месторождения ВСП, робот берёт только ключ </w:t>
+      </w:r>
+      <w:r>
+        <w:rPr>
+          <w:b/>
+          <w:bCs/>
+        </w:rPr>
+        <w:t xml:space="preserve">VSP09209_BK</w:t>
+      </w:r>
+      <w:r>
+        <w:t xml:space="preserve">, остальные ключи игнорирует (их вносит действующая интеграция).</w:t>
       </w:r>
     </w:p>
     <w:p>
@@ -3329,7 +3391,7 @@
         <w:t xml:space="preserve">Параметр date</w:t>
       </w:r>
       <w:r>
-        <w:t xml:space="preserve"> для плановых методов: первое число месяца/года или любая дата периода?</w:t>
+        <w:t xml:space="preserve"> для плановых методов: в примерах перечня методов — первое число месяца (20260201); подтвердить, что для БП достаточно любой даты года.</w:t>
       </w:r>
     </w:p>
     <w:p>
@@ -3372,6 +3434,69 @@
       </w:r>
       <w:r>
         <w:t xml:space="preserve">: методы API, перечень показателей, периодичность (8 ч или 1 ч), макет таблицы в ЦОМ.</w:t>
+      </w:r>
+    </w:p>
+    <w:p>
+      <w:pPr>
+        <w:pStyle w:val="ListParagraph"/>
+        <w:numPr>
+          <w:ilvl w:val="0"/>
+          <w:numId w:val="7"/>
+        </w:numPr>
+        <w:spacing w:after="60"/>
+        <w:jc w:val="both"/>
+      </w:pPr>
+      <w:r>
+        <w:rPr>
+          <w:b/>
+          <w:bCs/>
+        </w:rPr>
+        <w:t xml:space="preserve">Ключ VSP09209_BK в общих методах ВСП</w:t>
+      </w:r>
+      <w:r>
+        <w:t xml:space="preserve">: в перечне методов от 11.02.2026 общие методы (жидкость, закачка, ПНГ, ТНЭ, БП, ПХД, план-заявка) имеют статус «Готово», но это статус для ВСП в целом — подтвердить, что в версии 1.1 они уже возвращают ключ VSP09209_BK.</w:t>
+      </w:r>
+    </w:p>
+    <w:p>
+      <w:pPr>
+        <w:pStyle w:val="ListParagraph"/>
+        <w:numPr>
+          <w:ilvl w:val="0"/>
+          <w:numId w:val="7"/>
+        </w:numPr>
+        <w:spacing w:after="60"/>
+        <w:jc w:val="both"/>
+      </w:pPr>
+      <w:r>
+        <w:rPr>
+          <w:b/>
+          <w:bCs/>
+        </w:rPr>
+        <w:t xml:space="preserve">Доступ к API</w:t>
+      </w:r>
+      <w:r>
+        <w:t xml:space="preserve">: сервер робота должен видеть http://192.168.45.100 (внутренняя сеть ВСП); нужна ли авторизация к API (в примерах запросов её нет)?</w:t>
+      </w:r>
+    </w:p>
+    <w:p>
+      <w:pPr>
+        <w:pStyle w:val="ListParagraph"/>
+        <w:numPr>
+          <w:ilvl w:val="0"/>
+          <w:numId w:val="7"/>
+        </w:numPr>
+        <w:spacing w:after="60"/>
+        <w:jc w:val="both"/>
+      </w:pPr>
+      <w:r>
+        <w:rPr>
+          <w:b/>
+          <w:bCs/>
+        </w:rPr>
+        <w:t xml:space="preserve">Сдача нефти, природный газ, сетевой график закачки</w:t>
+      </w:r>
+      <w:r>
+        <w:t xml:space="preserve">: на портале есть методы collect*oilVSP, collect*gasVSP, collectsgwaterVSP — нужны ли по блоку 09-2/09 (на встрече — «скорее всего нет»)? В оценку не включены.</w:t>
       </w:r>
     </w:p>
     <w:p>

--- a/ocenka_09-2-09/Алгоритм_роботов_ЦОМ_Блок_09-2-09.docx
+++ b/ocenka_09-2-09/Алгоритм_роботов_ЦОМ_Блок_09-2-09.docx
@@ -89,7 +89,7 @@
         <w:jc w:val="both"/>
       </w:pPr>
       <w:r>
-        <w:t xml:space="preserve">Для Блока 09-2/09 прямая интеграция портала ВСП с ИС ЦОМ не реализована, данные в витрины ЦОМ вносятся вручную. Роботы забирают данные с портала ВСП по API (GET-запросы, ответ JSON, формат — Приложение 1 ТТ) и вносят их в витрины ИС ЦОМ через web-интерфейс (режим «Ввод данных»). В задачу роботов входит </w:t>
+        <w:t xml:space="preserve">Для Блока 09-2/09 прямая интеграция портала ВСП с ИС ЦОМ не реализована, данные в витрины ЦОМ вносятся вручную. Роботы забирают данные с портала ВСП по API (GET-запросы, ответ JSON, формат - Приложение 1 ТТ) и вносят их в витрины ИС ЦОМ через web-интерфейс (режим «Ввод данных»). В задачу роботов входит </w:t>
       </w:r>
       <w:r>
         <w:rPr>
@@ -108,7 +108,7 @@
         <w:jc w:val="both"/>
       </w:pPr>
       <w:r>
-        <w:t xml:space="preserve">Доработка самих витрин ЦОМ (добавление строк/столбцов блока 09-2/09, мнемосхема, газопроводы и т.п. — раздел 6 ТТ) выполняется подрядчиком ЦОМ и в работу роботов не входит.</w:t>
+        <w:t xml:space="preserve">Доработка самих витрин ЦОМ (добавление строк/столбцов блока 09-2/09, мнемосхема, газопроводы и т.п. - раздел 6 ТТ) выполняется подрядчиком ЦОМ и в работу роботов не входит.</w:t>
       </w:r>
     </w:p>
     <w:p>
@@ -125,7 +125,7 @@
         <w:jc w:val="both"/>
       </w:pPr>
       <w:r>
-        <w:t xml:space="preserve">Данные поступают с разной периодичностью (со слов заказчика на встрече): отчёты закрытия — 1 раз в сутки; сетевой график — 1 раз в месяц (предварительные данные 29–1 числа, окончательные 3–5 числа); бизнес-план — 1 раз в год; мнемосхема и энергетика — несколько раз в сутки (сейчас 3 раза, возможно раз в час). Исходя из этого выбрано </w:t>
+        <w:t xml:space="preserve">Данные поступают с разной периодичностью (со слов заказчика на встрече): отчёты закрытия - 1 раз в сутки; сетевой график - 1 раз в месяц (предварительные данные 29-1 числа, окончательные 3-5 числа); бизнес-план - 1 раз в год; мнемосхема и энергетика - несколько раз в сутки (сейчас 3 раза, возможно раз в час). Исходя из этого выбрано </w:t>
       </w:r>
       <w:r>
         <w:rPr>
@@ -609,7 +609,7 @@
                 <w:b w:val="false"/>
                 <w:bCs w:val="false"/>
               </w:rPr>
-              <w:t xml:space="preserve">Методы API — после предпроектного обследования → Страница блока 09-2/09 / «Схема»; Инфраструктура / Электроэнергия</w:t>
+              <w:t xml:space="preserve">Методы API - после предпроектного обследования → Страница блока 09-2/09 / «Схема»; Инфраструктура / Электроэнергия</w:t>
             </w:r>
           </w:p>
         </w:tc>
@@ -647,7 +647,7 @@
         <w:t xml:space="preserve">Р1 отдельно</w:t>
       </w:r>
       <w:r>
-        <w:t xml:space="preserve"> — суточный факт нужен каждое утро; сложная логика версий планов и сбои в ней не должны блокировать закрытие суток.</w:t>
+        <w:t xml:space="preserve"> - суточный факт нужен каждое утро; сложная логика версий планов и сбои в ней не должны блокировать закрытие суток.</w:t>
       </w:r>
     </w:p>
     <w:p>
@@ -668,7 +668,7 @@
         <w:t xml:space="preserve">Месяц и год объединены в Р2</w:t>
       </w:r>
       <w:r>
-        <w:t xml:space="preserve"> — один раздел ЦОМ («Планирование»), одинаковая логика «снимок → сравнение → новая версия», редкие запуски. Отдельные месячный и годовой роботы дали бы лишние ~50 ч настройки плюс двойные ЧТЗ, документацию и ОПЭ.</w:t>
+        <w:t xml:space="preserve"> - один раздел ЦОМ («Планирование»), одинаковая логика «снимок → сравнение → новая версия», редкие запуски. Отдельные месячный и годовой роботы дали бы лишние ~50 ч настройки плюс двойные ЧТЗ, документацию и ОПЭ.</w:t>
       </w:r>
     </w:p>
     <w:p>
@@ -689,7 +689,7 @@
         <w:t xml:space="preserve">Р3 отдельно</w:t>
       </w:r>
       <w:r>
-        <w:t xml:space="preserve"> — частые запуски, цикл должен укладываться в минуты; API ещё не определён, поэтому Р3 можно сдавать позже, не задерживая Р1 и Р2.</w:t>
+        <w:t xml:space="preserve"> - частые запуски, цикл должен укладываться в минуты; API ещё не определён, поэтому Р3 можно сдавать позже, не задерживая Р1 и Р2.</w:t>
       </w:r>
     </w:p>
     <w:p>
@@ -710,7 +710,7 @@
         <w:t xml:space="preserve">Один робот на всё</w:t>
       </w:r>
       <w:r>
-        <w:t xml:space="preserve"> не рекомендуется: при запуске раз в час он каждый раз проходил бы суточную и плановую логику, рос риск одновременного сбоя всех потоков. Допустимый компромисс при нехватке лицензий — объединить Р1 и Р2 (2 робота): экономия ~10–15% часов, но суточная загрузка теряет независимость.</w:t>
+        <w:t xml:space="preserve"> не рекомендуется: при запуске раз в час он каждый раз проходил бы суточную и плановую логику, рос риск одновременного сбоя всех потоков. Допустимый компромисс при нехватке лицензий - объединить Р1 и Р2 (2 робота): экономия ~10-15% часов, но суточная загрузка теряет независимость.</w:t>
       </w:r>
     </w:p>
     <w:p>
@@ -767,7 +767,7 @@
         <w:jc w:val="both"/>
       </w:pPr>
       <w:r>
-        <w:t xml:space="preserve">URL ИС ЦОМ, имя учётной записи робота (пароль — в защищённом хранилище оркестратора);</w:t>
+        <w:t xml:space="preserve">URL ИС ЦОМ, имя учётной записи робота (пароль - в защищённом хранилище оркестратора);</w:t>
       </w:r>
     </w:p>
     <w:p>
@@ -840,7 +840,7 @@
         <w:t xml:space="preserve">1.1</w:t>
       </w:r>
       <w:r>
-        <w:t xml:space="preserve">, в 1.0 методы блока возвращают NULL — по перечню методов от 11.02.2026); таймаут 60 с; до 3 повторов с паузой 1–5 мин при сетевой ошибке или HTTP ≠ 200; проверяет, что ответ — корректный JSON, поля do и date совпадают с запрошенными; значения NULL переводит в «нет данных» (не в 0).</w:t>
+        <w:t xml:space="preserve">, в 1.0 методы блока возвращают NULL - по перечню методов от 11.02.2026); таймаут 60 с; до 3 повторов с паузой 1-5 мин при сетевой ошибке или HTTP ≠ 200; проверяет, что ответ - корректный JSON, поля do и date совпадают с запрошенными; значения NULL переводит в «нет данных» (не в 0).</w:t>
       </w:r>
     </w:p>
     <w:p>
@@ -861,7 +861,7 @@
         <w:t xml:space="preserve">методы блока</w:t>
       </w:r>
       <w:r>
-        <w:t xml:space="preserve"> (do=VSP09209): collectsgVSP09209, collectbpVSP09209, collectfactVSP09209 — в ответе только данные блока;</w:t>
+        <w:t xml:space="preserve"> (do=VSP09209): collectsgVSP09209, collectbpVSP09209, collectfactVSP09209 - в ответе только данные блока;</w:t>
       </w:r>
     </w:p>
     <w:p>
@@ -882,7 +882,7 @@
         <w:t xml:space="preserve">общие методы ВСП</w:t>
       </w:r>
       <w:r>
-        <w:t xml:space="preserve"> (do=VSP): collectfactliquidVSP, collectfactwaterVSP, collectfactpngVSP, collectfacttoeVSP, collectorderpngVSP, collectphdpngVSP, collectbpliquidVSP, collectbpwaterVSP, collectbptoeVSP — ответ содержит все месторождения ВСП, робот берёт только ключ </w:t>
+        <w:t xml:space="preserve"> (do=VSP): collectfactliquidVSP, collectfactwaterVSP, collectfactpngVSP, collectfacttoeVSP, collectorderpngVSP, collectphdpngVSP, collectbpliquidVSP, collectbpwaterVSP, collectbptoeVSP - ответ содержит все месторождения ВСП, робот берёт только ключ </w:t>
       </w:r>
       <w:r>
         <w:rPr>
@@ -934,7 +934,7 @@
         <w:t xml:space="preserve">Хранилище снимков</w:t>
       </w:r>
       <w:r>
-        <w:t xml:space="preserve"> (Р2, Р3): папка/файл с последними успешно внесёнными значениями по каждому набору данных и периоду — используется для сравнения «изменились ли данные».</w:t>
+        <w:t xml:space="preserve"> (Р2, Р3): папка/файл с последними успешно внесёнными значениями по каждому набору данных и периоду - используется для сравнения «изменились ли данные».</w:t>
       </w:r>
     </w:p>
     <w:p>
@@ -955,7 +955,7 @@
         <w:t xml:space="preserve">Журнал и отчёт о работе</w:t>
       </w:r>
       <w:r>
-        <w:t xml:space="preserve">: по каждому запуску — время, метод, период, значение из API, ячейка ЦОМ, результат (внесено / без изменений / ошибка); скриншот при ошибке web-интерфейса. Отчёт xlsx хранится в папке робота.</w:t>
+        <w:t xml:space="preserve">: по каждому запуску - время, метод, период, значение из API, ячейка ЦОМ, результат (внесено / без изменений / ошибка); скриншот при ошибке web-интерфейса. Отчёт xlsx хранится в папке робота.</w:t>
       </w:r>
     </w:p>
     <w:p>
@@ -997,7 +997,7 @@
         <w:t xml:space="preserve">Правило округления</w:t>
       </w:r>
       <w:r>
-        <w:t xml:space="preserve">: значения вносятся с точностью 3 знака после запятой, как в API; сравнение значений — с допуском 0,0005.</w:t>
+        <w:t xml:space="preserve">: значения вносятся с точностью 3 знака после запятой, как в API; сравнение значений - с допуском 0,0005.</w:t>
       </w:r>
     </w:p>
     <w:p>
@@ -1021,7 +1021,7 @@
         <w:t xml:space="preserve">Запуск:</w:t>
       </w:r>
       <w:r>
-        <w:t xml:space="preserve"> ежедневно по расписанию (предварительно 08:00 МСК — уточнить время верификации данных порталом ВСП и часовой пояс Вьетнама); повторные запуски каждые 30 мин до контрольного времени (предварительно 12:00 МСК). Ручной запуск — с параметрами «дата» и «набор показателей» (сценарий 2 ТТ: запрос произвольного набора показателей в произвольное время).</w:t>
+        <w:t xml:space="preserve"> ежедневно по расписанию (предварительно 08:00 МСК - уточнить время верификации данных порталом ВСП и часовой пояс Вьетнама); повторные запуски каждые 30 мин до контрольного времени (предварительно 12:00 МСК). Ручной запуск - с параметрами «дата» и «набор показателей» (сценарий 2 ТТ: запрос произвольного набора показателей в произвольное время).</w:t>
       </w:r>
     </w:p>
     <w:p>
@@ -1079,7 +1079,7 @@
         <w:jc w:val="both"/>
       </w:pPr>
       <w:r>
-        <w:t xml:space="preserve">collectfactVSP09209 → factOil (нефть): для ключей VSP09209 (блок) и VSP09209_BK (м/р Белый Кит) — fact_d, diffbp_d, diffsg_d, diffprev_d, diffavg_d, diffbegin_d, fact_m, diffbp_m, diffsg_m, diffavg_m, fact_y, diffbp_y, h2o_d, h2o_y, comment, t;</w:t>
+        <w:t xml:space="preserve">collectfactVSP09209 → factOil (нефть): для ключей VSP09209 (блок) и VSP09209_BK (м/р Белый Кит) - fact_d, diffbp_d, diffsg_d, diffprev_d, diffavg_d, diffbegin_d, fact_m, diffbp_m, diffsg_m, diffavg_m, fact_y, diffbp_y, h2o_d, h2o_y, comment, t;</w:t>
       </w:r>
     </w:p>
     <w:p>
@@ -1177,7 +1177,7 @@
         <w:jc w:val="both"/>
       </w:pPr>
       <w:r>
-        <w:t xml:space="preserve">обязательные поля (fact_d по нефти, жидкости, ПНГ) не NULL; если NULL — данные ещё не верифицированы порталом ВСП → отметить набор как «нет данных», перейти к п. 9;</w:t>
+        <w:t xml:space="preserve">обязательные поля (fact_d по нефти, жидкости, ПНГ) не NULL; если NULL - данные ещё не верифицированы порталом ВСП → отметить набор как «нет данных», перейти к п. 9;</w:t>
       </w:r>
     </w:p>
     <w:p>
@@ -1191,7 +1191,7 @@
         <w:jc w:val="both"/>
       </w:pPr>
       <w:r>
-        <w:t xml:space="preserve">числовые поля — числа, не более 3 знаков после запятой;</w:t>
+        <w:t xml:space="preserve">числовые поля - числа, не более 3 знаков после запятой;</w:t>
       </w:r>
     </w:p>
     <w:p>
@@ -1205,7 +1205,7 @@
         <w:jc w:val="both"/>
       </w:pPr>
       <w:r>
-        <w:t xml:space="preserve">логические проверки: fact_m ≥ fact_d, fact_y ≥ fact_m (для 1-го числа месяца fact_m = fact_d); при нарушении — предупреждение в отчёт, внесение не блокируется (решение за ответственным УД).</w:t>
+        <w:t xml:space="preserve">логические проверки: fact_m ≥ fact_d, fact_y ≥ fact_m (для 1-го числа месяца fact_m = fact_d); при нарушении - предупреждение в отчёт, внесение не блокируется (решение за ответственным УД).</w:t>
       </w:r>
     </w:p>
     <w:p>
@@ -1275,7 +1275,7 @@
         <w:jc w:val="both"/>
       </w:pPr>
       <w:r>
-        <w:t xml:space="preserve">записать в ячейки значения по маппингу: Факт сутки / месяц / год, % H2O, температуру, комментарий к отклонениям и т.д.; расчётные ячейки (отклонения, расчётные показатели ТНЭ), если они вычисляются самим ЦОМ, не заполнять — только сверить;</w:t>
+        <w:t xml:space="preserve">записать в ячейки значения по маппингу: Факт сутки / месяц / год, % H2O, температуру, комментарий к отклонениям и т.д.; расчётные ячейки (отклонения, расчётные показатели ТНЭ), если они вычисляются самим ЦОМ, не заполнять - только сверить;</w:t>
       </w:r>
     </w:p>
     <w:p>
@@ -1303,7 +1303,7 @@
         <w:jc w:val="both"/>
       </w:pPr>
       <w:r>
-        <w:t xml:space="preserve">для закачки: пока факт по блоку не передаётся — при NULL по всем полям витрина пропускается без ошибки;</w:t>
+        <w:t xml:space="preserve">для закачки: пока факт по блоку не передаётся - при NULL по всем полям витрина пропускается без ошибки;</w:t>
       </w:r>
     </w:p>
     <w:p>
@@ -1331,7 +1331,7 @@
         <w:jc w:val="both"/>
       </w:pPr>
       <w:r>
-        <w:t xml:space="preserve">Контроль внесения: заново открыть витрину за отчётную дату, прочитать заполненные ячейки и сравнить с данными API (допуск 0,0005). Расхождение → одна повторная попытка записи ячейки; при повторном расхождении — ошибка в отчёт.</w:t>
+        <w:t xml:space="preserve">Контроль внесения: заново открыть витрину за отчётную дату, прочитать заполненные ячейки и сравнить с данными API (допуск 0,0005). Расхождение → одна повторная попытка записи ячейки; при повторном расхождении - ошибка в отчёт.</w:t>
       </w:r>
     </w:p>
     <w:p>
@@ -1359,7 +1359,7 @@
         <w:jc w:val="both"/>
       </w:pPr>
       <w:r>
-        <w:t xml:space="preserve">Отправить письмо ответственному: «Данные Блока 09-2/09 за ДД.ММ.ГГГГ внесены» + отчёт; при предупреждениях — список предупреждений.</w:t>
+        <w:t xml:space="preserve">Отправить письмо ответственному: «Данные Блока 09-2/09 за ДД.ММ.ГГГГ внесены» + отчёт; при предупреждениях - список предупреждений.</w:t>
       </w:r>
     </w:p>
     <w:p>
@@ -1373,7 +1373,7 @@
         <w:jc w:val="both"/>
       </w:pPr>
       <w:r>
-        <w:t xml:space="preserve">Если по какому-либо набору «нет данных» или API недоступен — завершить запуск; следующий повтор по расписанию выполнит только недовнесённые наборы. Если к контрольному времени данные не получены — письмо-эскалация ответственным УД и ВСП.</w:t>
+        <w:t xml:space="preserve">Если по какому-либо набору «нет данных» или API недоступен - завершить запуск; следующий повтор по расписанию выполнит только недовнесённые наборы. Если к контрольному времени данные не получены - письмо-эскалация ответственным УД и ВСП.</w:t>
       </w:r>
     </w:p>
     <w:p>
@@ -1411,7 +1411,7 @@
         <w:t xml:space="preserve">Запуск:</w:t>
       </w:r>
       <w:r>
-        <w:t xml:space="preserve"> 1 раз в сутки (предварительно 09:00 МСК, после Р1). Робот сам определяет по календарю окон, какие наборы данных нужно проверить сегодня; если ни одно окно не активно — сразу завершает работу.</w:t>
+        <w:t xml:space="preserve"> 1 раз в сутки (предварительно 09:00 МСК, после Р1). Робот сам определяет по календарю окон, какие наборы данных нужно проверить сегодня; если ни одно окно не активно - сразу завершает работу.</w:t>
       </w:r>
     </w:p>
     <w:tbl>
@@ -1566,7 +1566,7 @@
                 <w:b w:val="false"/>
                 <w:bCs w:val="false"/>
               </w:rPr>
-              <w:t xml:space="preserve">Сетевой график нефти (sgOil), План-заявка ПНГ (orderPng) — по 31 значению</w:t>
+              <w:t xml:space="preserve">Сетевой график нефти (sgOil), План-заявка ПНГ (orderPng) - по 31 значению</w:t>
             </w:r>
           </w:p>
         </w:tc>
@@ -1646,7 +1646,7 @@
                 <w:b w:val="false"/>
                 <w:bCs w:val="false"/>
               </w:rPr>
-              <w:t xml:space="preserve">БП нефть (bpOil), БП жидкость (bpLiquid), БП закачка (bpWater), БП ТНЭ (bpToe), ПХД ПНГ (phdPng) — по 12 значений</w:t>
+              <w:t xml:space="preserve">БП нефть (bpOil), БП жидкость (bpLiquid), БП закачка (bpWater), БП ТНЭ (bpToe), ПХД ПНГ (phdPng) - по 12 значений</w:t>
             </w:r>
           </w:p>
         </w:tc>
@@ -1752,7 +1752,7 @@
                 <w:b w:val="false"/>
                 <w:bCs w:val="false"/>
               </w:rPr>
-              <w:t xml:space="preserve">Текущий год — контроль корректировок БП</w:t>
+              <w:t xml:space="preserve">Текущий год - контроль корректировок БП</w:t>
             </w:r>
           </w:p>
         </w:tc>
@@ -1802,7 +1802,7 @@
         <w:jc w:val="both"/>
       </w:pPr>
       <w:r>
-        <w:t xml:space="preserve">выполнить запрос к API (параметр date — первое число планового месяца/года, уточнить в ЧТЗ);</w:t>
+        <w:t xml:space="preserve">выполнить запрос к API (параметр date - первое число планового месяца/года, уточнить в ЧТЗ);</w:t>
       </w:r>
     </w:p>
     <w:p>
@@ -1816,7 +1816,7 @@
         <w:jc w:val="both"/>
       </w:pPr>
       <w:r>
-        <w:t xml:space="preserve">проверить ответ: массив нужной длины (31 значение для месячных, 12 — для годовых), числа или NULL; для месячных — значения за несуществующие дни месяца (например, 31 число в 30-дневном месяце) должны быть NULL;</w:t>
+        <w:t xml:space="preserve">проверить ответ: массив нужной длины (31 значение для месячных, 12 - для годовых), числа или NULL; для месячных - значения за несуществующие дни месяца (например, 31 число в 30-дневном месяце) должны быть NULL;</w:t>
       </w:r>
     </w:p>
     <w:p>
@@ -1830,7 +1830,7 @@
         <w:jc w:val="both"/>
       </w:pPr>
       <w:r>
-        <w:t xml:space="preserve">если весь массив NULL — данных за период ещё нет, набор пропускается без ошибки (запись «нет данных» в журнал);</w:t>
+        <w:t xml:space="preserve">если весь массив NULL - данных за период ещё нет, набор пропускается без ошибки (запись «нет данных» в журнал);</w:t>
       </w:r>
     </w:p>
     <w:p>
@@ -1935,7 +1935,7 @@
         <w:jc w:val="both"/>
       </w:pPr>
       <w:r>
-        <w:t xml:space="preserve">Если по всем наборам «без изменений» / «нет данных» — отправить сводку (только при включённой настройке) и завершить работу.</w:t>
+        <w:t xml:space="preserve">Если по всем наборам «без изменений» / «нет данных» - отправить сводку (только при включённой настройке) и завершить работу.</w:t>
       </w:r>
     </w:p>
     <w:p>
@@ -2005,7 +2005,7 @@
         <w:jc w:val="both"/>
       </w:pPr>
       <w:r>
-        <w:t xml:space="preserve">при решении «новая версия»: нажать «Добавить версию», дождаться создания и убедиться, что новая версия выбрана как актуальная; если в новой версии не скопированы данные других блоков — </w:t>
+        <w:t xml:space="preserve">при решении «новая версия»: нажать «Добавить версию», дождаться создания и убедиться, что новая версия выбрана как актуальная; если в новой версии не скопированы данные других блоков - </w:t>
       </w:r>
       <w:r>
         <w:rPr>
@@ -2071,7 +2071,7 @@
         <w:jc w:val="both"/>
       </w:pPr>
       <w:r>
-        <w:t xml:space="preserve">Контроль внесения: перечитать заполненный столбец/строку и сравнить с данными API. При успехе — обновить снимок; при расхождении — одна повторная запись, затем ошибка в отчёт (снимок не обновляется, чтобы на следующий день попытка повторилась).</w:t>
+        <w:t xml:space="preserve">Контроль внесения: перечитать заполненный столбец/строку и сравнить с данными API. При успехе - обновить снимок; при расхождении - одна повторная запись, затем ошибка в отчёт (снимок не обновляется, чтобы на следующий день попытка повторилась).</w:t>
       </w:r>
     </w:p>
     <w:p>
@@ -2123,7 +2123,7 @@
         <w:t xml:space="preserve">Внимание:</w:t>
       </w:r>
       <w:r>
-        <w:t xml:space="preserve"> методы API для мнемосхемы и энергетики будут определены после предпроектного обследования; алгоритм ниже — предварительный и уточняется в ЧТЗ. Табличная часть мнемосхемы в ЦОМ ещё не создана (будет реализована подрядчиком ЦОМ).</w:t>
+        <w:t xml:space="preserve"> методы API для мнемосхемы и энергетики будут определены после предпроектного обследования; алгоритм ниже - предварительный и уточняется в ЧТЗ. Табличная часть мнемосхемы в ЦОМ ещё не создана (будет реализована подрядчиком ЦОМ).</w:t>
       </w:r>
     </w:p>
     <w:p>
@@ -2139,7 +2139,7 @@
         <w:t xml:space="preserve">Запуск:</w:t>
       </w:r>
       <w:r>
-        <w:t xml:space="preserve"> по расписанию каждые 8 ч (например, 00:30, 08:30, 16:30 — со сдвигом после смены среза данных), перенастраивается до 1 раза в час. Параллельный запуск запрещён: если предыдущий цикл ещё идёт — новый не стартует (запись в журнал).</w:t>
+        <w:t xml:space="preserve"> по расписанию каждые 8 ч (например, 00:30, 08:30, 16:30 - со сдвигом после смены среза данных), перенастраивается до 1 раза в час. Параллельный запуск запрещён: если предыдущий цикл ещё идёт - новый не стартует (запись в журнал).</w:t>
       </w:r>
     </w:p>
     <w:p>
@@ -2195,7 +2195,7 @@
         <w:jc w:val="both"/>
       </w:pPr>
       <w:r>
-        <w:t xml:space="preserve">проверить: метка времени соответствует срезу; значения — числа в допустимых диапазонах (из справочника); NULL — «нет данных».</w:t>
+        <w:t xml:space="preserve">проверить: метка времени соответствует срезу; значения - числа в допустимых диапазонах (из справочника); NULL - «нет данных».</w:t>
       </w:r>
     </w:p>
     <w:p>
@@ -2349,7 +2349,7 @@
         <w:jc w:val="both"/>
       </w:pPr>
       <w:r>
-        <w:t xml:space="preserve">Записать результат в журнал. Письмо — только при ошибке, отсутствии данных более 2 срезов подряд или пропуске интервала. Один раз в сутки (после последнего среза) — сводный отчёт за сутки.</w:t>
+        <w:t xml:space="preserve">Записать результат в журнал. Письмо - только при ошибке, отсутствии данных более 2 срезов подряд или пропуске интервала. Один раз в сутки (после последнего среза) - сводный отчёт за сутки.</w:t>
       </w:r>
     </w:p>
     <w:p>
@@ -2363,7 +2363,7 @@
         <w:jc w:val="both"/>
       </w:pPr>
       <w:r>
-        <w:t xml:space="preserve">Закрыть браузер. Цикл должен укладываться в 15 мин; превышение — предупреждение в журнал.</w:t>
+        <w:t xml:space="preserve">Закрыть браузер. Цикл должен укладываться в 15 мин; превышение - предупреждение в журнал.</w:t>
       </w:r>
     </w:p>
     <w:p>
@@ -2498,7 +2498,7 @@
                 <w:b w:val="false"/>
                 <w:bCs w:val="false"/>
               </w:rPr>
-              <w:t xml:space="preserve">До 3 повторов с паузой; затем — пропуск набора, запись в журнал, повтор на следующем запуске; к контрольному времени — письмо-эскалация</w:t>
+              <w:t xml:space="preserve">До 3 повторов с паузой; затем - пропуск набора, запись в журнал, повтор на следующем запуске; к контрольному времени - письмо-эскалация</w:t>
             </w:r>
           </w:p>
         </w:tc>
@@ -2606,7 +2606,7 @@
                 <w:b w:val="false"/>
                 <w:bCs w:val="false"/>
               </w:rPr>
-              <w:t xml:space="preserve">Не ошибка — «данных ещё нет», повтор по расписанию</w:t>
+              <w:t xml:space="preserve">Не ошибка - «данных ещё нет», повтор по расписанию</w:t>
             </w:r>
           </w:p>
         </w:tc>
@@ -3122,7 +3122,7 @@
                 <w:b w:val="false"/>
                 <w:bCs w:val="false"/>
               </w:rPr>
-              <w:t xml:space="preserve">10–15 мин</w:t>
+              <w:t xml:space="preserve">10-15 мин</w:t>
             </w:r>
           </w:p>
         </w:tc>
@@ -3202,7 +3202,7 @@
                 <w:b w:val="false"/>
                 <w:bCs w:val="false"/>
               </w:rPr>
-              <w:t xml:space="preserve">1 мин (нет окна) … 20–30 мин (новые версии)</w:t>
+              <w:t xml:space="preserve">1 мин (нет окна) … 20-30 мин (новые версии)</w:t>
             </w:r>
           </w:p>
         </w:tc>
@@ -3299,7 +3299,7 @@
         <w:jc w:val="both"/>
       </w:pPr>
       <w:r>
-        <w:t xml:space="preserve">Роботы Р1 и Р2 разнесены по времени, чтобы не работать в ЦОМ одновременно под одной учётной записью. Если Р3 будет запускаться раз в час — нужна отдельная учётная запись или сдвиг Р3 с 08:00–09:30.</w:t>
+        <w:t xml:space="preserve">Роботы Р1 и Р2 разнесены по времени, чтобы не работать в ЦОМ одновременно под одной учётной записью. Если Р3 будет запускаться раз в час - нужна отдельная учётная запись или сдвиг Р3 с 08:00-09:30.</w:t>
       </w:r>
     </w:p>
     <w:p>
@@ -3370,7 +3370,7 @@
         <w:t xml:space="preserve">Время готовности данных</w:t>
       </w:r>
       <w:r>
-        <w:t xml:space="preserve"> на портале ВСП (часовой пояс Вьетнама) — для расписания Р1 и контрольного времени.</w:t>
+        <w:t xml:space="preserve"> на портале ВСП (часовой пояс Вьетнама) - для расписания Р1 и контрольного времени.</w:t>
       </w:r>
     </w:p>
     <w:p>
@@ -3391,7 +3391,7 @@
         <w:t xml:space="preserve">Параметр date</w:t>
       </w:r>
       <w:r>
-        <w:t xml:space="preserve"> для плановых методов: в примерах перечня методов — первое число месяца (20260201); подтвердить, что для БП достаточно любой даты года.</w:t>
+        <w:t xml:space="preserve"> для плановых методов: в примерах перечня методов - первое число месяца (20260201); подтвердить, что для БП достаточно любой даты года.</w:t>
       </w:r>
     </w:p>
     <w:p>
@@ -3454,7 +3454,7 @@
         <w:t xml:space="preserve">Ключ VSP09209_BK в общих методах ВСП</w:t>
       </w:r>
       <w:r>
-        <w:t xml:space="preserve">: в перечне методов от 11.02.2026 общие методы (жидкость, закачка, ПНГ, ТНЭ, БП, ПХД, план-заявка) имеют статус «Готово», но это статус для ВСП в целом — подтвердить, что в версии 1.1 они уже возвращают ключ VSP09209_BK.</w:t>
+        <w:t xml:space="preserve">: в перечне методов от 11.02.2026 общие методы (жидкость, закачка, ПНГ, ТНЭ, БП, ПХД, план-заявка) имеют статус «Готово», но это статус для ВСП в целом - подтвердить, что в версии 1.1 они уже возвращают ключ VSP09209_BK.</w:t>
       </w:r>
     </w:p>
     <w:p>
@@ -3496,7 +3496,7 @@
         <w:t xml:space="preserve">Сдача нефти, природный газ, сетевой график закачки</w:t>
       </w:r>
       <w:r>
-        <w:t xml:space="preserve">: на портале есть методы collect*oilVSP, collect*gasVSP, collectsgwaterVSP — нужны ли по блоку 09-2/09 (на встрече — «скорее всего нет»)? В оценку не включены.</w:t>
+        <w:t xml:space="preserve">: на портале есть методы collect*oilVSP, collect*gasVSP, collectsgwaterVSP - нужны ли по блоку 09-2/09 (на встрече - «скорее всего нет»)? В оценку не включены.</w:t>
       </w:r>
     </w:p>
     <w:p>

--- a/ocenka_09-2-09/Алгоритм_роботов_ЦОМ_Блок_09-2-09.docx
+++ b/ocenka_09-2-09/Алгоритм_роботов_ЦОМ_Блок_09-2-09.docx
@@ -668,7 +668,7 @@
         <w:t xml:space="preserve">Месяц и год объединены в Р2</w:t>
       </w:r>
       <w:r>
-        <w:t xml:space="preserve"> - один раздел ЦОМ («Планирование»), одинаковая логика «снимок → сравнение → новая версия», редкие запуски. Отдельные месячный и годовой роботы дали бы лишние ~50 ч настройки плюс двойные ЧТЗ, документацию и ОПЭ.</w:t>
+        <w:t xml:space="preserve"> - один раздел ЦОМ («Планирование»), одинаковая логика «снимок → сравнение → новая версия», редкие запуски. Отдельные месячный и годовой роботы дублировали бы эту логику, ЧТЗ, документацию и ОПЭ.</w:t>
       </w:r>
     </w:p>
     <w:p>
@@ -718,7 +718,16 @@
         <w:pStyle w:val="Heading1"/>
       </w:pPr>
       <w:r>
-        <w:t xml:space="preserve">2. Общие компоненты (разрабатываются в Р1, переиспользуются в Р2 и Р3)</w:t>
+        <w:t xml:space="preserve">2. Типовая процедура внесения (одна для всех роботов)</w:t>
+      </w:r>
+    </w:p>
+    <w:p>
+      <w:pPr>
+        <w:spacing w:after="100"/>
+        <w:jc w:val="both"/>
+      </w:pPr>
+      <w:r>
+        <w:t xml:space="preserve">Само внесение линейное и одинаковое для любой витрины - оно разрабатывается один раз в Р1 и вызывается с разными параметрами (метод API, витрина, период, маппинг):</w:t>
       </w:r>
     </w:p>
     <w:p>
@@ -732,157 +741,7 @@
         <w:jc w:val="both"/>
       </w:pPr>
       <w:r>
-        <w:rPr>
-          <w:b/>
-          <w:bCs/>
-        </w:rPr>
-        <w:t xml:space="preserve">Конфигурационный файл</w:t>
-      </w:r>
-      <w:r>
-        <w:t xml:space="preserve"> (xlsx/json), без правки кода меняются:</w:t>
-      </w:r>
-    </w:p>
-    <w:p>
-      <w:pPr>
-        <w:pStyle w:val="ListParagraph"/>
-        <w:numPr>
-          <w:ilvl w:val="1"/>
-          <w:numId w:val="3"/>
-        </w:numPr>
-        <w:spacing w:after="40"/>
-        <w:jc w:val="both"/>
-      </w:pPr>
-      <w:r>
-        <w:t xml:space="preserve">адрес API (IP:PORT), имена методов, параметр do (VSP09209 / VSP), ключи месторождений (VSP09209, VSP09209_BK);</w:t>
-      </w:r>
-    </w:p>
-    <w:p>
-      <w:pPr>
-        <w:pStyle w:val="ListParagraph"/>
-        <w:numPr>
-          <w:ilvl w:val="1"/>
-          <w:numId w:val="3"/>
-        </w:numPr>
-        <w:spacing w:after="40"/>
-        <w:jc w:val="both"/>
-      </w:pPr>
-      <w:r>
-        <w:t xml:space="preserve">URL ИС ЦОМ, имя учётной записи робота (пароль - в защищённом хранилище оркестратора);</w:t>
-      </w:r>
-    </w:p>
-    <w:p>
-      <w:pPr>
-        <w:pStyle w:val="ListParagraph"/>
-        <w:numPr>
-          <w:ilvl w:val="1"/>
-          <w:numId w:val="3"/>
-        </w:numPr>
-        <w:spacing w:after="40"/>
-        <w:jc w:val="both"/>
-      </w:pPr>
-      <w:r>
-        <w:t xml:space="preserve">маппинг «поле API → витрина / строка / столбец ЦОМ»;</w:t>
-      </w:r>
-    </w:p>
-    <w:p>
-      <w:pPr>
-        <w:pStyle w:val="ListParagraph"/>
-        <w:numPr>
-          <w:ilvl w:val="1"/>
-          <w:numId w:val="3"/>
-        </w:numPr>
-        <w:spacing w:after="40"/>
-        <w:jc w:val="both"/>
-      </w:pPr>
-      <w:r>
-        <w:t xml:space="preserve">расписание и окна запусков, контрольное время, число повторов, интервал повторов;</w:t>
-      </w:r>
-    </w:p>
-    <w:p>
-      <w:pPr>
-        <w:pStyle w:val="ListParagraph"/>
-        <w:numPr>
-          <w:ilvl w:val="1"/>
-          <w:numId w:val="3"/>
-        </w:numPr>
-        <w:spacing w:after="40"/>
-        <w:jc w:val="both"/>
-      </w:pPr>
-      <w:r>
-        <w:t xml:space="preserve">адресаты уведомлений (ответственный УД, ответственный ВСП, администратор робота).</w:t>
-      </w:r>
-    </w:p>
-    <w:p>
-      <w:pPr>
-        <w:pStyle w:val="ListParagraph"/>
-        <w:numPr>
-          <w:ilvl w:val="0"/>
-          <w:numId w:val="3"/>
-        </w:numPr>
-        <w:spacing w:after="60"/>
-        <w:jc w:val="both"/>
-      </w:pPr>
-      <w:r>
-        <w:rPr>
-          <w:b/>
-          <w:bCs/>
-        </w:rPr>
-        <w:t xml:space="preserve">Модуль API ВСП</w:t>
-      </w:r>
-      <w:r>
-        <w:t xml:space="preserve">: формирует GET-запрос вида http://192.168.45.100/api/1.1/&lt;метод&gt;?do=&lt;филиал&gt;&amp;date=YYYYMMDD (данные блока 09-2/09 есть только в версии API </w:t>
-      </w:r>
-      <w:r>
-        <w:rPr>
-          <w:b/>
-          <w:bCs/>
-        </w:rPr>
-        <w:t xml:space="preserve">1.1</w:t>
-      </w:r>
-      <w:r>
-        <w:t xml:space="preserve">, в 1.0 методы блока возвращают NULL - по перечню методов от 11.02.2026); таймаут 60 с; до 3 повторов с паузой 1-5 мин при сетевой ошибке или HTTP ≠ 200; проверяет, что ответ - корректный JSON, поля do и date совпадают с запрошенными; значения NULL переводит в «нет данных» (не в 0).</w:t>
-      </w:r>
-    </w:p>
-    <w:p>
-      <w:pPr>
-        <w:pStyle w:val="ListParagraph"/>
-        <w:numPr>
-          <w:ilvl w:val="1"/>
-          <w:numId w:val="3"/>
-        </w:numPr>
-        <w:spacing w:after="40"/>
-        <w:jc w:val="both"/>
-      </w:pPr>
-      <w:r>
-        <w:rPr>
-          <w:b/>
-          <w:bCs/>
-        </w:rPr>
-        <w:t xml:space="preserve">методы блока</w:t>
-      </w:r>
-      <w:r>
-        <w:t xml:space="preserve"> (do=VSP09209): collectsgVSP09209, collectbpVSP09209, collectfactVSP09209 - в ответе только данные блока;</w:t>
-      </w:r>
-    </w:p>
-    <w:p>
-      <w:pPr>
-        <w:pStyle w:val="ListParagraph"/>
-        <w:numPr>
-          <w:ilvl w:val="1"/>
-          <w:numId w:val="3"/>
-        </w:numPr>
-        <w:spacing w:after="40"/>
-        <w:jc w:val="both"/>
-      </w:pPr>
-      <w:r>
-        <w:rPr>
-          <w:b/>
-          <w:bCs/>
-        </w:rPr>
-        <w:t xml:space="preserve">общие методы ВСП</w:t>
-      </w:r>
-      <w:r>
-        <w:t xml:space="preserve"> (do=VSP): collectfactliquidVSP, collectfactwaterVSP, collectfactpngVSP, collectfacttoeVSP, collectorderpngVSP, collectphdpngVSP, collectbpliquidVSP, collectbpwaterVSP, collectbptoeVSP - ответ содержит все месторождения ВСП, робот берёт только ключ </w:t>
+        <w:t xml:space="preserve">Запросить данные: GET http://192.168.45.100/api/1.1/&lt;метод&gt;?do=&lt;VSP09209 | VSP&gt;&amp;date=YYYYMMDD. Для общих методов ВСП (do=VSP) взять из ответа только ключ </w:t>
       </w:r>
       <w:r>
         <w:rPr>
@@ -892,7 +751,7 @@
         <w:t xml:space="preserve">VSP09209_BK</w:t>
       </w:r>
       <w:r>
-        <w:t xml:space="preserve">, остальные ключи игнорирует (их вносит действующая интеграция).</w:t>
+        <w:t xml:space="preserve">.</w:t>
       </w:r>
     </w:p>
     <w:p>
@@ -906,14 +765,7 @@
         <w:jc w:val="both"/>
       </w:pPr>
       <w:r>
-        <w:rPr>
-          <w:b/>
-          <w:bCs/>
-        </w:rPr>
-        <w:t xml:space="preserve">Модуль ЦОМ (web)</w:t>
-      </w:r>
-      <w:r>
-        <w:t xml:space="preserve">: открытие браузера, авторизация, переход по разделам (Вьетнам → раздел → вкладка → вид отчёта), выбор даты/периода/версии, переход в «Ввод данных», запись значения в ячейку по маппингу, сохранение, чтение значения ячейки после сохранения, закрытие браузера.</w:t>
+        <w:t xml:space="preserve">Если значения NULL - данных ещё нет, витрину пропустить (это не ошибка).</w:t>
       </w:r>
     </w:p>
     <w:p>
@@ -927,14 +779,7 @@
         <w:jc w:val="both"/>
       </w:pPr>
       <w:r>
-        <w:rPr>
-          <w:b/>
-          <w:bCs/>
-        </w:rPr>
-        <w:t xml:space="preserve">Хранилище снимков</w:t>
-      </w:r>
-      <w:r>
-        <w:t xml:space="preserve"> (Р2, Р3): папка/файл с последними успешно внесёнными значениями по каждому набору данных и периоду - используется для сравнения «изменились ли данные».</w:t>
+        <w:t xml:space="preserve">Открыть ЦОМ → нужный раздел и вкладку → выбрать дату/период (и версию для планов) → «Ввод данных».</w:t>
       </w:r>
     </w:p>
     <w:p>
@@ -948,14 +793,7 @@
         <w:jc w:val="both"/>
       </w:pPr>
       <w:r>
-        <w:rPr>
-          <w:b/>
-          <w:bCs/>
-        </w:rPr>
-        <w:t xml:space="preserve">Журнал и отчёт о работе</w:t>
-      </w:r>
-      <w:r>
-        <w:t xml:space="preserve">: по каждому запуску - время, метод, период, значение из API, ячейка ЦОМ, результат (внесено / без изменений / ошибка); скриншот при ошибке web-интерфейса. Отчёт xlsx хранится в папке робота.</w:t>
+        <w:t xml:space="preserve">Найти строку/столбец «Блок 09-2/09» и вписать значения по маппингу «поле API → ячейка».</w:t>
       </w:r>
     </w:p>
     <w:p>
@@ -969,14 +807,7 @@
         <w:jc w:val="both"/>
       </w:pPr>
       <w:r>
-        <w:rPr>
-          <w:b/>
-          <w:bCs/>
-        </w:rPr>
-        <w:t xml:space="preserve">Уведомления по почте</w:t>
-      </w:r>
-      <w:r>
-        <w:t xml:space="preserve">: об успешном выполнении (Р1, Р2), об ошибках и отсутствии данных (все роботы), о создании новой версии плана (Р2).</w:t>
+        <w:t xml:space="preserve">Сохранить.</w:t>
       </w:r>
     </w:p>
     <w:p>
@@ -990,14 +821,16 @@
         <w:jc w:val="both"/>
       </w:pPr>
       <w:r>
-        <w:rPr>
-          <w:b/>
-          <w:bCs/>
-        </w:rPr>
-        <w:t xml:space="preserve">Правило округления</w:t>
-      </w:r>
-      <w:r>
-        <w:t xml:space="preserve">: значения вносятся с точностью 3 знака после запятой, как в API; сравнение значений - с допуском 0,0005.</w:t>
+        <w:t xml:space="preserve">Записать результат в журнал.</w:t>
+      </w:r>
+    </w:p>
+    <w:p>
+      <w:pPr>
+        <w:spacing w:after="100"/>
+        <w:jc w:val="both"/>
+      </w:pPr>
+      <w:r>
+        <w:t xml:space="preserve">Параметры (адрес API, методы, маппинг, адресаты, расписание) вынесены в конфигурационный файл, пароль - в хранилище оркестратора.</w:t>
       </w:r>
     </w:p>
     <w:p>
@@ -1005,7 +838,7 @@
         <w:pStyle w:val="Heading1"/>
       </w:pPr>
       <w:r>
-        <w:t xml:space="preserve">3. Алгоритм робота Р1 «Суточный»</w:t>
+        <w:t xml:space="preserve">3. Что и когда вносить - основная сложность</w:t>
       </w:r>
     </w:p>
     <w:p>
@@ -1014,404 +847,7 @@
         <w:jc w:val="both"/>
       </w:pPr>
       <w:r>
-        <w:rPr>
-          <w:b/>
-          <w:bCs/>
-        </w:rPr>
-        <w:t xml:space="preserve">Запуск:</w:t>
-      </w:r>
-      <w:r>
-        <w:t xml:space="preserve"> ежедневно по расписанию (предварительно 08:00 МСК - уточнить время верификации данных порталом ВСП и часовой пояс Вьетнама); повторные запуски каждые 30 мин до контрольного времени (предварительно 12:00 МСК). Ручной запуск - с параметрами «дата» и «набор показателей» (сценарий 2 ТТ: запрос произвольного набора показателей в произвольное время).</w:t>
-      </w:r>
-    </w:p>
-    <w:p>
-      <w:pPr>
-        <w:spacing w:after="100"/>
-        <w:jc w:val="both"/>
-      </w:pPr>
-      <w:r>
-        <w:rPr>
-          <w:b/>
-          <w:bCs/>
-        </w:rPr>
-        <w:t xml:space="preserve">Отчётная дата</w:t>
-      </w:r>
-      <w:r>
-        <w:t xml:space="preserve"> = предыдущие сутки (или дата из параметров ручного запуска).</w:t>
-      </w:r>
-    </w:p>
-    <w:p>
-      <w:pPr>
-        <w:pStyle w:val="ListParagraph"/>
-        <w:numPr>
-          <w:ilvl w:val="0"/>
-          <w:numId w:val="4"/>
-        </w:numPr>
-        <w:spacing w:after="60"/>
-        <w:jc w:val="both"/>
-      </w:pPr>
-      <w:r>
-        <w:t xml:space="preserve">Прочитать конфигурацию, определить отчётную дату, создать журнал запуска.</w:t>
-      </w:r>
-    </w:p>
-    <w:p>
-      <w:pPr>
-        <w:pStyle w:val="ListParagraph"/>
-        <w:numPr>
-          <w:ilvl w:val="0"/>
-          <w:numId w:val="4"/>
-        </w:numPr>
-        <w:spacing w:after="60"/>
-        <w:jc w:val="both"/>
-      </w:pPr>
-      <w:r>
-        <w:t xml:space="preserve">Для каждого из 5 методов факта выполнить запрос к API ВСП за отчётную дату:</w:t>
-      </w:r>
-    </w:p>
-    <w:p>
-      <w:pPr>
-        <w:pStyle w:val="ListParagraph"/>
-        <w:numPr>
-          <w:ilvl w:val="1"/>
-          <w:numId w:val="4"/>
-        </w:numPr>
-        <w:spacing w:after="40"/>
-        <w:jc w:val="both"/>
-      </w:pPr>
-      <w:r>
-        <w:t xml:space="preserve">collectfactVSP09209 → factOil (нефть): для ключей VSP09209 (блок) и VSP09209_BK (м/р Белый Кит) - fact_d, diffbp_d, diffsg_d, diffprev_d, diffavg_d, diffbegin_d, fact_m, diffbp_m, diffsg_m, diffavg_m, fact_y, diffbp_y, h2o_d, h2o_y, comment, t;</w:t>
-      </w:r>
-    </w:p>
-    <w:p>
-      <w:pPr>
-        <w:pStyle w:val="ListParagraph"/>
-        <w:numPr>
-          <w:ilvl w:val="1"/>
-          <w:numId w:val="4"/>
-        </w:numPr>
-        <w:spacing w:after="40"/>
-        <w:jc w:val="both"/>
-      </w:pPr>
-      <w:r>
-        <w:t xml:space="preserve">collectfactliquidVSP → factLiquid (жидкость): fact_d, diffbp_d, fact_m, diffbp_m, fact_y, diffbp_y, comment;</w:t>
-      </w:r>
-    </w:p>
-    <w:p>
-      <w:pPr>
-        <w:pStyle w:val="ListParagraph"/>
-        <w:numPr>
-          <w:ilvl w:val="1"/>
-          <w:numId w:val="4"/>
-        </w:numPr>
-        <w:spacing w:after="40"/>
-        <w:jc w:val="both"/>
-      </w:pPr>
-      <w:r>
-        <w:t xml:space="preserve">collectfactwaterVSP → factWater (закачка для ППД): fact_d/m/y, diffbp_d/m/y, diffsg_d/m/y, comment;</w:t>
-      </w:r>
-    </w:p>
-    <w:p>
-      <w:pPr>
-        <w:pStyle w:val="ListParagraph"/>
-        <w:numPr>
-          <w:ilvl w:val="1"/>
-          <w:numId w:val="4"/>
-        </w:numPr>
-        <w:spacing w:after="40"/>
-        <w:jc w:val="both"/>
-      </w:pPr>
-      <w:r>
-        <w:t xml:space="preserve">collectfactpngVSP → factPng (ПНГ): fact_d/m/y, diffphd_d/m/y, difforder_d/m/y, diffprev_d, показатели качества dewpoint, h2s, rsh, mp (норма/факт), comment;</w:t>
-      </w:r>
-    </w:p>
-    <w:p>
-      <w:pPr>
-        <w:pStyle w:val="ListParagraph"/>
-        <w:numPr>
-          <w:ilvl w:val="1"/>
-          <w:numId w:val="4"/>
-        </w:numPr>
-        <w:spacing w:after="40"/>
-        <w:jc w:val="both"/>
-      </w:pPr>
-      <w:r>
-        <w:t xml:space="preserve">collectfacttoeVSP → factToe (ТНЭ): fact_d, diffbp_d, fact_m, diffbp_m, fact_y, diffbp_y.</w:t>
-      </w:r>
-    </w:p>
-    <w:p>
-      <w:pPr>
-        <w:pStyle w:val="ListParagraph"/>
-        <w:numPr>
-          <w:ilvl w:val="0"/>
-          <w:numId w:val="4"/>
-        </w:numPr>
-        <w:spacing w:after="60"/>
-        <w:jc w:val="both"/>
-      </w:pPr>
-      <w:r>
-        <w:t xml:space="preserve">Проверить полученные данные:</w:t>
-      </w:r>
-    </w:p>
-    <w:p>
-      <w:pPr>
-        <w:pStyle w:val="ListParagraph"/>
-        <w:numPr>
-          <w:ilvl w:val="1"/>
-          <w:numId w:val="4"/>
-        </w:numPr>
-        <w:spacing w:after="40"/>
-        <w:jc w:val="both"/>
-      </w:pPr>
-      <w:r>
-        <w:t xml:space="preserve">дата в ответе равна отчётной дате;</w:t>
-      </w:r>
-    </w:p>
-    <w:p>
-      <w:pPr>
-        <w:pStyle w:val="ListParagraph"/>
-        <w:numPr>
-          <w:ilvl w:val="1"/>
-          <w:numId w:val="4"/>
-        </w:numPr>
-        <w:spacing w:after="40"/>
-        <w:jc w:val="both"/>
-      </w:pPr>
-      <w:r>
-        <w:t xml:space="preserve">обязательные поля (fact_d по нефти, жидкости, ПНГ) не NULL; если NULL - данные ещё не верифицированы порталом ВСП → отметить набор как «нет данных», перейти к п. 9;</w:t>
-      </w:r>
-    </w:p>
-    <w:p>
-      <w:pPr>
-        <w:pStyle w:val="ListParagraph"/>
-        <w:numPr>
-          <w:ilvl w:val="1"/>
-          <w:numId w:val="4"/>
-        </w:numPr>
-        <w:spacing w:after="40"/>
-        <w:jc w:val="both"/>
-      </w:pPr>
-      <w:r>
-        <w:t xml:space="preserve">числовые поля - числа, не более 3 знаков после запятой;</w:t>
-      </w:r>
-    </w:p>
-    <w:p>
-      <w:pPr>
-        <w:pStyle w:val="ListParagraph"/>
-        <w:numPr>
-          <w:ilvl w:val="1"/>
-          <w:numId w:val="4"/>
-        </w:numPr>
-        <w:spacing w:after="40"/>
-        <w:jc w:val="both"/>
-      </w:pPr>
-      <w:r>
-        <w:t xml:space="preserve">логические проверки: fact_m ≥ fact_d, fact_y ≥ fact_m (для 1-го числа месяца fact_m = fact_d); при нарушении - предупреждение в отчёт, внесение не блокируется (решение за ответственным УД).</w:t>
-      </w:r>
-    </w:p>
-    <w:p>
-      <w:pPr>
-        <w:pStyle w:val="ListParagraph"/>
-        <w:numPr>
-          <w:ilvl w:val="0"/>
-          <w:numId w:val="4"/>
-        </w:numPr>
-        <w:spacing w:after="60"/>
-        <w:jc w:val="both"/>
-      </w:pPr>
-      <w:r>
-        <w:t xml:space="preserve">Открыть браузер, авторизоваться в ИС ЦОМ, перейти: Вьетнам → ПиТ → вкладка «Закрытие».</w:t>
-      </w:r>
-    </w:p>
-    <w:p>
-      <w:pPr>
-        <w:pStyle w:val="ListParagraph"/>
-        <w:numPr>
-          <w:ilvl w:val="0"/>
-          <w:numId w:val="4"/>
-        </w:numPr>
-        <w:spacing w:after="60"/>
-        <w:jc w:val="both"/>
-      </w:pPr>
-      <w:r>
-        <w:t xml:space="preserve">Для каждого вида продукции (Нефть, Жидкость, Закачка, ПНГ, ТНЭ), по которому есть данные:</w:t>
-      </w:r>
-    </w:p>
-    <w:p>
-      <w:pPr>
-        <w:pStyle w:val="ListParagraph"/>
-        <w:numPr>
-          <w:ilvl w:val="1"/>
-          <w:numId w:val="4"/>
-        </w:numPr>
-        <w:spacing w:after="40"/>
-        <w:jc w:val="both"/>
-      </w:pPr>
-      <w:r>
-        <w:t xml:space="preserve">выбрать вид продукции в списке и отчётную дату в календаре; открыть «Ввод данных»;</w:t>
-      </w:r>
-    </w:p>
-    <w:p>
-      <w:pPr>
-        <w:pStyle w:val="ListParagraph"/>
-        <w:numPr>
-          <w:ilvl w:val="1"/>
-          <w:numId w:val="4"/>
-        </w:numPr>
-        <w:spacing w:after="40"/>
-        <w:jc w:val="both"/>
-      </w:pPr>
-      <w:r>
-        <w:t xml:space="preserve">найти строки «Блок 09-2/09» и «Большой Белый Кит (Блок 09-2/09)» по наименованию (не по номеру строки);</w:t>
-      </w:r>
-    </w:p>
-    <w:p>
-      <w:pPr>
-        <w:pStyle w:val="ListParagraph"/>
-        <w:numPr>
-          <w:ilvl w:val="1"/>
-          <w:numId w:val="4"/>
-        </w:numPr>
-        <w:spacing w:after="40"/>
-        <w:jc w:val="both"/>
-      </w:pPr>
-      <w:r>
-        <w:t xml:space="preserve">записать в ячейки значения по маппингу: Факт сутки / месяц / год, % H2O, температуру, комментарий к отклонениям и т.д.; расчётные ячейки (отклонения, расчётные показатели ТНЭ), если они вычисляются самим ЦОМ, не заполнять - только сверить;</w:t>
-      </w:r>
-    </w:p>
-    <w:p>
-      <w:pPr>
-        <w:pStyle w:val="ListParagraph"/>
-        <w:numPr>
-          <w:ilvl w:val="1"/>
-          <w:numId w:val="4"/>
-        </w:numPr>
-        <w:spacing w:after="40"/>
-        <w:jc w:val="both"/>
-      </w:pPr>
-      <w:r>
-        <w:t xml:space="preserve">поле со значением NULL в API не заполнять и не очищать (оставить как есть), записать в отчёт «нет данных»;</w:t>
-      </w:r>
-    </w:p>
-    <w:p>
-      <w:pPr>
-        <w:pStyle w:val="ListParagraph"/>
-        <w:numPr>
-          <w:ilvl w:val="1"/>
-          <w:numId w:val="4"/>
-        </w:numPr>
-        <w:spacing w:after="40"/>
-        <w:jc w:val="both"/>
-      </w:pPr>
-      <w:r>
-        <w:t xml:space="preserve">для закачки: пока факт по блоку не передаётся - при NULL по всем полям витрина пропускается без ошибки;</w:t>
-      </w:r>
-    </w:p>
-    <w:p>
-      <w:pPr>
-        <w:pStyle w:val="ListParagraph"/>
-        <w:numPr>
-          <w:ilvl w:val="1"/>
-          <w:numId w:val="4"/>
-        </w:numPr>
-        <w:spacing w:after="40"/>
-        <w:jc w:val="both"/>
-      </w:pPr>
-      <w:r>
-        <w:t xml:space="preserve">сохранить; дождаться подтверждения сохранения.</w:t>
-      </w:r>
-    </w:p>
-    <w:p>
-      <w:pPr>
-        <w:pStyle w:val="ListParagraph"/>
-        <w:numPr>
-          <w:ilvl w:val="0"/>
-          <w:numId w:val="4"/>
-        </w:numPr>
-        <w:spacing w:after="60"/>
-        <w:jc w:val="both"/>
-      </w:pPr>
-      <w:r>
-        <w:t xml:space="preserve">Контроль внесения: заново открыть витрину за отчётную дату, прочитать заполненные ячейки и сравнить с данными API (допуск 0,0005). Расхождение → одна повторная попытка записи ячейки; при повторном расхождении - ошибка в отчёт.</w:t>
-      </w:r>
-    </w:p>
-    <w:p>
-      <w:pPr>
-        <w:pStyle w:val="ListParagraph"/>
-        <w:numPr>
-          <w:ilvl w:val="0"/>
-          <w:numId w:val="4"/>
-        </w:numPr>
-        <w:spacing w:after="60"/>
-        <w:jc w:val="both"/>
-      </w:pPr>
-      <w:r>
-        <w:t xml:space="preserve">Сохранить журнал, сформировать отчёт о работе (xlsx).</w:t>
-      </w:r>
-    </w:p>
-    <w:p>
-      <w:pPr>
-        <w:pStyle w:val="ListParagraph"/>
-        <w:numPr>
-          <w:ilvl w:val="0"/>
-          <w:numId w:val="4"/>
-        </w:numPr>
-        <w:spacing w:after="60"/>
-        <w:jc w:val="both"/>
-      </w:pPr>
-      <w:r>
-        <w:t xml:space="preserve">Отправить письмо ответственному: «Данные Блока 09-2/09 за ДД.ММ.ГГГГ внесены» + отчёт; при предупреждениях - список предупреждений.</w:t>
-      </w:r>
-    </w:p>
-    <w:p>
-      <w:pPr>
-        <w:pStyle w:val="ListParagraph"/>
-        <w:numPr>
-          <w:ilvl w:val="0"/>
-          <w:numId w:val="4"/>
-        </w:numPr>
-        <w:spacing w:after="60"/>
-        <w:jc w:val="both"/>
-      </w:pPr>
-      <w:r>
-        <w:t xml:space="preserve">Если по какому-либо набору «нет данных» или API недоступен - завершить запуск; следующий повтор по расписанию выполнит только недовнесённые наборы. Если к контрольному времени данные не получены - письмо-эскалация ответственным УД и ВСП.</w:t>
-      </w:r>
-    </w:p>
-    <w:p>
-      <w:pPr>
-        <w:pStyle w:val="ListParagraph"/>
-        <w:numPr>
-          <w:ilvl w:val="0"/>
-          <w:numId w:val="4"/>
-        </w:numPr>
-        <w:spacing w:after="60"/>
-        <w:jc w:val="both"/>
-      </w:pPr>
-      <w:r>
-        <w:t xml:space="preserve">Закрыть браузер, завершить работу.</w:t>
-      </w:r>
-    </w:p>
-    <w:p>
-      <w:pPr>
-        <w:pStyle w:val="Heading1"/>
-      </w:pPr>
-      <w:r>
-        <w:t xml:space="preserve">4. Алгоритм робота Р2 «Плановый»</w:t>
-      </w:r>
-    </w:p>
-    <w:p>
-      <w:pPr>
-        <w:spacing w:after="100"/>
-        <w:jc w:val="both"/>
-      </w:pPr>
-      <w:r>
-        <w:rPr>
-          <w:b/>
-          <w:bCs/>
-        </w:rPr>
-        <w:t xml:space="preserve">Запуск:</w:t>
-      </w:r>
-      <w:r>
-        <w:t xml:space="preserve"> 1 раз в сутки (предварительно 09:00 МСК, после Р1). Робот сам определяет по календарю окон, какие наборы данных нужно проверить сегодня; если ни одно окно не активно - сразу завершает работу.</w:t>
+        <w:t xml:space="preserve">Трудоёмкость процесса определяется не внесением, а решениями «какие данные, за какой период, в какую версию и нужно ли вообще». Правила:</w:t>
       </w:r>
     </w:p>
     <w:tbl>
@@ -1427,9 +863,10 @@
         </w:tblBorders>
       </w:tblPr>
       <w:tblGrid>
+        <w:gridCol w:w="2300"/>
         <w:gridCol w:w="2600"/>
-        <w:gridCol w:w="3000"/>
-        <w:gridCol w:w="4038"/>
+        <w:gridCol w:w="2400"/>
+        <w:gridCol w:w="2338"/>
       </w:tblGrid>
       <w:tr>
         <w:trPr>
@@ -1437,7 +874,7 @@
         </w:trPr>
         <w:tc>
           <w:tcPr>
-            <w:tcW w:type="dxa" w:w="2600"/>
+            <w:tcW w:type="dxa" w:w="2300"/>
             <w:tcBorders>
               <w:top w:val="single" w:color="808080" w:sz="4"/>
               <w:left w:val="single" w:color="808080" w:sz="4"/>
@@ -1458,13 +895,13 @@
                 <w:b/>
                 <w:bCs/>
               </w:rPr>
-              <w:t xml:space="preserve">Окно</w:t>
-            </w:r>
-          </w:p>
-        </w:tc>
-        <w:tc>
-          <w:tcPr>
-            <w:tcW w:type="dxa" w:w="3000"/>
+              <w:t xml:space="preserve">Данные</w:t>
+            </w:r>
+          </w:p>
+        </w:tc>
+        <w:tc>
+          <w:tcPr>
+            <w:tcW w:type="dxa" w:w="2600"/>
             <w:tcBorders>
               <w:top w:val="single" w:color="808080" w:sz="4"/>
               <w:left w:val="single" w:color="808080" w:sz="4"/>
@@ -1485,13 +922,13 @@
                 <w:b/>
                 <w:bCs/>
               </w:rPr>
-              <w:t xml:space="preserve">Наборы данных</w:t>
-            </w:r>
-          </w:p>
-        </w:tc>
-        <w:tc>
-          <w:tcPr>
-            <w:tcW w:type="dxa" w:w="4038"/>
+              <w:t xml:space="preserve">Когда появляются на портале ВСП</w:t>
+            </w:r>
+          </w:p>
+        </w:tc>
+        <w:tc>
+          <w:tcPr>
+            <w:tcW w:type="dxa" w:w="2400"/>
             <w:tcBorders>
               <w:top w:val="single" w:color="808080" w:sz="4"/>
               <w:left w:val="single" w:color="808080" w:sz="4"/>
@@ -1512,7 +949,34 @@
                 <w:b/>
                 <w:bCs/>
               </w:rPr>
-              <w:t xml:space="preserve">Плановый период</w:t>
+              <w:t xml:space="preserve">Когда робот проверяет</w:t>
+            </w:r>
+          </w:p>
+        </w:tc>
+        <w:tc>
+          <w:tcPr>
+            <w:tcW w:type="dxa" w:w="2338"/>
+            <w:tcBorders>
+              <w:top w:val="single" w:color="808080" w:sz="4"/>
+              <w:left w:val="single" w:color="808080" w:sz="4"/>
+              <w:bottom w:val="single" w:color="808080" w:sz="4"/>
+              <w:right w:val="single" w:color="808080" w:sz="4"/>
+            </w:tcBorders>
+            <w:shd w:fill="D9E1F2" w:color="auto" w:val="clear"/>
+            <w:tcMar>
+              <w:top w:type="dxa" w:w="60"/>
+              <w:left w:type="dxa" w:w="100"/>
+              <w:bottom w:type="dxa" w:w="60"/>
+              <w:right w:type="dxa" w:w="100"/>
+            </w:tcMar>
+          </w:tcPr>
+          <w:p>
+            <w:r>
+              <w:rPr>
+                <w:b/>
+                <w:bCs/>
+              </w:rPr>
+              <w:t xml:space="preserve">Что делать</w:t>
             </w:r>
           </w:p>
         </w:tc>
@@ -1520,6 +984,32 @@
       <w:tr>
         <w:tc>
           <w:tcPr>
+            <w:tcW w:type="dxa" w:w="2300"/>
+            <w:tcBorders>
+              <w:top w:val="single" w:color="808080" w:sz="4"/>
+              <w:left w:val="single" w:color="808080" w:sz="4"/>
+              <w:bottom w:val="single" w:color="808080" w:sz="4"/>
+              <w:right w:val="single" w:color="808080" w:sz="4"/>
+            </w:tcBorders>
+            <w:tcMar>
+              <w:top w:type="dxa" w:w="60"/>
+              <w:left w:type="dxa" w:w="100"/>
+              <w:bottom w:type="dxa" w:w="60"/>
+              <w:right w:type="dxa" w:w="100"/>
+            </w:tcMar>
+          </w:tcPr>
+          <w:p>
+            <w:r>
+              <w:rPr>
+                <w:b w:val="false"/>
+                <w:bCs w:val="false"/>
+              </w:rPr>
+              <w:t xml:space="preserve">Факт суток: нефть, жидкость, закачка, ПНГ, ТНЭ</w:t>
+            </w:r>
+          </w:p>
+        </w:tc>
+        <w:tc>
+          <w:tcPr>
             <w:tcW w:type="dxa" w:w="2600"/>
             <w:tcBorders>
               <w:top w:val="single" w:color="808080" w:sz="4"/>
@@ -1540,59 +1030,59 @@
                 <w:b w:val="false"/>
                 <w:bCs w:val="false"/>
               </w:rPr>
-              <w:t xml:space="preserve">Месячное: с 28-го числа по 7-е число следующего месяца</w:t>
-            </w:r>
-          </w:p>
-        </w:tc>
-        <w:tc>
-          <w:tcPr>
-            <w:tcW w:type="dxa" w:w="3000"/>
-            <w:tcBorders>
-              <w:top w:val="single" w:color="808080" w:sz="4"/>
-              <w:left w:val="single" w:color="808080" w:sz="4"/>
-              <w:bottom w:val="single" w:color="808080" w:sz="4"/>
-              <w:right w:val="single" w:color="808080" w:sz="4"/>
-            </w:tcBorders>
-            <w:tcMar>
-              <w:top w:type="dxa" w:w="60"/>
-              <w:left w:type="dxa" w:w="100"/>
-              <w:bottom w:type="dxa" w:w="60"/>
-              <w:right w:type="dxa" w:w="100"/>
-            </w:tcMar>
-          </w:tcPr>
-          <w:p>
-            <w:r>
-              <w:rPr>
-                <w:b w:val="false"/>
-                <w:bCs w:val="false"/>
-              </w:rPr>
-              <w:t xml:space="preserve">Сетевой график нефти (sgOil), План-заявка ПНГ (orderPng) - по 31 значению</w:t>
-            </w:r>
-          </w:p>
-        </w:tc>
-        <w:tc>
-          <w:tcPr>
-            <w:tcW w:type="dxa" w:w="4038"/>
-            <w:tcBorders>
-              <w:top w:val="single" w:color="808080" w:sz="4"/>
-              <w:left w:val="single" w:color="808080" w:sz="4"/>
-              <w:bottom w:val="single" w:color="808080" w:sz="4"/>
-              <w:right w:val="single" w:color="808080" w:sz="4"/>
-            </w:tcBorders>
-            <w:tcMar>
-              <w:top w:type="dxa" w:w="60"/>
-              <w:left w:type="dxa" w:w="100"/>
-              <w:bottom w:type="dxa" w:w="60"/>
-              <w:right w:type="dxa" w:w="100"/>
-            </w:tcMar>
-          </w:tcPr>
-          <w:p>
-            <w:r>
-              <w:rPr>
-                <w:b w:val="false"/>
-                <w:bCs w:val="false"/>
-              </w:rPr>
-              <w:t xml:space="preserve">Следующий месяц (с 28-го до конца месяца) / текущий месяц (с 1-го по 7-е)</w:t>
+              <w:t xml:space="preserve">Утром после верификации ВСП (время уточнить)</w:t>
+            </w:r>
+          </w:p>
+        </w:tc>
+        <w:tc>
+          <w:tcPr>
+            <w:tcW w:type="dxa" w:w="2400"/>
+            <w:tcBorders>
+              <w:top w:val="single" w:color="808080" w:sz="4"/>
+              <w:left w:val="single" w:color="808080" w:sz="4"/>
+              <w:bottom w:val="single" w:color="808080" w:sz="4"/>
+              <w:right w:val="single" w:color="808080" w:sz="4"/>
+            </w:tcBorders>
+            <w:tcMar>
+              <w:top w:type="dxa" w:w="60"/>
+              <w:left w:type="dxa" w:w="100"/>
+              <w:bottom w:type="dxa" w:w="60"/>
+              <w:right w:type="dxa" w:w="100"/>
+            </w:tcMar>
+          </w:tcPr>
+          <w:p>
+            <w:r>
+              <w:rPr>
+                <w:b w:val="false"/>
+                <w:bCs w:val="false"/>
+              </w:rPr>
+              <w:t xml:space="preserve">Р1: ежедневно, повторы до контрольного времени</w:t>
+            </w:r>
+          </w:p>
+        </w:tc>
+        <w:tc>
+          <w:tcPr>
+            <w:tcW w:type="dxa" w:w="2338"/>
+            <w:tcBorders>
+              <w:top w:val="single" w:color="808080" w:sz="4"/>
+              <w:left w:val="single" w:color="808080" w:sz="4"/>
+              <w:bottom w:val="single" w:color="808080" w:sz="4"/>
+              <w:right w:val="single" w:color="808080" w:sz="4"/>
+            </w:tcBorders>
+            <w:tcMar>
+              <w:top w:type="dxa" w:w="60"/>
+              <w:left w:type="dxa" w:w="100"/>
+              <w:bottom w:type="dxa" w:w="60"/>
+              <w:right w:type="dxa" w:w="100"/>
+            </w:tcMar>
+          </w:tcPr>
+          <w:p>
+            <w:r>
+              <w:rPr>
+                <w:b w:val="false"/>
+                <w:bCs w:val="false"/>
+              </w:rPr>
+              <w:t xml:space="preserve">Внести за вчера. Нет данных - повторить позже, к контрольному времени - письмо</w:t>
             </w:r>
           </w:p>
         </w:tc>
@@ -1600,6 +1090,32 @@
       <w:tr>
         <w:tc>
           <w:tcPr>
+            <w:tcW w:type="dxa" w:w="2300"/>
+            <w:tcBorders>
+              <w:top w:val="single" w:color="808080" w:sz="4"/>
+              <w:left w:val="single" w:color="808080" w:sz="4"/>
+              <w:bottom w:val="single" w:color="808080" w:sz="4"/>
+              <w:right w:val="single" w:color="808080" w:sz="4"/>
+            </w:tcBorders>
+            <w:tcMar>
+              <w:top w:type="dxa" w:w="60"/>
+              <w:left w:type="dxa" w:w="100"/>
+              <w:bottom w:type="dxa" w:w="60"/>
+              <w:right w:type="dxa" w:w="100"/>
+            </w:tcMar>
+          </w:tcPr>
+          <w:p>
+            <w:r>
+              <w:rPr>
+                <w:b w:val="false"/>
+                <w:bCs w:val="false"/>
+              </w:rPr>
+              <w:t xml:space="preserve">Сетевой график нефти, План-заявка ПНГ (на месяц)</w:t>
+            </w:r>
+          </w:p>
+        </w:tc>
+        <w:tc>
+          <w:tcPr>
             <w:tcW w:type="dxa" w:w="2600"/>
             <w:tcBorders>
               <w:top w:val="single" w:color="808080" w:sz="4"/>
@@ -1620,59 +1136,59 @@
                 <w:b w:val="false"/>
                 <w:bCs w:val="false"/>
               </w:rPr>
-              <w:t xml:space="preserve">Годовое: с 20 декабря по 31 января</w:t>
-            </w:r>
-          </w:p>
-        </w:tc>
-        <w:tc>
-          <w:tcPr>
-            <w:tcW w:type="dxa" w:w="3000"/>
-            <w:tcBorders>
-              <w:top w:val="single" w:color="808080" w:sz="4"/>
-              <w:left w:val="single" w:color="808080" w:sz="4"/>
-              <w:bottom w:val="single" w:color="808080" w:sz="4"/>
-              <w:right w:val="single" w:color="808080" w:sz="4"/>
-            </w:tcBorders>
-            <w:tcMar>
-              <w:top w:type="dxa" w:w="60"/>
-              <w:left w:type="dxa" w:w="100"/>
-              <w:bottom w:type="dxa" w:w="60"/>
-              <w:right w:type="dxa" w:w="100"/>
-            </w:tcMar>
-          </w:tcPr>
-          <w:p>
-            <w:r>
-              <w:rPr>
-                <w:b w:val="false"/>
-                <w:bCs w:val="false"/>
-              </w:rPr>
-              <w:t xml:space="preserve">БП нефть (bpOil), БП жидкость (bpLiquid), БП закачка (bpWater), БП ТНЭ (bpToe), ПХД ПНГ (phdPng) - по 12 значений</w:t>
-            </w:r>
-          </w:p>
-        </w:tc>
-        <w:tc>
-          <w:tcPr>
-            <w:tcW w:type="dxa" w:w="4038"/>
-            <w:tcBorders>
-              <w:top w:val="single" w:color="808080" w:sz="4"/>
-              <w:left w:val="single" w:color="808080" w:sz="4"/>
-              <w:bottom w:val="single" w:color="808080" w:sz="4"/>
-              <w:right w:val="single" w:color="808080" w:sz="4"/>
-            </w:tcBorders>
-            <w:tcMar>
-              <w:top w:type="dxa" w:w="60"/>
-              <w:left w:type="dxa" w:w="100"/>
-              <w:bottom w:type="dxa" w:w="60"/>
-              <w:right w:type="dxa" w:w="100"/>
-            </w:tcMar>
-          </w:tcPr>
-          <w:p>
-            <w:r>
-              <w:rPr>
-                <w:b w:val="false"/>
-                <w:bCs w:val="false"/>
-              </w:rPr>
-              <w:t xml:space="preserve">Следующий год (декабрь) / текущий год (январь)</w:t>
+              <w:t xml:space="preserve">Предварительные - 29-1 число, окончательные - 3-5 число; бывает 2 версии</w:t>
+            </w:r>
+          </w:p>
+        </w:tc>
+        <w:tc>
+          <w:tcPr>
+            <w:tcW w:type="dxa" w:w="2400"/>
+            <w:tcBorders>
+              <w:top w:val="single" w:color="808080" w:sz="4"/>
+              <w:left w:val="single" w:color="808080" w:sz="4"/>
+              <w:bottom w:val="single" w:color="808080" w:sz="4"/>
+              <w:right w:val="single" w:color="808080" w:sz="4"/>
+            </w:tcBorders>
+            <w:tcMar>
+              <w:top w:type="dxa" w:w="60"/>
+              <w:left w:type="dxa" w:w="100"/>
+              <w:bottom w:type="dxa" w:w="60"/>
+              <w:right w:type="dxa" w:w="100"/>
+            </w:tcMar>
+          </w:tcPr>
+          <w:p>
+            <w:r>
+              <w:rPr>
+                <w:b w:val="false"/>
+                <w:bCs w:val="false"/>
+              </w:rPr>
+              <w:t xml:space="preserve">Р2: ежедневно с 28-го по 7-е</w:t>
+            </w:r>
+          </w:p>
+        </w:tc>
+        <w:tc>
+          <w:tcPr>
+            <w:tcW w:type="dxa" w:w="2338"/>
+            <w:tcBorders>
+              <w:top w:val="single" w:color="808080" w:sz="4"/>
+              <w:left w:val="single" w:color="808080" w:sz="4"/>
+              <w:bottom w:val="single" w:color="808080" w:sz="4"/>
+              <w:right w:val="single" w:color="808080" w:sz="4"/>
+            </w:tcBorders>
+            <w:tcMar>
+              <w:top w:type="dxa" w:w="60"/>
+              <w:left w:type="dxa" w:w="100"/>
+              <w:bottom w:type="dxa" w:w="60"/>
+              <w:right w:type="dxa" w:w="100"/>
+            </w:tcMar>
+          </w:tcPr>
+          <w:p>
+            <w:r>
+              <w:rPr>
+                <w:b w:val="false"/>
+                <w:bCs w:val="false"/>
+              </w:rPr>
+              <w:t xml:space="preserve">Первое появление - внести. Изменились - новая версия и внести. Не изменились - ничего</w:t>
             </w:r>
           </w:p>
         </w:tc>
@@ -1680,6 +1196,32 @@
       <w:tr>
         <w:tc>
           <w:tcPr>
+            <w:tcW w:type="dxa" w:w="2300"/>
+            <w:tcBorders>
+              <w:top w:val="single" w:color="808080" w:sz="4"/>
+              <w:left w:val="single" w:color="808080" w:sz="4"/>
+              <w:bottom w:val="single" w:color="808080" w:sz="4"/>
+              <w:right w:val="single" w:color="808080" w:sz="4"/>
+            </w:tcBorders>
+            <w:tcMar>
+              <w:top w:type="dxa" w:w="60"/>
+              <w:left w:type="dxa" w:w="100"/>
+              <w:bottom w:type="dxa" w:w="60"/>
+              <w:right w:type="dxa" w:w="100"/>
+            </w:tcMar>
+          </w:tcPr>
+          <w:p>
+            <w:r>
+              <w:rPr>
+                <w:b w:val="false"/>
+                <w:bCs w:val="false"/>
+              </w:rPr>
+              <w:t xml:space="preserve">Бизнес-план (нефть, жидкость, закачка, ТНЭ), ПХД ПНГ (на год)</w:t>
+            </w:r>
+          </w:p>
+        </w:tc>
+        <w:tc>
+          <w:tcPr>
             <w:tcW w:type="dxa" w:w="2600"/>
             <w:tcBorders>
               <w:top w:val="single" w:color="808080" w:sz="4"/>
@@ -1700,59 +1242,165 @@
                 <w:b w:val="false"/>
                 <w:bCs w:val="false"/>
               </w:rPr>
-              <w:t xml:space="preserve">Квартальное: первые 10 рабочих дней января, апреля, июля, октября</w:t>
-            </w:r>
-          </w:p>
-        </w:tc>
-        <w:tc>
-          <w:tcPr>
-            <w:tcW w:type="dxa" w:w="3000"/>
-            <w:tcBorders>
-              <w:top w:val="single" w:color="808080" w:sz="4"/>
-              <w:left w:val="single" w:color="808080" w:sz="4"/>
-              <w:bottom w:val="single" w:color="808080" w:sz="4"/>
-              <w:right w:val="single" w:color="808080" w:sz="4"/>
-            </w:tcBorders>
-            <w:tcMar>
-              <w:top w:type="dxa" w:w="60"/>
-              <w:left w:type="dxa" w:w="100"/>
-              <w:bottom w:type="dxa" w:w="60"/>
-              <w:right w:type="dxa" w:w="100"/>
-            </w:tcMar>
-          </w:tcPr>
-          <w:p>
-            <w:r>
-              <w:rPr>
-                <w:b w:val="false"/>
-                <w:bCs w:val="false"/>
-              </w:rPr>
-              <w:t xml:space="preserve">Те же 5 наборов бизнес-плана</w:t>
-            </w:r>
-          </w:p>
-        </w:tc>
-        <w:tc>
-          <w:tcPr>
-            <w:tcW w:type="dxa" w:w="4038"/>
-            <w:tcBorders>
-              <w:top w:val="single" w:color="808080" w:sz="4"/>
-              <w:left w:val="single" w:color="808080" w:sz="4"/>
-              <w:bottom w:val="single" w:color="808080" w:sz="4"/>
-              <w:right w:val="single" w:color="808080" w:sz="4"/>
-            </w:tcBorders>
-            <w:tcMar>
-              <w:top w:type="dxa" w:w="60"/>
-              <w:left w:type="dxa" w:w="100"/>
-              <w:bottom w:type="dxa" w:w="60"/>
-              <w:right w:type="dxa" w:w="100"/>
-            </w:tcMar>
-          </w:tcPr>
-          <w:p>
-            <w:r>
-              <w:rPr>
-                <w:b w:val="false"/>
-                <w:bCs w:val="false"/>
-              </w:rPr>
-              <w:t xml:space="preserve">Текущий год - контроль корректировок БП</w:t>
+              <w:t xml:space="preserve">Раз в год, дата не фиксирована; возможны корректировки</w:t>
+            </w:r>
+          </w:p>
+        </w:tc>
+        <w:tc>
+          <w:tcPr>
+            <w:tcW w:type="dxa" w:w="2400"/>
+            <w:tcBorders>
+              <w:top w:val="single" w:color="808080" w:sz="4"/>
+              <w:left w:val="single" w:color="808080" w:sz="4"/>
+              <w:bottom w:val="single" w:color="808080" w:sz="4"/>
+              <w:right w:val="single" w:color="808080" w:sz="4"/>
+            </w:tcBorders>
+            <w:tcMar>
+              <w:top w:type="dxa" w:w="60"/>
+              <w:left w:type="dxa" w:w="100"/>
+              <w:bottom w:type="dxa" w:w="60"/>
+              <w:right w:type="dxa" w:w="100"/>
+            </w:tcMar>
+          </w:tcPr>
+          <w:p>
+            <w:r>
+              <w:rPr>
+                <w:b w:val="false"/>
+                <w:bCs w:val="false"/>
+              </w:rPr>
+              <w:t xml:space="preserve">Р2: ежедневно 20.12-31.01; первые 10 раб. дней квартала</w:t>
+            </w:r>
+          </w:p>
+        </w:tc>
+        <w:tc>
+          <w:tcPr>
+            <w:tcW w:type="dxa" w:w="2338"/>
+            <w:tcBorders>
+              <w:top w:val="single" w:color="808080" w:sz="4"/>
+              <w:left w:val="single" w:color="808080" w:sz="4"/>
+              <w:bottom w:val="single" w:color="808080" w:sz="4"/>
+              <w:right w:val="single" w:color="808080" w:sz="4"/>
+            </w:tcBorders>
+            <w:tcMar>
+              <w:top w:type="dxa" w:w="60"/>
+              <w:left w:type="dxa" w:w="100"/>
+              <w:bottom w:type="dxa" w:w="60"/>
+              <w:right w:type="dxa" w:w="100"/>
+            </w:tcMar>
+          </w:tcPr>
+          <w:p>
+            <w:r>
+              <w:rPr>
+                <w:b w:val="false"/>
+                <w:bCs w:val="false"/>
+              </w:rPr>
+              <w:t xml:space="preserve">То же: первое появление - внести, изменения - новая версия</w:t>
+            </w:r>
+          </w:p>
+        </w:tc>
+      </w:tr>
+      <w:tr>
+        <w:tc>
+          <w:tcPr>
+            <w:tcW w:type="dxa" w:w="2300"/>
+            <w:tcBorders>
+              <w:top w:val="single" w:color="808080" w:sz="4"/>
+              <w:left w:val="single" w:color="808080" w:sz="4"/>
+              <w:bottom w:val="single" w:color="808080" w:sz="4"/>
+              <w:right w:val="single" w:color="808080" w:sz="4"/>
+            </w:tcBorders>
+            <w:tcMar>
+              <w:top w:type="dxa" w:w="60"/>
+              <w:left w:type="dxa" w:w="100"/>
+              <w:bottom w:type="dxa" w:w="60"/>
+              <w:right w:type="dxa" w:w="100"/>
+            </w:tcMar>
+          </w:tcPr>
+          <w:p>
+            <w:r>
+              <w:rPr>
+                <w:b w:val="false"/>
+                <w:bCs w:val="false"/>
+              </w:rPr>
+              <w:t xml:space="preserve">Мнемосхема, энергетика</w:t>
+            </w:r>
+          </w:p>
+        </w:tc>
+        <w:tc>
+          <w:tcPr>
+            <w:tcW w:type="dxa" w:w="2600"/>
+            <w:tcBorders>
+              <w:top w:val="single" w:color="808080" w:sz="4"/>
+              <w:left w:val="single" w:color="808080" w:sz="4"/>
+              <w:bottom w:val="single" w:color="808080" w:sz="4"/>
+              <w:right w:val="single" w:color="808080" w:sz="4"/>
+            </w:tcBorders>
+            <w:tcMar>
+              <w:top w:type="dxa" w:w="60"/>
+              <w:left w:type="dxa" w:w="100"/>
+              <w:bottom w:type="dxa" w:w="60"/>
+              <w:right w:type="dxa" w:w="100"/>
+            </w:tcMar>
+          </w:tcPr>
+          <w:p>
+            <w:r>
+              <w:rPr>
+                <w:b w:val="false"/>
+                <w:bCs w:val="false"/>
+              </w:rPr>
+              <w:t xml:space="preserve">Несколько раз в сутки (срезы)</w:t>
+            </w:r>
+          </w:p>
+        </w:tc>
+        <w:tc>
+          <w:tcPr>
+            <w:tcW w:type="dxa" w:w="2400"/>
+            <w:tcBorders>
+              <w:top w:val="single" w:color="808080" w:sz="4"/>
+              <w:left w:val="single" w:color="808080" w:sz="4"/>
+              <w:bottom w:val="single" w:color="808080" w:sz="4"/>
+              <w:right w:val="single" w:color="808080" w:sz="4"/>
+            </w:tcBorders>
+            <w:tcMar>
+              <w:top w:type="dxa" w:w="60"/>
+              <w:left w:type="dxa" w:w="100"/>
+              <w:bottom w:type="dxa" w:w="60"/>
+              <w:right w:type="dxa" w:w="100"/>
+            </w:tcMar>
+          </w:tcPr>
+          <w:p>
+            <w:r>
+              <w:rPr>
+                <w:b w:val="false"/>
+                <w:bCs w:val="false"/>
+              </w:rPr>
+              <w:t xml:space="preserve">Р3: каждые 8 ч (до 1 раза в час)</w:t>
+            </w:r>
+          </w:p>
+        </w:tc>
+        <w:tc>
+          <w:tcPr>
+            <w:tcW w:type="dxa" w:w="2338"/>
+            <w:tcBorders>
+              <w:top w:val="single" w:color="808080" w:sz="4"/>
+              <w:left w:val="single" w:color="808080" w:sz="4"/>
+              <w:bottom w:val="single" w:color="808080" w:sz="4"/>
+              <w:right w:val="single" w:color="808080" w:sz="4"/>
+            </w:tcBorders>
+            <w:tcMar>
+              <w:top w:type="dxa" w:w="60"/>
+              <w:left w:type="dxa" w:w="100"/>
+              <w:bottom w:type="dxa" w:w="60"/>
+              <w:right w:type="dxa" w:w="100"/>
+            </w:tcMar>
+          </w:tcPr>
+          <w:p>
+            <w:r>
+              <w:rPr>
+                <w:b w:val="false"/>
+                <w:bCs w:val="false"/>
+              </w:rPr>
+              <w:t xml:space="preserve">Внести текущий срез и пропущенные срезы за сутки</w:t>
             </w:r>
           </w:p>
         </w:tc>
@@ -1765,110 +1413,7 @@
     </w:p>
     <w:p>
       <w:pPr>
-        <w:pStyle w:val="ListParagraph"/>
-        <w:numPr>
-          <w:ilvl w:val="0"/>
-          <w:numId w:val="5"/>
-        </w:numPr>
-        <w:spacing w:after="60"/>
-        <w:jc w:val="both"/>
-      </w:pPr>
-      <w:r>
-        <w:t xml:space="preserve">Прочитать конфигурацию и календарь окон, определить активные окна и список наборов на сегодня. Нет активных окон → завершить работу.</w:t>
-      </w:r>
-    </w:p>
-    <w:p>
-      <w:pPr>
-        <w:pStyle w:val="ListParagraph"/>
-        <w:numPr>
-          <w:ilvl w:val="0"/>
-          <w:numId w:val="5"/>
-        </w:numPr>
-        <w:spacing w:after="60"/>
-        <w:jc w:val="both"/>
-      </w:pPr>
-      <w:r>
-        <w:t xml:space="preserve">Для каждого набора из списка:</w:t>
-      </w:r>
-    </w:p>
-    <w:p>
-      <w:pPr>
-        <w:pStyle w:val="ListParagraph"/>
-        <w:numPr>
-          <w:ilvl w:val="1"/>
-          <w:numId w:val="5"/>
-        </w:numPr>
-        <w:spacing w:after="40"/>
-        <w:jc w:val="both"/>
-      </w:pPr>
-      <w:r>
-        <w:t xml:space="preserve">выполнить запрос к API (параметр date - первое число планового месяца/года, уточнить в ЧТЗ);</w:t>
-      </w:r>
-    </w:p>
-    <w:p>
-      <w:pPr>
-        <w:pStyle w:val="ListParagraph"/>
-        <w:numPr>
-          <w:ilvl w:val="1"/>
-          <w:numId w:val="5"/>
-        </w:numPr>
-        <w:spacing w:after="40"/>
-        <w:jc w:val="both"/>
-      </w:pPr>
-      <w:r>
-        <w:t xml:space="preserve">проверить ответ: массив нужной длины (31 значение для месячных, 12 - для годовых), числа или NULL; для месячных - значения за несуществующие дни месяца (например, 31 число в 30-дневном месяце) должны быть NULL;</w:t>
-      </w:r>
-    </w:p>
-    <w:p>
-      <w:pPr>
-        <w:pStyle w:val="ListParagraph"/>
-        <w:numPr>
-          <w:ilvl w:val="1"/>
-          <w:numId w:val="5"/>
-        </w:numPr>
-        <w:spacing w:after="40"/>
-        <w:jc w:val="both"/>
-      </w:pPr>
-      <w:r>
-        <w:t xml:space="preserve">если весь массив NULL - данных за период ещё нет, набор пропускается без ошибки (запись «нет данных» в журнал);</w:t>
-      </w:r>
-    </w:p>
-    <w:p>
-      <w:pPr>
-        <w:pStyle w:val="ListParagraph"/>
-        <w:numPr>
-          <w:ilvl w:val="1"/>
-          <w:numId w:val="5"/>
-        </w:numPr>
-        <w:spacing w:after="40"/>
-        <w:jc w:val="both"/>
-      </w:pPr>
-      <w:r>
-        <w:t xml:space="preserve">сравнить массив со снимком последних внесённых значений за этот период.</w:t>
-      </w:r>
-    </w:p>
-    <w:p>
-      <w:pPr>
-        <w:pStyle w:val="ListParagraph"/>
-        <w:numPr>
-          <w:ilvl w:val="0"/>
-          <w:numId w:val="5"/>
-        </w:numPr>
-        <w:spacing w:after="60"/>
-        <w:jc w:val="both"/>
-      </w:pPr>
-      <w:r>
-        <w:t xml:space="preserve">Принять решение по набору:</w:t>
-      </w:r>
-    </w:p>
-    <w:p>
-      <w:pPr>
-        <w:pStyle w:val="ListParagraph"/>
-        <w:numPr>
-          <w:ilvl w:val="1"/>
-          <w:numId w:val="5"/>
-        </w:numPr>
-        <w:spacing w:after="40"/>
+        <w:spacing w:after="100"/>
         <w:jc w:val="both"/>
       </w:pPr>
       <w:r>
@@ -1876,20 +1421,15 @@
           <w:b/>
           <w:bCs/>
         </w:rPr>
-        <w:t xml:space="preserve">снимка нет</w:t>
-      </w:r>
-      <w:r>
-        <w:t xml:space="preserve"> (первое получение данных за период) → «первичная загрузка»: внести в актуальную версию плана;</w:t>
-      </w:r>
-    </w:p>
-    <w:p>
-      <w:pPr>
-        <w:pStyle w:val="ListParagraph"/>
-        <w:numPr>
-          <w:ilvl w:val="1"/>
-          <w:numId w:val="5"/>
-        </w:numPr>
-        <w:spacing w:after="40"/>
+        <w:t xml:space="preserve">Как робот понимает, что данные изменились.</w:t>
+      </w:r>
+      <w:r>
+        <w:t xml:space="preserve"> После каждого успешного внесения планов робот сохраняет «снимок» внесённых значений. При следующей проверке новые данные сравниваются со снимком: снимка нет - первичная загрузка; совпадают - ничего не делать; отличаются - новая версия плана.</w:t>
+      </w:r>
+    </w:p>
+    <w:p>
+      <w:pPr>
+        <w:spacing w:after="100"/>
         <w:jc w:val="both"/>
       </w:pPr>
       <w:r>
@@ -1897,209 +1437,10 @@
           <w:b/>
           <w:bCs/>
         </w:rPr>
-        <w:t xml:space="preserve">данные совпадают со снимком</w:t>
-      </w:r>
-      <w:r>
-        <w:t xml:space="preserve"> → «без изменений», в ЦОМ не заходить;</w:t>
-      </w:r>
-    </w:p>
-    <w:p>
-      <w:pPr>
-        <w:pStyle w:val="ListParagraph"/>
-        <w:numPr>
-          <w:ilvl w:val="1"/>
-          <w:numId w:val="5"/>
-        </w:numPr>
-        <w:spacing w:after="40"/>
-        <w:jc w:val="both"/>
-      </w:pPr>
-      <w:r>
-        <w:rPr>
-          <w:b/>
-          <w:bCs/>
-        </w:rPr>
-        <w:t xml:space="preserve">данные отличаются</w:t>
-      </w:r>
-      <w:r>
-        <w:t xml:space="preserve"> (пришла окончательная версия или корректировка) → «новая версия».</w:t>
-      </w:r>
-    </w:p>
-    <w:p>
-      <w:pPr>
-        <w:pStyle w:val="ListParagraph"/>
-        <w:numPr>
-          <w:ilvl w:val="0"/>
-          <w:numId w:val="5"/>
-        </w:numPr>
-        <w:spacing w:after="60"/>
-        <w:jc w:val="both"/>
-      </w:pPr>
-      <w:r>
-        <w:t xml:space="preserve">Если по всем наборам «без изменений» / «нет данных» - отправить сводку (только при включённой настройке) и завершить работу.</w:t>
-      </w:r>
-    </w:p>
-    <w:p>
-      <w:pPr>
-        <w:pStyle w:val="ListParagraph"/>
-        <w:numPr>
-          <w:ilvl w:val="0"/>
-          <w:numId w:val="5"/>
-        </w:numPr>
-        <w:spacing w:after="60"/>
-        <w:jc w:val="both"/>
-      </w:pPr>
-      <w:r>
-        <w:t xml:space="preserve">Открыть браузер, авторизоваться в ИС ЦОМ, перейти в раздел «Планирование».</w:t>
-      </w:r>
-    </w:p>
-    <w:p>
-      <w:pPr>
-        <w:pStyle w:val="ListParagraph"/>
-        <w:numPr>
-          <w:ilvl w:val="0"/>
-          <w:numId w:val="5"/>
-        </w:numPr>
-        <w:spacing w:after="60"/>
-        <w:jc w:val="both"/>
-      </w:pPr>
-      <w:r>
-        <w:t xml:space="preserve">Для каждого набора с решением «первичная загрузка» или «новая версия»:</w:t>
-      </w:r>
-    </w:p>
-    <w:p>
-      <w:pPr>
-        <w:pStyle w:val="ListParagraph"/>
-        <w:numPr>
-          <w:ilvl w:val="1"/>
-          <w:numId w:val="5"/>
-        </w:numPr>
-        <w:spacing w:after="40"/>
-        <w:jc w:val="both"/>
-      </w:pPr>
-      <w:r>
-        <w:t xml:space="preserve">перейти на нужную вкладку (Нефть / Жидкость / Закачка / ПНГ / ТНЭ) и вид плана (Сетевой график / Бизнес-план / План-заявка / ПХД), выбрать плановый месяц или год;</w:t>
-      </w:r>
-    </w:p>
-    <w:p>
-      <w:pPr>
-        <w:pStyle w:val="ListParagraph"/>
-        <w:numPr>
-          <w:ilvl w:val="1"/>
-          <w:numId w:val="5"/>
-        </w:numPr>
-        <w:spacing w:after="40"/>
-        <w:jc w:val="both"/>
-      </w:pPr>
-      <w:r>
-        <w:t xml:space="preserve">выбрать актуальную версию в выпадающем списке версий;</w:t>
-      </w:r>
-    </w:p>
-    <w:p>
-      <w:pPr>
-        <w:pStyle w:val="ListParagraph"/>
-        <w:numPr>
-          <w:ilvl w:val="1"/>
-          <w:numId w:val="5"/>
-        </w:numPr>
-        <w:spacing w:after="40"/>
-        <w:jc w:val="both"/>
-      </w:pPr>
-      <w:r>
-        <w:t xml:space="preserve">при решении «новая версия»: нажать «Добавить версию», дождаться создания и убедиться, что новая версия выбрана как актуальная; если в новой версии не скопированы данные других блоков - </w:t>
-      </w:r>
-      <w:r>
-        <w:rPr>
-          <w:b/>
-          <w:bCs/>
-        </w:rPr>
-        <w:t xml:space="preserve">данные других блоков не трогать</w:t>
-      </w:r>
-      <w:r>
-        <w:t xml:space="preserve"> (порядок работы с версиями согласуется с Горбуновым, см. раздел 8);</w:t>
-      </w:r>
-    </w:p>
-    <w:p>
-      <w:pPr>
-        <w:pStyle w:val="ListParagraph"/>
-        <w:numPr>
-          <w:ilvl w:val="1"/>
-          <w:numId w:val="5"/>
-        </w:numPr>
-        <w:spacing w:after="40"/>
-        <w:jc w:val="both"/>
-      </w:pPr>
-      <w:r>
-        <w:t xml:space="preserve">открыть «Ввод данных», найти столбец/строку «Блок 09-2/09» по наименованию;</w:t>
-      </w:r>
-    </w:p>
-    <w:p>
-      <w:pPr>
-        <w:pStyle w:val="ListParagraph"/>
-        <w:numPr>
-          <w:ilvl w:val="1"/>
-          <w:numId w:val="5"/>
-        </w:numPr>
-        <w:spacing w:after="40"/>
-        <w:jc w:val="both"/>
-      </w:pPr>
-      <w:r>
-        <w:t xml:space="preserve">записать значения по дням месяца (31) или по месяцам (12); NULL не записывать;</w:t>
-      </w:r>
-    </w:p>
-    <w:p>
-      <w:pPr>
-        <w:pStyle w:val="ListParagraph"/>
-        <w:numPr>
-          <w:ilvl w:val="1"/>
-          <w:numId w:val="5"/>
-        </w:numPr>
-        <w:spacing w:after="40"/>
-        <w:jc w:val="both"/>
-      </w:pPr>
-      <w:r>
-        <w:t xml:space="preserve">сохранить, дождаться подтверждения.</w:t>
-      </w:r>
-    </w:p>
-    <w:p>
-      <w:pPr>
-        <w:pStyle w:val="ListParagraph"/>
-        <w:numPr>
-          <w:ilvl w:val="0"/>
-          <w:numId w:val="5"/>
-        </w:numPr>
-        <w:spacing w:after="60"/>
-        <w:jc w:val="both"/>
-      </w:pPr>
-      <w:r>
-        <w:t xml:space="preserve">Контроль внесения: перечитать заполненный столбец/строку и сравнить с данными API. При успехе - обновить снимок; при расхождении - одна повторная запись, затем ошибка в отчёт (снимок не обновляется, чтобы на следующий день попытка повторилась).</w:t>
-      </w:r>
-    </w:p>
-    <w:p>
-      <w:pPr>
-        <w:pStyle w:val="ListParagraph"/>
-        <w:numPr>
-          <w:ilvl w:val="0"/>
-          <w:numId w:val="5"/>
-        </w:numPr>
-        <w:spacing w:after="60"/>
-        <w:jc w:val="both"/>
-      </w:pPr>
-      <w:r>
-        <w:t xml:space="preserve">Сформировать отчёт о работе; отправить письмо ответственному: какие планы внесены, какие версии созданы (наименование версии), какие наборы без изменений.</w:t>
-      </w:r>
-    </w:p>
-    <w:p>
-      <w:pPr>
-        <w:pStyle w:val="ListParagraph"/>
-        <w:numPr>
-          <w:ilvl w:val="0"/>
-          <w:numId w:val="5"/>
-        </w:numPr>
-        <w:spacing w:after="60"/>
-        <w:jc w:val="both"/>
-      </w:pPr>
-      <w:r>
-        <w:t xml:space="preserve">Закрыть браузер, завершить работу.</w:t>
+        <w:t xml:space="preserve">Версии.</w:t>
+      </w:r>
+      <w:r>
+        <w:t xml:space="preserve"> Порядок работы с версиями сетевого графика и БП (робот создаёт версию сам или вносит в версию, созданную действующей интеграцией по другим блокам) - главный открытый вопрос, согласуется с Горбуновым. В оценку заложено: робот создаёт новую версию кнопкой «Добавить версию» при изменении данных и не трогает данные других блоков.</w:t>
       </w:r>
     </w:p>
     <w:p>
@@ -2107,23 +1448,7 @@
         <w:pStyle w:val="Heading1"/>
       </w:pPr>
       <w:r>
-        <w:t xml:space="preserve">5. Алгоритм робота Р3 «Оперативный»</w:t>
-      </w:r>
-    </w:p>
-    <w:p>
-      <w:pPr>
-        <w:spacing w:after="100"/>
-        <w:jc w:val="both"/>
-      </w:pPr>
-      <w:r>
-        <w:rPr>
-          <w:b/>
-          <w:bCs/>
-        </w:rPr>
-        <w:t xml:space="preserve">Внимание:</w:t>
-      </w:r>
-      <w:r>
-        <w:t xml:space="preserve"> методы API для мнемосхемы и энергетики будут определены после предпроектного обследования; алгоритм ниже - предварительный и уточняется в ЧТЗ. Табличная часть мнемосхемы в ЦОМ ещё не создана (будет реализована подрядчиком ЦОМ).</w:t>
+        <w:t xml:space="preserve">4. Робот Р1 «Суточный»</w:t>
       </w:r>
     </w:p>
     <w:p>
@@ -2139,7 +1464,230 @@
         <w:t xml:space="preserve">Запуск:</w:t>
       </w:r>
       <w:r>
-        <w:t xml:space="preserve"> по расписанию каждые 8 ч (например, 00:30, 08:30, 16:30 - со сдвигом после смены среза данных), перенастраивается до 1 раза в час. Параллельный запуск запрещён: если предыдущий цикл ещё идёт - новый не стартует (запись в журнал).</w:t>
+        <w:t xml:space="preserve"> ежедневно ~08:00 МСК, повторы каждые 30 мин до ~12:00 (только по недовнесённым витринам); ручной запуск за любую дату.</w:t>
+      </w:r>
+    </w:p>
+    <w:p>
+      <w:pPr>
+        <w:pStyle w:val="ListParagraph"/>
+        <w:numPr>
+          <w:ilvl w:val="0"/>
+          <w:numId w:val="4"/>
+        </w:numPr>
+        <w:spacing w:after="60"/>
+        <w:jc w:val="both"/>
+      </w:pPr>
+      <w:r>
+        <w:t xml:space="preserve">Отчётная дата = вчера (или дата из ручного запуска).</w:t>
+      </w:r>
+    </w:p>
+    <w:p>
+      <w:pPr>
+        <w:pStyle w:val="ListParagraph"/>
+        <w:numPr>
+          <w:ilvl w:val="0"/>
+          <w:numId w:val="4"/>
+        </w:numPr>
+        <w:spacing w:after="60"/>
+        <w:jc w:val="both"/>
+      </w:pPr>
+      <w:r>
+        <w:t xml:space="preserve">По типовой процедуре (раздел 2) внести 5 витрин ПиТ → Закрытие:</w:t>
+      </w:r>
+    </w:p>
+    <w:p>
+      <w:pPr>
+        <w:pStyle w:val="ListParagraph"/>
+        <w:numPr>
+          <w:ilvl w:val="1"/>
+          <w:numId w:val="4"/>
+        </w:numPr>
+        <w:spacing w:after="40"/>
+        <w:jc w:val="both"/>
+      </w:pPr>
+      <w:r>
+        <w:t xml:space="preserve">Нефть - collectfactVSP09209 (do=VSP09209);</w:t>
+      </w:r>
+    </w:p>
+    <w:p>
+      <w:pPr>
+        <w:pStyle w:val="ListParagraph"/>
+        <w:numPr>
+          <w:ilvl w:val="1"/>
+          <w:numId w:val="4"/>
+        </w:numPr>
+        <w:spacing w:after="40"/>
+        <w:jc w:val="both"/>
+      </w:pPr>
+      <w:r>
+        <w:t xml:space="preserve">Жидкость - collectfactliquidVSP; Закачка - collectfactwaterVSP; ПНГ - collectfactpngVSP; ТНЭ - collectfacttoeVSP (do=VSP, ключ VSP09209_BK).</w:t>
+      </w:r>
+    </w:p>
+    <w:p>
+      <w:pPr>
+        <w:pStyle w:val="ListParagraph"/>
+        <w:numPr>
+          <w:ilvl w:val="0"/>
+          <w:numId w:val="4"/>
+        </w:numPr>
+        <w:spacing w:after="60"/>
+        <w:jc w:val="both"/>
+      </w:pPr>
+      <w:r>
+        <w:t xml:space="preserve">Расчётные ячейки ЦОМ (отклонения и т.п.) не заполнять.</w:t>
+      </w:r>
+    </w:p>
+    <w:p>
+      <w:pPr>
+        <w:pStyle w:val="ListParagraph"/>
+        <w:numPr>
+          <w:ilvl w:val="0"/>
+          <w:numId w:val="4"/>
+        </w:numPr>
+        <w:spacing w:after="60"/>
+        <w:jc w:val="both"/>
+      </w:pPr>
+      <w:r>
+        <w:t xml:space="preserve">Если по какой-то витрине данных нет - оставить её на следующий повтор; к контрольному времени - письмо ответственным УД и ВСП.</w:t>
+      </w:r>
+    </w:p>
+    <w:p>
+      <w:pPr>
+        <w:pStyle w:val="ListParagraph"/>
+        <w:numPr>
+          <w:ilvl w:val="0"/>
+          <w:numId w:val="4"/>
+        </w:numPr>
+        <w:spacing w:after="60"/>
+        <w:jc w:val="both"/>
+      </w:pPr>
+      <w:r>
+        <w:t xml:space="preserve">Письмо «Данные Блока 09-2/09 за ДД.ММ.ГГГГ внесены» + отчёт.</w:t>
+      </w:r>
+    </w:p>
+    <w:p>
+      <w:pPr>
+        <w:pStyle w:val="Heading1"/>
+      </w:pPr>
+      <w:r>
+        <w:t xml:space="preserve">5. Робот Р2 «Плановый»</w:t>
+      </w:r>
+    </w:p>
+    <w:p>
+      <w:pPr>
+        <w:spacing w:after="100"/>
+        <w:jc w:val="both"/>
+      </w:pPr>
+      <w:r>
+        <w:rPr>
+          <w:b/>
+          <w:bCs/>
+        </w:rPr>
+        <w:t xml:space="preserve">Запуск:</w:t>
+      </w:r>
+      <w:r>
+        <w:t xml:space="preserve"> ежедневно ~09:00 МСК. Вне окон (раздел 3) сразу завершается.</w:t>
+      </w:r>
+    </w:p>
+    <w:p>
+      <w:pPr>
+        <w:pStyle w:val="ListParagraph"/>
+        <w:numPr>
+          <w:ilvl w:val="0"/>
+          <w:numId w:val="5"/>
+        </w:numPr>
+        <w:spacing w:after="60"/>
+        <w:jc w:val="both"/>
+      </w:pPr>
+      <w:r>
+        <w:t xml:space="preserve">Определить активные окна на сегодня и список наборов: месячное окно - СГ нефти, План-заявка ПНГ; годовое/квартальное - БП нефть, жидкость, закачка, ТНЭ, ПХД ПНГ. Нет окон - завершить.</w:t>
+      </w:r>
+    </w:p>
+    <w:p>
+      <w:pPr>
+        <w:pStyle w:val="ListParagraph"/>
+        <w:numPr>
+          <w:ilvl w:val="0"/>
+          <w:numId w:val="5"/>
+        </w:numPr>
+        <w:spacing w:after="60"/>
+        <w:jc w:val="both"/>
+      </w:pPr>
+      <w:r>
+        <w:t xml:space="preserve">Определить плановый период: с 28-го - следующий месяц, с 1-го по 7-е - текущий; в декабре - следующий год, в январе и квартальных окнах - текущий.</w:t>
+      </w:r>
+    </w:p>
+    <w:p>
+      <w:pPr>
+        <w:pStyle w:val="ListParagraph"/>
+        <w:numPr>
+          <w:ilvl w:val="0"/>
+          <w:numId w:val="5"/>
+        </w:numPr>
+        <w:spacing w:after="60"/>
+        <w:jc w:val="both"/>
+      </w:pPr>
+      <w:r>
+        <w:t xml:space="preserve">По каждому набору запросить API и сравнить со снимком → решение: «первичная загрузка» / «без изменений» / «новая версия» (раздел 3). Всё «без изменений» - завершить.</w:t>
+      </w:r>
+    </w:p>
+    <w:p>
+      <w:pPr>
+        <w:pStyle w:val="ListParagraph"/>
+        <w:numPr>
+          <w:ilvl w:val="0"/>
+          <w:numId w:val="5"/>
+        </w:numPr>
+        <w:spacing w:after="60"/>
+        <w:jc w:val="both"/>
+      </w:pPr>
+      <w:r>
+        <w:t xml:space="preserve">Для «новой версии» - Планирование → нужный план → «Добавить версию», убедиться, что версия создана и выбрана.</w:t>
+      </w:r>
+    </w:p>
+    <w:p>
+      <w:pPr>
+        <w:pStyle w:val="ListParagraph"/>
+        <w:numPr>
+          <w:ilvl w:val="0"/>
+          <w:numId w:val="5"/>
+        </w:numPr>
+        <w:spacing w:after="60"/>
+        <w:jc w:val="both"/>
+      </w:pPr>
+      <w:r>
+        <w:t xml:space="preserve">Внести значения по типовой процедуре (31 значение по дням или 12 по месяцам) в столбец/строку «Блок 09-2/09».</w:t>
+      </w:r>
+    </w:p>
+    <w:p>
+      <w:pPr>
+        <w:pStyle w:val="ListParagraph"/>
+        <w:numPr>
+          <w:ilvl w:val="0"/>
+          <w:numId w:val="5"/>
+        </w:numPr>
+        <w:spacing w:after="60"/>
+        <w:jc w:val="both"/>
+      </w:pPr>
+      <w:r>
+        <w:t xml:space="preserve">Обновить снимок. Письмо: что внесено, какие версии созданы.</w:t>
+      </w:r>
+    </w:p>
+    <w:p>
+      <w:pPr>
+        <w:pStyle w:val="Heading1"/>
+      </w:pPr>
+      <w:r>
+        <w:t xml:space="preserve">6. Робот Р3 «Оперативный»</w:t>
+      </w:r>
+    </w:p>
+    <w:p>
+      <w:pPr>
+        <w:spacing w:after="100"/>
+        <w:jc w:val="both"/>
+      </w:pPr>
+      <w:r>
+        <w:t xml:space="preserve">Предварительно: методы API для мнемосхемы и энергетики будут определены после предпроектного обследования, таблица мнемосхемы в ЦОМ ещё не создана.</w:t>
       </w:r>
     </w:p>
     <w:p>
@@ -2153,7 +1701,7 @@
         <w:jc w:val="both"/>
       </w:pPr>
       <w:r>
-        <w:t xml:space="preserve">Прочитать конфигурацию и справочник соответствия «показатель API → строка таблицы мнемосхемы / энергетики» (до 50 + до 10 строк). Определить текущий срез (дата + интервал) и список пропущенных срезов за последние 24 ч по журналу.</w:t>
+        <w:t xml:space="preserve">Запуск каждые 8 ч (перенастраивается до 1 раза в час). Если предыдущий цикл ещё идёт - не запускаться.</w:t>
       </w:r>
     </w:p>
     <w:p>
@@ -2167,203 +1715,35 @@
         <w:jc w:val="both"/>
       </w:pPr>
       <w:r>
-        <w:t xml:space="preserve">Для текущего и пропущенных срезов:</w:t>
-      </w:r>
-    </w:p>
-    <w:p>
-      <w:pPr>
-        <w:pStyle w:val="ListParagraph"/>
-        <w:numPr>
-          <w:ilvl w:val="1"/>
+        <w:t xml:space="preserve">Определить текущий срез и пропущенные за сутки (по журналу).</w:t>
+      </w:r>
+    </w:p>
+    <w:p>
+      <w:pPr>
+        <w:pStyle w:val="ListParagraph"/>
+        <w:numPr>
+          <w:ilvl w:val="0"/>
           <w:numId w:val="6"/>
         </w:numPr>
-        <w:spacing w:after="40"/>
-        <w:jc w:val="both"/>
-      </w:pPr>
-      <w:r>
-        <w:t xml:space="preserve">запросить данные мнемосхемы (до 50 показателей) и энергетики (до 10 показателей) из API ВСП;</w:t>
-      </w:r>
-    </w:p>
-    <w:p>
-      <w:pPr>
-        <w:pStyle w:val="ListParagraph"/>
-        <w:numPr>
-          <w:ilvl w:val="1"/>
+        <w:spacing w:after="60"/>
+        <w:jc w:val="both"/>
+      </w:pPr>
+      <w:r>
+        <w:t xml:space="preserve">По типовой процедуре внести до 50 показателей в таблицу мнемосхемы (страница блока 09-2/09 → «Схема») и до 10 показателей энергетики (Инфраструктура/Электроэнергия).</w:t>
+      </w:r>
+    </w:p>
+    <w:p>
+      <w:pPr>
+        <w:pStyle w:val="ListParagraph"/>
+        <w:numPr>
+          <w:ilvl w:val="0"/>
           <w:numId w:val="6"/>
         </w:numPr>
-        <w:spacing w:after="40"/>
-        <w:jc w:val="both"/>
-      </w:pPr>
-      <w:r>
-        <w:t xml:space="preserve">проверить: метка времени соответствует срезу; значения - числа в допустимых диапазонах (из справочника); NULL - «нет данных».</w:t>
-      </w:r>
-    </w:p>
-    <w:p>
-      <w:pPr>
-        <w:pStyle w:val="ListParagraph"/>
-        <w:numPr>
-          <w:ilvl w:val="0"/>
-          <w:numId w:val="6"/>
-        </w:numPr>
-        <w:spacing w:after="60"/>
-        <w:jc w:val="both"/>
-      </w:pPr>
-      <w:r>
-        <w:t xml:space="preserve">Открыть браузер, авторизоваться в ИС ЦОМ.</w:t>
-      </w:r>
-    </w:p>
-    <w:p>
-      <w:pPr>
-        <w:pStyle w:val="ListParagraph"/>
-        <w:numPr>
-          <w:ilvl w:val="0"/>
-          <w:numId w:val="6"/>
-        </w:numPr>
-        <w:spacing w:after="60"/>
-        <w:jc w:val="both"/>
-      </w:pPr>
-      <w:r>
-        <w:t xml:space="preserve">Мнемосхема: перейти на страницу блока 09-2/09 → вкладка «Схема» → табличная часть:</w:t>
-      </w:r>
-    </w:p>
-    <w:p>
-      <w:pPr>
-        <w:pStyle w:val="ListParagraph"/>
-        <w:numPr>
-          <w:ilvl w:val="1"/>
-          <w:numId w:val="6"/>
-        </w:numPr>
-        <w:spacing w:after="40"/>
-        <w:jc w:val="both"/>
-      </w:pPr>
-      <w:r>
-        <w:t xml:space="preserve">выбрать дату и срез;</w:t>
-      </w:r>
-    </w:p>
-    <w:p>
-      <w:pPr>
-        <w:pStyle w:val="ListParagraph"/>
-        <w:numPr>
-          <w:ilvl w:val="1"/>
-          <w:numId w:val="6"/>
-        </w:numPr>
-        <w:spacing w:after="40"/>
-        <w:jc w:val="both"/>
-      </w:pPr>
-      <w:r>
-        <w:t xml:space="preserve">записать значения показателей по справочнику соответствия (поиск строки по наименованию/коду показателя);</w:t>
-      </w:r>
-    </w:p>
-    <w:p>
-      <w:pPr>
-        <w:pStyle w:val="ListParagraph"/>
-        <w:numPr>
-          <w:ilvl w:val="1"/>
-          <w:numId w:val="6"/>
-        </w:numPr>
-        <w:spacing w:after="40"/>
-        <w:jc w:val="both"/>
-      </w:pPr>
-      <w:r>
-        <w:t xml:space="preserve">сохранить.</w:t>
-      </w:r>
-    </w:p>
-    <w:p>
-      <w:pPr>
-        <w:pStyle w:val="ListParagraph"/>
-        <w:numPr>
-          <w:ilvl w:val="0"/>
-          <w:numId w:val="6"/>
-        </w:numPr>
-        <w:spacing w:after="60"/>
-        <w:jc w:val="both"/>
-      </w:pPr>
-      <w:r>
-        <w:t xml:space="preserve">Энергетика: перейти Вьетнам → Инфраструктура / Электроэнергия → лист вводных данных (суточная сводка) → строки Блока 09-2/09 (Южный Белый Кит):</w:t>
-      </w:r>
-    </w:p>
-    <w:p>
-      <w:pPr>
-        <w:pStyle w:val="ListParagraph"/>
-        <w:numPr>
-          <w:ilvl w:val="1"/>
-          <w:numId w:val="6"/>
-        </w:numPr>
-        <w:spacing w:after="40"/>
-        <w:jc w:val="both"/>
-      </w:pPr>
-      <w:r>
-        <w:t xml:space="preserve">выбрать дату (срез);</w:t>
-      </w:r>
-    </w:p>
-    <w:p>
-      <w:pPr>
-        <w:pStyle w:val="ListParagraph"/>
-        <w:numPr>
-          <w:ilvl w:val="1"/>
-          <w:numId w:val="6"/>
-        </w:numPr>
-        <w:spacing w:after="40"/>
-        <w:jc w:val="both"/>
-      </w:pPr>
-      <w:r>
-        <w:t xml:space="preserve">записать до 10 показателей по справочнику;</w:t>
-      </w:r>
-    </w:p>
-    <w:p>
-      <w:pPr>
-        <w:pStyle w:val="ListParagraph"/>
-        <w:numPr>
-          <w:ilvl w:val="1"/>
-          <w:numId w:val="6"/>
-        </w:numPr>
-        <w:spacing w:after="40"/>
-        <w:jc w:val="both"/>
-      </w:pPr>
-      <w:r>
-        <w:t xml:space="preserve">сохранить.</w:t>
-      </w:r>
-    </w:p>
-    <w:p>
-      <w:pPr>
-        <w:pStyle w:val="ListParagraph"/>
-        <w:numPr>
-          <w:ilvl w:val="0"/>
-          <w:numId w:val="6"/>
-        </w:numPr>
-        <w:spacing w:after="60"/>
-        <w:jc w:val="both"/>
-      </w:pPr>
-      <w:r>
-        <w:t xml:space="preserve">Контроль внесения: перечитать ячейки, сверить с API.</w:t>
-      </w:r>
-    </w:p>
-    <w:p>
-      <w:pPr>
-        <w:pStyle w:val="ListParagraph"/>
-        <w:numPr>
-          <w:ilvl w:val="0"/>
-          <w:numId w:val="6"/>
-        </w:numPr>
-        <w:spacing w:after="60"/>
-        <w:jc w:val="both"/>
-      </w:pPr>
-      <w:r>
-        <w:t xml:space="preserve">Записать результат в журнал. Письмо - только при ошибке, отсутствии данных более 2 срезов подряд или пропуске интервала. Один раз в сутки (после последнего среза) - сводный отчёт за сутки.</w:t>
-      </w:r>
-    </w:p>
-    <w:p>
-      <w:pPr>
-        <w:pStyle w:val="ListParagraph"/>
-        <w:numPr>
-          <w:ilvl w:val="0"/>
-          <w:numId w:val="6"/>
-        </w:numPr>
-        <w:spacing w:after="60"/>
-        <w:jc w:val="both"/>
-      </w:pPr>
-      <w:r>
-        <w:t xml:space="preserve">Закрыть браузер. Цикл должен укладываться в 15 мин; превышение - предупреждение в журнал.</w:t>
+        <w:spacing w:after="60"/>
+        <w:jc w:val="both"/>
+      </w:pPr>
+      <w:r>
+        <w:t xml:space="preserve">Письмо - только при ошибке или если данных нет 2 среза подряд; раз в сутки - сводный отчёт.</w:t>
       </w:r>
     </w:p>
     <w:p>
@@ -2371,7 +1751,7 @@
         <w:pStyle w:val="Heading1"/>
       </w:pPr>
       <w:r>
-        <w:t xml:space="preserve">6. Обработка исключений (все роботы)</w:t>
+        <w:t xml:space="preserve">7. Обработка исключений</w:t>
       </w:r>
     </w:p>
     <w:tbl>
@@ -2472,7 +1852,7 @@
                 <w:b w:val="false"/>
                 <w:bCs w:val="false"/>
               </w:rPr>
-              <w:t xml:space="preserve">API ВСП недоступен / таймаут / HTTP-ошибка</w:t>
+              <w:t xml:space="preserve">API недоступен / ошибка ответа</w:t>
             </w:r>
           </w:p>
         </w:tc>
@@ -2498,7 +1878,7 @@
                 <w:b w:val="false"/>
                 <w:bCs w:val="false"/>
               </w:rPr>
-              <w:t xml:space="preserve">До 3 повторов с паузой; затем - пропуск набора, запись в журнал, повтор на следующем запуске; к контрольному времени - письмо-эскалация</w:t>
+              <w:t xml:space="preserve">До 3 повторов; затем пропуск, повтор на следующем запуске; к контрольному времени - письмо</w:t>
             </w:r>
           </w:p>
         </w:tc>
@@ -2526,7 +1906,7 @@
                 <w:b w:val="false"/>
                 <w:bCs w:val="false"/>
               </w:rPr>
-              <w:t xml:space="preserve">Ответ не JSON / нет ожидаемых полей / дата не совпадает</w:t>
+              <w:t xml:space="preserve">Значения NULL</w:t>
             </w:r>
           </w:p>
         </w:tc>
@@ -2552,7 +1932,7 @@
                 <w:b w:val="false"/>
                 <w:bCs w:val="false"/>
               </w:rPr>
-              <w:t xml:space="preserve">Данные не вносятся, письмо администратору робота с текстом ответа</w:t>
+              <w:t xml:space="preserve">Не ошибка - данных ещё нет, повтор по расписанию</w:t>
             </w:r>
           </w:p>
         </w:tc>
@@ -2580,7 +1960,7 @@
                 <w:b w:val="false"/>
                 <w:bCs w:val="false"/>
               </w:rPr>
-              <w:t xml:space="preserve">Все значения NULL</w:t>
+              <w:t xml:space="preserve">ЦОМ недоступен, ошибка авторизации, не найден элемент или строка блока</w:t>
             </w:r>
           </w:p>
         </w:tc>
@@ -2606,7 +1986,7 @@
                 <w:b w:val="false"/>
                 <w:bCs w:val="false"/>
               </w:rPr>
-              <w:t xml:space="preserve">Не ошибка - «данных ещё нет», повтор по расписанию</w:t>
+              <w:t xml:space="preserve">Скриншот, письмо администратору робота; остальные витрины обрабатываются</w:t>
             </w:r>
           </w:p>
         </w:tc>
@@ -2634,7 +2014,7 @@
                 <w:b w:val="false"/>
                 <w:bCs w:val="false"/>
               </w:rPr>
-              <w:t xml:space="preserve">ЦОМ недоступен / ошибка авторизации</w:t>
+              <w:t xml:space="preserve">Не удалось создать версию (Р2)</w:t>
             </w:r>
           </w:p>
         </w:tc>
@@ -2660,7 +2040,7 @@
                 <w:b w:val="false"/>
                 <w:bCs w:val="false"/>
               </w:rPr>
-              <w:t xml:space="preserve">2 повтора с паузой 5 мин; затем письмо администратору; учётная запись не блокируется повторными попытками</w:t>
+              <w:t xml:space="preserve">Данные в старую версию не вносятся, снимок не обновляется, письмо ответственному УД</w:t>
             </w:r>
           </w:p>
         </w:tc>
@@ -2688,7 +2068,7 @@
                 <w:b w:val="false"/>
                 <w:bCs w:val="false"/>
               </w:rPr>
-              <w:t xml:space="preserve">Не найден элемент интерфейса (изменилась вёрстка ЦОМ), не найдена строка/столбец блока</w:t>
+              <w:t xml:space="preserve">Любая непредвиденная ошибка</w:t>
             </w:r>
           </w:p>
         </w:tc>
@@ -2714,223 +2094,7 @@
                 <w:b w:val="false"/>
                 <w:bCs w:val="false"/>
               </w:rPr>
-              <w:t xml:space="preserve">Скриншот, прекращение работы с витриной, письмо администратору; остальные витрины обрабатываются</w:t>
-            </w:r>
-          </w:p>
-        </w:tc>
-      </w:tr>
-      <w:tr>
-        <w:tc>
-          <w:tcPr>
-            <w:tcW w:type="dxa" w:w="3600"/>
-            <w:tcBorders>
-              <w:top w:val="single" w:color="808080" w:sz="4"/>
-              <w:left w:val="single" w:color="808080" w:sz="4"/>
-              <w:bottom w:val="single" w:color="808080" w:sz="4"/>
-              <w:right w:val="single" w:color="808080" w:sz="4"/>
-            </w:tcBorders>
-            <w:tcMar>
-              <w:top w:type="dxa" w:w="60"/>
-              <w:left w:type="dxa" w:w="100"/>
-              <w:bottom w:type="dxa" w:w="60"/>
-              <w:right w:type="dxa" w:w="100"/>
-            </w:tcMar>
-          </w:tcPr>
-          <w:p>
-            <w:r>
-              <w:rPr>
-                <w:b w:val="false"/>
-                <w:bCs w:val="false"/>
-              </w:rPr>
-              <w:t xml:space="preserve">Ошибка сохранения / расхождение при контроле</w:t>
-            </w:r>
-          </w:p>
-        </w:tc>
-        <w:tc>
-          <w:tcPr>
-            <w:tcW w:type="dxa" w:w="6038"/>
-            <w:tcBorders>
-              <w:top w:val="single" w:color="808080" w:sz="4"/>
-              <w:left w:val="single" w:color="808080" w:sz="4"/>
-              <w:bottom w:val="single" w:color="808080" w:sz="4"/>
-              <w:right w:val="single" w:color="808080" w:sz="4"/>
-            </w:tcBorders>
-            <w:tcMar>
-              <w:top w:type="dxa" w:w="60"/>
-              <w:left w:type="dxa" w:w="100"/>
-              <w:bottom w:type="dxa" w:w="60"/>
-              <w:right w:type="dxa" w:w="100"/>
-            </w:tcMar>
-          </w:tcPr>
-          <w:p>
-            <w:r>
-              <w:rPr>
-                <w:b w:val="false"/>
-                <w:bCs w:val="false"/>
-              </w:rPr>
-              <w:t xml:space="preserve">Одна повторная запись; затем ошибка в отчёт, снимок (Р2) не обновляется</w:t>
-            </w:r>
-          </w:p>
-        </w:tc>
-      </w:tr>
-      <w:tr>
-        <w:tc>
-          <w:tcPr>
-            <w:tcW w:type="dxa" w:w="3600"/>
-            <w:tcBorders>
-              <w:top w:val="single" w:color="808080" w:sz="4"/>
-              <w:left w:val="single" w:color="808080" w:sz="4"/>
-              <w:bottom w:val="single" w:color="808080" w:sz="4"/>
-              <w:right w:val="single" w:color="808080" w:sz="4"/>
-            </w:tcBorders>
-            <w:tcMar>
-              <w:top w:type="dxa" w:w="60"/>
-              <w:left w:type="dxa" w:w="100"/>
-              <w:bottom w:type="dxa" w:w="60"/>
-              <w:right w:type="dxa" w:w="100"/>
-            </w:tcMar>
-          </w:tcPr>
-          <w:p>
-            <w:r>
-              <w:rPr>
-                <w:b w:val="false"/>
-                <w:bCs w:val="false"/>
-              </w:rPr>
-              <w:t xml:space="preserve">Не удалось создать новую версию (Р2)</w:t>
-            </w:r>
-          </w:p>
-        </w:tc>
-        <w:tc>
-          <w:tcPr>
-            <w:tcW w:type="dxa" w:w="6038"/>
-            <w:tcBorders>
-              <w:top w:val="single" w:color="808080" w:sz="4"/>
-              <w:left w:val="single" w:color="808080" w:sz="4"/>
-              <w:bottom w:val="single" w:color="808080" w:sz="4"/>
-              <w:right w:val="single" w:color="808080" w:sz="4"/>
-            </w:tcBorders>
-            <w:tcMar>
-              <w:top w:type="dxa" w:w="60"/>
-              <w:left w:type="dxa" w:w="100"/>
-              <w:bottom w:type="dxa" w:w="60"/>
-              <w:right w:type="dxa" w:w="100"/>
-            </w:tcMar>
-          </w:tcPr>
-          <w:p>
-            <w:r>
-              <w:rPr>
-                <w:b w:val="false"/>
-                <w:bCs w:val="false"/>
-              </w:rPr>
-              <w:t xml:space="preserve">Данные не вносятся в старую версию; письмо ответственному УД</w:t>
-            </w:r>
-          </w:p>
-        </w:tc>
-      </w:tr>
-      <w:tr>
-        <w:tc>
-          <w:tcPr>
-            <w:tcW w:type="dxa" w:w="3600"/>
-            <w:tcBorders>
-              <w:top w:val="single" w:color="808080" w:sz="4"/>
-              <w:left w:val="single" w:color="808080" w:sz="4"/>
-              <w:bottom w:val="single" w:color="808080" w:sz="4"/>
-              <w:right w:val="single" w:color="808080" w:sz="4"/>
-            </w:tcBorders>
-            <w:tcMar>
-              <w:top w:type="dxa" w:w="60"/>
-              <w:left w:type="dxa" w:w="100"/>
-              <w:bottom w:type="dxa" w:w="60"/>
-              <w:right w:type="dxa" w:w="100"/>
-            </w:tcMar>
-          </w:tcPr>
-          <w:p>
-            <w:r>
-              <w:rPr>
-                <w:b w:val="false"/>
-                <w:bCs w:val="false"/>
-              </w:rPr>
-              <w:t xml:space="preserve">Предыдущий цикл ещё выполняется (Р3)</w:t>
-            </w:r>
-          </w:p>
-        </w:tc>
-        <w:tc>
-          <w:tcPr>
-            <w:tcW w:type="dxa" w:w="6038"/>
-            <w:tcBorders>
-              <w:top w:val="single" w:color="808080" w:sz="4"/>
-              <w:left w:val="single" w:color="808080" w:sz="4"/>
-              <w:bottom w:val="single" w:color="808080" w:sz="4"/>
-              <w:right w:val="single" w:color="808080" w:sz="4"/>
-            </w:tcBorders>
-            <w:tcMar>
-              <w:top w:type="dxa" w:w="60"/>
-              <w:left w:type="dxa" w:w="100"/>
-              <w:bottom w:type="dxa" w:w="60"/>
-              <w:right w:type="dxa" w:w="100"/>
-            </w:tcMar>
-          </w:tcPr>
-          <w:p>
-            <w:r>
-              <w:rPr>
-                <w:b w:val="false"/>
-                <w:bCs w:val="false"/>
-              </w:rPr>
-              <w:t xml:space="preserve">Новый цикл не запускается, запись в журнал; срез догружается следующим циклом</w:t>
-            </w:r>
-          </w:p>
-        </w:tc>
-      </w:tr>
-      <w:tr>
-        <w:tc>
-          <w:tcPr>
-            <w:tcW w:type="dxa" w:w="3600"/>
-            <w:tcBorders>
-              <w:top w:val="single" w:color="808080" w:sz="4"/>
-              <w:left w:val="single" w:color="808080" w:sz="4"/>
-              <w:bottom w:val="single" w:color="808080" w:sz="4"/>
-              <w:right w:val="single" w:color="808080" w:sz="4"/>
-            </w:tcBorders>
-            <w:tcMar>
-              <w:top w:type="dxa" w:w="60"/>
-              <w:left w:type="dxa" w:w="100"/>
-              <w:bottom w:type="dxa" w:w="60"/>
-              <w:right w:type="dxa" w:w="100"/>
-            </w:tcMar>
-          </w:tcPr>
-          <w:p>
-            <w:r>
-              <w:rPr>
-                <w:b w:val="false"/>
-                <w:bCs w:val="false"/>
-              </w:rPr>
-              <w:t xml:space="preserve">Любая непредвиденная ошибка</w:t>
-            </w:r>
-          </w:p>
-        </w:tc>
-        <w:tc>
-          <w:tcPr>
-            <w:tcW w:type="dxa" w:w="6038"/>
-            <w:tcBorders>
-              <w:top w:val="single" w:color="808080" w:sz="4"/>
-              <w:left w:val="single" w:color="808080" w:sz="4"/>
-              <w:bottom w:val="single" w:color="808080" w:sz="4"/>
-              <w:right w:val="single" w:color="808080" w:sz="4"/>
-            </w:tcBorders>
-            <w:tcMar>
-              <w:top w:type="dxa" w:w="60"/>
-              <w:left w:type="dxa" w:w="100"/>
-              <w:bottom w:type="dxa" w:w="60"/>
-              <w:right w:type="dxa" w:w="100"/>
-            </w:tcMar>
-          </w:tcPr>
-          <w:p>
-            <w:r>
-              <w:rPr>
-                <w:b w:val="false"/>
-                <w:bCs w:val="false"/>
-              </w:rPr>
-              <w:t xml:space="preserve">Скриншот, журнал, закрытие браузера, письмо администратору, корректное завершение с кодом ошибки для оркестратора</w:t>
+              <w:t xml:space="preserve">Скриншот, журнал, закрытие браузера, письмо, код ошибки для оркестратора</w:t>
             </w:r>
           </w:p>
         </w:tc>
@@ -2941,7 +2105,7 @@
         <w:pStyle w:val="Heading1"/>
       </w:pPr>
       <w:r>
-        <w:t xml:space="preserve">7. Сводное расписание</w:t>
+        <w:t xml:space="preserve">8. Сводное расписание</w:t>
       </w:r>
     </w:p>
     <w:tbl>
@@ -3307,7 +2471,7 @@
         <w:pStyle w:val="Heading1"/>
       </w:pPr>
       <w:r>
-        <w:t xml:space="preserve">8. Открытые вопросы к заказчику</w:t>
+        <w:t xml:space="preserve">9. Открытые вопросы к заказчику</w:t>
       </w:r>
     </w:p>
     <w:p>

--- a/ocenka_09-2-09/Алгоритм_роботов_ЦОМ_Блок_09-2-09.docx
+++ b/ocenka_09-2-09/Алгоритм_роботов_ЦОМ_Блок_09-2-09.docx
@@ -125,14 +125,14 @@
         <w:jc w:val="both"/>
       </w:pPr>
       <w:r>
-        <w:t xml:space="preserve">Данные поступают с разной периодичностью (со слов заказчика на встрече): отчёты закрытия - 1 раз в сутки; сетевой график - 1 раз в месяц (предварительные данные 29-1 числа, окончательные 3-5 числа); бизнес-план - 1 раз в год; мнемосхема и энергетика - несколько раз в сутки (сейчас 3 раза, возможно раз в час). Исходя из этого выбрано </w:t>
+        <w:t xml:space="preserve">Данные поступают с разной периодичностью (со слов заказчика на встрече): отчёты закрытия - 1 раз в сутки; сетевой график - 1 раз в месяц (предварительные данные 29-1 числа, окончательные 3-5 числа); бизнес-план - 1 раз в год; мнемосхема и энергетика - несколько раз в сутки (сейчас 3 раза, возможно раз в час). Факт и планы нужны не чаще раза в сутки, поэтому они объединены в одного робота: каждый день вносится факт, а если дата попадает в окно - дополнительно плановые данные. Итого </w:t>
       </w:r>
       <w:r>
         <w:rPr>
           <w:b/>
           <w:bCs/>
         </w:rPr>
-        <w:t xml:space="preserve">3 робота</w:t>
+        <w:t xml:space="preserve">2 робота</w:t>
       </w:r>
       <w:r>
         <w:t xml:space="preserve">:</w:t>
@@ -301,7 +301,7 @@
                 <w:b w:val="false"/>
                 <w:bCs w:val="false"/>
               </w:rPr>
-              <w:t xml:space="preserve">«Суточный»</w:t>
+              <w:t xml:space="preserve">«Ежедневный»</w:t>
             </w:r>
           </w:p>
         </w:tc>
@@ -327,7 +327,16 @@
                 <w:b w:val="false"/>
                 <w:bCs w:val="false"/>
               </w:rPr>
-              <w:t xml:space="preserve">Факт закрытия суток: нефть, жидкость, закачка, ПНГ, ТНЭ</w:t>
+              <w:t xml:space="preserve">Всегда: факт закрытия суток (нефть, жидкость, закачка, ПНГ, ТНЭ).</w:t>
+            </w:r>
+          </w:p>
+          <w:p>
+            <w:r>
+              <w:rPr>
+                <w:b w:val="false"/>
+                <w:bCs w:val="false"/>
+              </w:rPr>
+              <w:t xml:space="preserve">Если дата в окне: сетевой график нефти, План-заявка ПНГ, бизнес-план (нефть, жидкость, закачка, ТНЭ), ПХД ПНГ</w:t>
             </w:r>
           </w:p>
         </w:tc>
@@ -353,7 +362,7 @@
                 <w:b w:val="false"/>
                 <w:bCs w:val="false"/>
               </w:rPr>
-              <w:t xml:space="preserve">1 раз в сутки + повторы до контрольного времени; ручной запуск за любую дату</w:t>
+              <w:t xml:space="preserve">1 раз в сутки + повторы до контрольного времени; ручной запуск за любую дату. Плановый блок - только в окнах: 28 → 7 число (месяц); 20.12 → 31.01 (год); первые 10 раб. дней квартала</w:t>
             </w:r>
           </w:p>
         </w:tc>
@@ -379,7 +388,16 @@
                 <w:b w:val="false"/>
                 <w:bCs w:val="false"/>
               </w:rPr>
-              <w:t xml:space="preserve">collectfactVSP09209, collectfactliquidVSP, collectfactwaterVSP, collectfactpngVSP, collectfacttoeVSP → ПиТ / Закрытие</w:t>
+              <w:t xml:space="preserve">Факт: collectfactVSP09209, collectfactliquidVSP, collectfactwaterVSP, collectfactpngVSP, collectfacttoeVSP → ПиТ / Закрытие.</w:t>
+            </w:r>
+          </w:p>
+          <w:p>
+            <w:r>
+              <w:rPr>
+                <w:b w:val="false"/>
+                <w:bCs w:val="false"/>
+              </w:rPr>
+              <w:t xml:space="preserve">Планы: collectsgVSP09209, collectorderpngVSP, collectbpVSP09209, collectbpliquidVSP, collectbpwaterVSP, collectbptoeVSP, collectphdpngVSP → Планирование</w:t>
             </w:r>
           </w:p>
         </w:tc>
@@ -416,121 +434,6 @@
                 <w:b w:val="false"/>
                 <w:bCs w:val="false"/>
               </w:rPr>
-              <w:t xml:space="preserve">«Плановый»</w:t>
-            </w:r>
-          </w:p>
-        </w:tc>
-        <w:tc>
-          <w:tcPr>
-            <w:tcW w:type="dxa" w:w="2250"/>
-            <w:tcBorders>
-              <w:top w:val="single" w:color="808080" w:sz="4"/>
-              <w:left w:val="single" w:color="808080" w:sz="4"/>
-              <w:bottom w:val="single" w:color="808080" w:sz="4"/>
-              <w:right w:val="single" w:color="808080" w:sz="4"/>
-            </w:tcBorders>
-            <w:tcMar>
-              <w:top w:type="dxa" w:w="60"/>
-              <w:left w:type="dxa" w:w="100"/>
-              <w:bottom w:type="dxa" w:w="60"/>
-              <w:right w:type="dxa" w:w="100"/>
-            </w:tcMar>
-          </w:tcPr>
-          <w:p>
-            <w:r>
-              <w:rPr>
-                <w:b w:val="false"/>
-                <w:bCs w:val="false"/>
-              </w:rPr>
-              <w:t xml:space="preserve">Сетевой график нефти, План-заявка ПНГ (месяц); Бизнес-план нефть/жидкость/закачка/ТНЭ, ПХД ПНГ (год)</w:t>
-            </w:r>
-          </w:p>
-        </w:tc>
-        <w:tc>
-          <w:tcPr>
-            <w:tcW w:type="dxa" w:w="2800"/>
-            <w:tcBorders>
-              <w:top w:val="single" w:color="808080" w:sz="4"/>
-              <w:left w:val="single" w:color="808080" w:sz="4"/>
-              <w:bottom w:val="single" w:color="808080" w:sz="4"/>
-              <w:right w:val="single" w:color="808080" w:sz="4"/>
-            </w:tcBorders>
-            <w:tcMar>
-              <w:top w:type="dxa" w:w="60"/>
-              <w:left w:type="dxa" w:w="100"/>
-              <w:bottom w:type="dxa" w:w="60"/>
-              <w:right w:type="dxa" w:w="100"/>
-            </w:tcMar>
-          </w:tcPr>
-          <w:p>
-            <w:r>
-              <w:rPr>
-                <w:b w:val="false"/>
-                <w:bCs w:val="false"/>
-              </w:rPr>
-              <w:t xml:space="preserve">1 раз в сутки только в окнах: 28 → 7 число (месяц); 20.12 → 31.01 (год); первые 10 раб. дней квартала (контроль корректировок БП)</w:t>
-            </w:r>
-          </w:p>
-        </w:tc>
-        <w:tc>
-          <w:tcPr>
-            <w:tcW w:type="dxa" w:w="3238"/>
-            <w:tcBorders>
-              <w:top w:val="single" w:color="808080" w:sz="4"/>
-              <w:left w:val="single" w:color="808080" w:sz="4"/>
-              <w:bottom w:val="single" w:color="808080" w:sz="4"/>
-              <w:right w:val="single" w:color="808080" w:sz="4"/>
-            </w:tcBorders>
-            <w:tcMar>
-              <w:top w:type="dxa" w:w="60"/>
-              <w:left w:type="dxa" w:w="100"/>
-              <w:bottom w:type="dxa" w:w="60"/>
-              <w:right w:type="dxa" w:w="100"/>
-            </w:tcMar>
-          </w:tcPr>
-          <w:p>
-            <w:r>
-              <w:rPr>
-                <w:b w:val="false"/>
-                <w:bCs w:val="false"/>
-              </w:rPr>
-              <w:t xml:space="preserve">collectsgVSP09209, collectorderpngVSP, collectbpVSP09209, collectbpliquidVSP, collectbpwaterVSP, collectbptoeVSP, collectphdpngVSP → Планирование</w:t>
-            </w:r>
-          </w:p>
-        </w:tc>
-      </w:tr>
-      <w:tr>
-        <w:tc>
-          <w:tcPr>
-            <w:tcW w:type="dxa" w:w="1350"/>
-            <w:tcBorders>
-              <w:top w:val="single" w:color="808080" w:sz="4"/>
-              <w:left w:val="single" w:color="808080" w:sz="4"/>
-              <w:bottom w:val="single" w:color="808080" w:sz="4"/>
-              <w:right w:val="single" w:color="808080" w:sz="4"/>
-            </w:tcBorders>
-            <w:tcMar>
-              <w:top w:type="dxa" w:w="60"/>
-              <w:left w:type="dxa" w:w="100"/>
-              <w:bottom w:type="dxa" w:w="60"/>
-              <w:right w:type="dxa" w:w="100"/>
-            </w:tcMar>
-          </w:tcPr>
-          <w:p>
-            <w:r>
-              <w:rPr>
-                <w:b w:val="false"/>
-                <w:bCs w:val="false"/>
-              </w:rPr>
-              <w:t xml:space="preserve">Р3</w:t>
-            </w:r>
-          </w:p>
-          <w:p>
-            <w:r>
-              <w:rPr>
-                <w:b w:val="false"/>
-                <w:bCs w:val="false"/>
-              </w:rPr>
               <w:t xml:space="preserve">«Оперативный»</w:t>
             </w:r>
           </w:p>
@@ -626,7 +529,7 @@
         <w:jc w:val="both"/>
       </w:pPr>
       <w:r>
-        <w:t xml:space="preserve">Почему не 1 и не 4 робота:</w:t>
+        <w:t xml:space="preserve">Почему так:</w:t>
       </w:r>
     </w:p>
     <w:p>
@@ -644,10 +547,10 @@
           <w:b/>
           <w:bCs/>
         </w:rPr>
-        <w:t xml:space="preserve">Р1 отдельно</w:t>
-      </w:r>
-      <w:r>
-        <w:t xml:space="preserve"> - суточный факт нужен каждое утро; сложная логика версий планов и сбои в ней не должны блокировать закрытие суток.</w:t>
+        <w:t xml:space="preserve">Факт и планы в одном роботе (Р1)</w:t>
+      </w:r>
+      <w:r>
+        <w:t xml:space="preserve"> - оба нужны не чаще раза в сутки, используют один API и один ЦОМ. Плановый блок - это просто условие «если дата в окне, то ещё и планы». Отдельный плановый робот дублировал бы запуск, авторизацию, ЧТЗ, документацию и ОПЭ.</w:t>
       </w:r>
     </w:p>
     <w:p>
@@ -665,10 +568,10 @@
           <w:b/>
           <w:bCs/>
         </w:rPr>
-        <w:t xml:space="preserve">Месяц и год объединены в Р2</w:t>
-      </w:r>
-      <w:r>
-        <w:t xml:space="preserve"> - один раздел ЦОМ («Планирование»), одинаковая логика «снимок → сравнение → новая версия», редкие запуски. Отдельные месячный и годовой роботы дублировали бы эту логику, ЧТЗ, документацию и ОПЭ.</w:t>
+        <w:t xml:space="preserve">Факт защищён от сбоев планов</w:t>
+      </w:r>
+      <w:r>
+        <w:t xml:space="preserve">: факт вносится первым, плановый блок выполняется после и изолирован - ошибка в нём не отменяет внесённый факт и не мешает повторам по факту.</w:t>
       </w:r>
     </w:p>
     <w:p>
@@ -686,10 +589,10 @@
           <w:b/>
           <w:bCs/>
         </w:rPr>
-        <w:t xml:space="preserve">Р3 отдельно</w:t>
-      </w:r>
-      <w:r>
-        <w:t xml:space="preserve"> - частые запуски, цикл должен укладываться в минуты; API ещё не определён, поэтому Р3 можно сдавать позже, не задерживая Р1 и Р2.</w:t>
+        <w:t xml:space="preserve">Р2 отдельно</w:t>
+      </w:r>
+      <w:r>
+        <w:t xml:space="preserve"> - частые запуски, цикл должен укладываться в минуты; API ещё не определён, поэтому Р2 можно сдавать позже, не задерживая Р1.</w:t>
       </w:r>
     </w:p>
     <w:p>
@@ -710,7 +613,7 @@
         <w:t xml:space="preserve">Один робот на всё</w:t>
       </w:r>
       <w:r>
-        <w:t xml:space="preserve"> не рекомендуется: при запуске раз в час он каждый раз проходил бы суточную и плановую логику, рос риск одновременного сбоя всех потоков. Допустимый компромисс при нехватке лицензий - объединить Р1 и Р2 (2 робота): экономия ~10-15% часов, но суточная загрузка теряет независимость.</w:t>
+        <w:t xml:space="preserve"> не рекомендуется: при запуске раз в час он каждый раз проходил бы суточную и плановую логику.</w:t>
       </w:r>
     </w:p>
     <w:p>
@@ -1162,7 +1065,7 @@
                 <w:b w:val="false"/>
                 <w:bCs w:val="false"/>
               </w:rPr>
-              <w:t xml:space="preserve">Р2: ежедневно с 28-го по 7-е</w:t>
+              <w:t xml:space="preserve">Р1 (плановый блок): если дата с 28-го по 7-е</w:t>
             </w:r>
           </w:p>
         </w:tc>
@@ -1268,7 +1171,7 @@
                 <w:b w:val="false"/>
                 <w:bCs w:val="false"/>
               </w:rPr>
-              <w:t xml:space="preserve">Р2: ежедневно 20.12-31.01; первые 10 раб. дней квартала</w:t>
+              <w:t xml:space="preserve">Р1 (плановый блок): если дата 20.12-31.01 или первые 10 раб. дней квартала</w:t>
             </w:r>
           </w:p>
         </w:tc>
@@ -1374,7 +1277,7 @@
                 <w:b w:val="false"/>
                 <w:bCs w:val="false"/>
               </w:rPr>
-              <w:t xml:space="preserve">Р3: каждые 8 ч (до 1 раза в час)</w:t>
+              <w:t xml:space="preserve">Р2: каждые 8 ч (до 1 раза в час)</w:t>
             </w:r>
           </w:p>
         </w:tc>
@@ -1448,7 +1351,7 @@
         <w:pStyle w:val="Heading1"/>
       </w:pPr>
       <w:r>
-        <w:t xml:space="preserve">4. Робот Р1 «Суточный»</w:t>
+        <w:t xml:space="preserve">4. Робот Р1 «Ежедневный»</w:t>
       </w:r>
     </w:p>
     <w:p>
@@ -1464,7 +1367,15 @@
         <w:t xml:space="preserve">Запуск:</w:t>
       </w:r>
       <w:r>
-        <w:t xml:space="preserve"> ежедневно ~08:00 МСК, повторы каждые 30 мин до ~12:00 (только по недовнесённым витринам); ручной запуск за любую дату.</w:t>
+        <w:t xml:space="preserve"> ежедневно ~08:00 МСК, повторы каждые 30 мин до ~12:00 (только недовнесённое); ручной запуск за любую дату.</w:t>
+      </w:r>
+    </w:p>
+    <w:p>
+      <w:pPr>
+        <w:pStyle w:val="Heading2"/>
+      </w:pPr>
+      <w:r>
+        <w:t xml:space="preserve">4.1. Факт (каждый день)</w:t>
       </w:r>
     </w:p>
     <w:p>
@@ -1553,29 +1464,34 @@
     </w:p>
     <w:p>
       <w:pPr>
-        <w:pStyle w:val="ListParagraph"/>
-        <w:numPr>
-          <w:ilvl w:val="0"/>
-          <w:numId w:val="4"/>
-        </w:numPr>
-        <w:spacing w:after="60"/>
-        <w:jc w:val="both"/>
-      </w:pPr>
-      <w:r>
-        <w:t xml:space="preserve">Письмо «Данные Блока 09-2/09 за ДД.ММ.ГГГГ внесены» + отчёт.</w:t>
-      </w:r>
-    </w:p>
-    <w:p>
-      <w:pPr>
-        <w:pStyle w:val="Heading1"/>
-      </w:pPr>
-      <w:r>
-        <w:t xml:space="preserve">5. Робот Р2 «Плановый»</w:t>
-      </w:r>
-    </w:p>
-    <w:p>
-      <w:pPr>
-        <w:spacing w:after="100"/>
+        <w:pStyle w:val="Heading2"/>
+      </w:pPr>
+      <w:r>
+        <w:t xml:space="preserve">4.2. Планы (только если дата в окне)</w:t>
+      </w:r>
+    </w:p>
+    <w:p>
+      <w:pPr>
+        <w:pStyle w:val="ListParagraph"/>
+        <w:numPr>
+          <w:ilvl w:val="0"/>
+          <w:numId w:val="5"/>
+        </w:numPr>
+        <w:spacing w:after="60"/>
+        <w:jc w:val="both"/>
+      </w:pPr>
+      <w:r>
+        <w:t xml:space="preserve">Проверить сегодняшнюю дату:</w:t>
+      </w:r>
+    </w:p>
+    <w:p>
+      <w:pPr>
+        <w:pStyle w:val="ListParagraph"/>
+        <w:numPr>
+          <w:ilvl w:val="1"/>
+          <w:numId w:val="5"/>
+        </w:numPr>
+        <w:spacing w:after="40"/>
         <w:jc w:val="both"/>
       </w:pPr>
       <w:r>
@@ -1583,38 +1499,45 @@
           <w:b/>
           <w:bCs/>
         </w:rPr>
-        <w:t xml:space="preserve">Запуск:</w:t>
-      </w:r>
-      <w:r>
-        <w:t xml:space="preserve"> ежедневно ~09:00 МСК. Вне окон (раздел 3) сразу завершается.</w:t>
-      </w:r>
-    </w:p>
-    <w:p>
-      <w:pPr>
-        <w:pStyle w:val="ListParagraph"/>
-        <w:numPr>
-          <w:ilvl w:val="0"/>
+        <w:t xml:space="preserve">с 28-го по 7-е число</w:t>
+      </w:r>
+      <w:r>
+        <w:t xml:space="preserve"> → СГ нефти (collectsgVSP09209) и План-заявка ПНГ (collectorderpngVSP); плановый месяц: с 28-го - следующий, с 1-го по 7-е - текущий;</w:t>
+      </w:r>
+    </w:p>
+    <w:p>
+      <w:pPr>
+        <w:pStyle w:val="ListParagraph"/>
+        <w:numPr>
+          <w:ilvl w:val="1"/>
           <w:numId w:val="5"/>
         </w:numPr>
-        <w:spacing w:after="60"/>
-        <w:jc w:val="both"/>
-      </w:pPr>
-      <w:r>
-        <w:t xml:space="preserve">Определить активные окна на сегодня и список наборов: месячное окно - СГ нефти, План-заявка ПНГ; годовое/квартальное - БП нефть, жидкость, закачка, ТНЭ, ПХД ПНГ. Нет окон - завершить.</w:t>
-      </w:r>
-    </w:p>
-    <w:p>
-      <w:pPr>
-        <w:pStyle w:val="ListParagraph"/>
-        <w:numPr>
-          <w:ilvl w:val="0"/>
+        <w:spacing w:after="40"/>
+        <w:jc w:val="both"/>
+      </w:pPr>
+      <w:r>
+        <w:rPr>
+          <w:b/>
+          <w:bCs/>
+        </w:rPr>
+        <w:t xml:space="preserve">с 20.12 по 31.01 или первые 10 раб. дней квартала</w:t>
+      </w:r>
+      <w:r>
+        <w:t xml:space="preserve"> → БП нефть, жидкость, закачка, ТНЭ, ПХД ПНГ; плановый год: в декабре - следующий, иначе - текущий;</w:t>
+      </w:r>
+    </w:p>
+    <w:p>
+      <w:pPr>
+        <w:pStyle w:val="ListParagraph"/>
+        <w:numPr>
+          <w:ilvl w:val="1"/>
           <w:numId w:val="5"/>
         </w:numPr>
-        <w:spacing w:after="60"/>
-        <w:jc w:val="both"/>
-      </w:pPr>
-      <w:r>
-        <w:t xml:space="preserve">Определить плановый период: с 28-го - следующий месяц, с 1-го по 7-е - текущий; в декабре - следующий год, в январе и квартальных окнах - текущий.</w:t>
+        <w:spacing w:after="40"/>
+        <w:jc w:val="both"/>
+      </w:pPr>
+      <w:r>
+        <w:t xml:space="preserve">дата не в окне → плановый блок пропустить.</w:t>
       </w:r>
     </w:p>
     <w:p>
@@ -1628,7 +1551,7 @@
         <w:jc w:val="both"/>
       </w:pPr>
       <w:r>
-        <w:t xml:space="preserve">По каждому набору запросить API и сравнить со снимком → решение: «первичная загрузка» / «без изменений» / «новая версия» (раздел 3). Всё «без изменений» - завершить.</w:t>
+        <w:t xml:space="preserve">Если набор за этот период уже успешно внесён сегодня (повторный запуск) - пропустить.</w:t>
       </w:r>
     </w:p>
     <w:p>
@@ -1642,6 +1565,20 @@
         <w:jc w:val="both"/>
       </w:pPr>
       <w:r>
+        <w:t xml:space="preserve">Запросить API и сравнить со снимком → «первичная загрузка» / «без изменений» / «новая версия» (раздел 3).</w:t>
+      </w:r>
+    </w:p>
+    <w:p>
+      <w:pPr>
+        <w:pStyle w:val="ListParagraph"/>
+        <w:numPr>
+          <w:ilvl w:val="0"/>
+          <w:numId w:val="5"/>
+        </w:numPr>
+        <w:spacing w:after="60"/>
+        <w:jc w:val="both"/>
+      </w:pPr>
+      <w:r>
         <w:t xml:space="preserve">Для «новой версии» - Планирование → нужный план → «Добавить версию», убедиться, что версия создана и выбрана.</w:t>
       </w:r>
     </w:p>
@@ -1656,21 +1593,43 @@
         <w:jc w:val="both"/>
       </w:pPr>
       <w:r>
-        <w:t xml:space="preserve">Внести значения по типовой процедуре (31 значение по дням или 12 по месяцам) в столбец/строку «Блок 09-2/09».</w:t>
-      </w:r>
-    </w:p>
-    <w:p>
-      <w:pPr>
-        <w:pStyle w:val="ListParagraph"/>
-        <w:numPr>
-          <w:ilvl w:val="0"/>
-          <w:numId w:val="5"/>
-        </w:numPr>
-        <w:spacing w:after="60"/>
-        <w:jc w:val="both"/>
-      </w:pPr>
-      <w:r>
-        <w:t xml:space="preserve">Обновить снимок. Письмо: что внесено, какие версии созданы.</w:t>
+        <w:t xml:space="preserve">Внести значения по типовой процедуре (31 значение по дням или 12 по месяцам) в столбец/строку «Блок 09-2/09», обновить снимок.</w:t>
+      </w:r>
+    </w:p>
+    <w:p>
+      <w:pPr>
+        <w:pStyle w:val="Heading2"/>
+      </w:pPr>
+      <w:r>
+        <w:t xml:space="preserve">4.3. Завершение</w:t>
+      </w:r>
+    </w:p>
+    <w:p>
+      <w:pPr>
+        <w:pStyle w:val="ListParagraph"/>
+        <w:numPr>
+          <w:ilvl w:val="0"/>
+          <w:numId w:val="6"/>
+        </w:numPr>
+        <w:spacing w:after="60"/>
+        <w:jc w:val="both"/>
+      </w:pPr>
+      <w:r>
+        <w:t xml:space="preserve">Письмо: факт за ДД.ММ.ГГГГ внесён; какие планы внесены и какие версии созданы (если был плановый блок); ошибки.</w:t>
+      </w:r>
+    </w:p>
+    <w:p>
+      <w:pPr>
+        <w:pStyle w:val="ListParagraph"/>
+        <w:numPr>
+          <w:ilvl w:val="0"/>
+          <w:numId w:val="6"/>
+        </w:numPr>
+        <w:spacing w:after="60"/>
+        <w:jc w:val="both"/>
+      </w:pPr>
+      <w:r>
+        <w:t xml:space="preserve">Ошибка в плановом блоке не отменяет внесённый факт; плановый блок повторится на следующий день (снимок не обновлён).</w:t>
       </w:r>
     </w:p>
     <w:p>
@@ -1678,7 +1637,7 @@
         <w:pStyle w:val="Heading1"/>
       </w:pPr>
       <w:r>
-        <w:t xml:space="preserve">6. Робот Р3 «Оперативный»</w:t>
+        <w:t xml:space="preserve">5. Робот Р2 «Оперативный»</w:t>
       </w:r>
     </w:p>
     <w:p>
@@ -1695,7 +1654,7 @@
         <w:pStyle w:val="ListParagraph"/>
         <w:numPr>
           <w:ilvl w:val="0"/>
-          <w:numId w:val="6"/>
+          <w:numId w:val="7"/>
         </w:numPr>
         <w:spacing w:after="60"/>
         <w:jc w:val="both"/>
@@ -1709,7 +1668,7 @@
         <w:pStyle w:val="ListParagraph"/>
         <w:numPr>
           <w:ilvl w:val="0"/>
-          <w:numId w:val="6"/>
+          <w:numId w:val="7"/>
         </w:numPr>
         <w:spacing w:after="60"/>
         <w:jc w:val="both"/>
@@ -1723,7 +1682,7 @@
         <w:pStyle w:val="ListParagraph"/>
         <w:numPr>
           <w:ilvl w:val="0"/>
-          <w:numId w:val="6"/>
+          <w:numId w:val="7"/>
         </w:numPr>
         <w:spacing w:after="60"/>
         <w:jc w:val="both"/>
@@ -1737,7 +1696,7 @@
         <w:pStyle w:val="ListParagraph"/>
         <w:numPr>
           <w:ilvl w:val="0"/>
-          <w:numId w:val="6"/>
+          <w:numId w:val="7"/>
         </w:numPr>
         <w:spacing w:after="60"/>
         <w:jc w:val="both"/>
@@ -1751,7 +1710,7 @@
         <w:pStyle w:val="Heading1"/>
       </w:pPr>
       <w:r>
-        <w:t xml:space="preserve">7. Обработка исключений</w:t>
+        <w:t xml:space="preserve">6. Обработка исключений</w:t>
       </w:r>
     </w:p>
     <w:tbl>
@@ -2014,7 +1973,7 @@
                 <w:b w:val="false"/>
                 <w:bCs w:val="false"/>
               </w:rPr>
-              <w:t xml:space="preserve">Не удалось создать версию (Р2)</w:t>
+              <w:t xml:space="preserve">Не удалось создать версию (Р1, плановый блок)</w:t>
             </w:r>
           </w:p>
         </w:tc>
@@ -2105,7 +2064,7 @@
         <w:pStyle w:val="Heading1"/>
       </w:pPr>
       <w:r>
-        <w:t xml:space="preserve">8. Сводное расписание</w:t>
+        <w:t xml:space="preserve">7. Сводное расписание</w:t>
       </w:r>
     </w:p>
     <w:tbl>
@@ -2260,7 +2219,7 @@
                 <w:b w:val="false"/>
                 <w:bCs w:val="false"/>
               </w:rPr>
-              <w:t xml:space="preserve">Ежедневно 08:00; повторы каждые 30 мин до 12:00 (только недовнесённые наборы)</w:t>
+              <w:t xml:space="preserve">Ежедневно 08:00; повторы каждые 30 мин до 12:00 (только недовнесённое). Плановый блок - только в окнах</w:t>
             </w:r>
           </w:p>
         </w:tc>
@@ -2286,7 +2245,7 @@
                 <w:b w:val="false"/>
                 <w:bCs w:val="false"/>
               </w:rPr>
-              <w:t xml:space="preserve">10-15 мин</w:t>
+              <w:t xml:space="preserve">10-15 мин; в дни окон с новыми версиями - до 30-40 мин</w:t>
             </w:r>
           </w:p>
         </w:tc>
@@ -2340,86 +2299,6 @@
                 <w:b w:val="false"/>
                 <w:bCs w:val="false"/>
               </w:rPr>
-              <w:t xml:space="preserve">Ежедневно 09:00; работа только в активных окнах (месяц / год / квартал)</w:t>
-            </w:r>
-          </w:p>
-        </w:tc>
-        <w:tc>
-          <w:tcPr>
-            <w:tcW w:type="dxa" w:w="3938"/>
-            <w:tcBorders>
-              <w:top w:val="single" w:color="808080" w:sz="4"/>
-              <w:left w:val="single" w:color="808080" w:sz="4"/>
-              <w:bottom w:val="single" w:color="808080" w:sz="4"/>
-              <w:right w:val="single" w:color="808080" w:sz="4"/>
-            </w:tcBorders>
-            <w:tcMar>
-              <w:top w:type="dxa" w:w="60"/>
-              <w:left w:type="dxa" w:w="100"/>
-              <w:bottom w:type="dxa" w:w="60"/>
-              <w:right w:type="dxa" w:w="100"/>
-            </w:tcMar>
-          </w:tcPr>
-          <w:p>
-            <w:r>
-              <w:rPr>
-                <w:b w:val="false"/>
-                <w:bCs w:val="false"/>
-              </w:rPr>
-              <w:t xml:space="preserve">1 мин (нет окна) … 20-30 мин (новые версии)</w:t>
-            </w:r>
-          </w:p>
-        </w:tc>
-      </w:tr>
-      <w:tr>
-        <w:tc>
-          <w:tcPr>
-            <w:tcW w:type="dxa" w:w="1500"/>
-            <w:tcBorders>
-              <w:top w:val="single" w:color="808080" w:sz="4"/>
-              <w:left w:val="single" w:color="808080" w:sz="4"/>
-              <w:bottom w:val="single" w:color="808080" w:sz="4"/>
-              <w:right w:val="single" w:color="808080" w:sz="4"/>
-            </w:tcBorders>
-            <w:tcMar>
-              <w:top w:type="dxa" w:w="60"/>
-              <w:left w:type="dxa" w:w="100"/>
-              <w:bottom w:type="dxa" w:w="60"/>
-              <w:right w:type="dxa" w:w="100"/>
-            </w:tcMar>
-          </w:tcPr>
-          <w:p>
-            <w:r>
-              <w:rPr>
-                <w:b w:val="false"/>
-                <w:bCs w:val="false"/>
-              </w:rPr>
-              <w:t xml:space="preserve">Р3</w:t>
-            </w:r>
-          </w:p>
-        </w:tc>
-        <w:tc>
-          <w:tcPr>
-            <w:tcW w:type="dxa" w:w="4200"/>
-            <w:tcBorders>
-              <w:top w:val="single" w:color="808080" w:sz="4"/>
-              <w:left w:val="single" w:color="808080" w:sz="4"/>
-              <w:bottom w:val="single" w:color="808080" w:sz="4"/>
-              <w:right w:val="single" w:color="808080" w:sz="4"/>
-            </w:tcBorders>
-            <w:tcMar>
-              <w:top w:type="dxa" w:w="60"/>
-              <w:left w:type="dxa" w:w="100"/>
-              <w:bottom w:type="dxa" w:w="60"/>
-              <w:right w:type="dxa" w:w="100"/>
-            </w:tcMar>
-          </w:tcPr>
-          <w:p>
-            <w:r>
-              <w:rPr>
-                <w:b w:val="false"/>
-                <w:bCs w:val="false"/>
-              </w:rPr>
               <w:t xml:space="preserve">Каждые 8 ч (00:30 / 08:30 / 16:30), до 1 раза в час</w:t>
             </w:r>
           </w:p>
@@ -2463,7 +2342,7 @@
         <w:jc w:val="both"/>
       </w:pPr>
       <w:r>
-        <w:t xml:space="preserve">Роботы Р1 и Р2 разнесены по времени, чтобы не работать в ЦОМ одновременно под одной учётной записью. Если Р3 будет запускаться раз в час - нужна отдельная учётная запись или сдвиг Р3 с 08:00-09:30.</w:t>
+        <w:t xml:space="preserve">Если Р2 будет запускаться раз в час - нужна отдельная учётная запись в ЦОМ или сдвиг Р2 с окна работы Р1 (08:00-12:00).</w:t>
       </w:r>
     </w:p>
     <w:p>
@@ -2471,15 +2350,15 @@
         <w:pStyle w:val="Heading1"/>
       </w:pPr>
       <w:r>
-        <w:t xml:space="preserve">9. Открытые вопросы к заказчику</w:t>
-      </w:r>
-    </w:p>
-    <w:p>
-      <w:pPr>
-        <w:pStyle w:val="ListParagraph"/>
-        <w:numPr>
-          <w:ilvl w:val="0"/>
-          <w:numId w:val="7"/>
+        <w:t xml:space="preserve">8. Открытые вопросы к заказчику</w:t>
+      </w:r>
+    </w:p>
+    <w:p>
+      <w:pPr>
+        <w:pStyle w:val="ListParagraph"/>
+        <w:numPr>
+          <w:ilvl w:val="0"/>
+          <w:numId w:val="8"/>
         </w:numPr>
         <w:spacing w:after="60"/>
         <w:jc w:val="both"/>
@@ -2500,7 +2379,7 @@
         <w:pStyle w:val="ListParagraph"/>
         <w:numPr>
           <w:ilvl w:val="0"/>
-          <w:numId w:val="7"/>
+          <w:numId w:val="8"/>
         </w:numPr>
         <w:spacing w:after="60"/>
         <w:jc w:val="both"/>
@@ -2521,7 +2400,7 @@
         <w:pStyle w:val="ListParagraph"/>
         <w:numPr>
           <w:ilvl w:val="0"/>
-          <w:numId w:val="7"/>
+          <w:numId w:val="8"/>
         </w:numPr>
         <w:spacing w:after="60"/>
         <w:jc w:val="both"/>
@@ -2542,7 +2421,7 @@
         <w:pStyle w:val="ListParagraph"/>
         <w:numPr>
           <w:ilvl w:val="0"/>
-          <w:numId w:val="7"/>
+          <w:numId w:val="8"/>
         </w:numPr>
         <w:spacing w:after="60"/>
         <w:jc w:val="both"/>
@@ -2563,7 +2442,7 @@
         <w:pStyle w:val="ListParagraph"/>
         <w:numPr>
           <w:ilvl w:val="0"/>
-          <w:numId w:val="7"/>
+          <w:numId w:val="8"/>
         </w:numPr>
         <w:spacing w:after="60"/>
         <w:jc w:val="both"/>
@@ -2584,7 +2463,7 @@
         <w:pStyle w:val="ListParagraph"/>
         <w:numPr>
           <w:ilvl w:val="0"/>
-          <w:numId w:val="7"/>
+          <w:numId w:val="8"/>
         </w:numPr>
         <w:spacing w:after="60"/>
         <w:jc w:val="both"/>
@@ -2605,7 +2484,7 @@
         <w:pStyle w:val="ListParagraph"/>
         <w:numPr>
           <w:ilvl w:val="0"/>
-          <w:numId w:val="7"/>
+          <w:numId w:val="8"/>
         </w:numPr>
         <w:spacing w:after="60"/>
         <w:jc w:val="both"/>
@@ -2626,7 +2505,7 @@
         <w:pStyle w:val="ListParagraph"/>
         <w:numPr>
           <w:ilvl w:val="0"/>
-          <w:numId w:val="7"/>
+          <w:numId w:val="8"/>
         </w:numPr>
         <w:spacing w:after="60"/>
         <w:jc w:val="both"/>
@@ -2647,7 +2526,7 @@
         <w:pStyle w:val="ListParagraph"/>
         <w:numPr>
           <w:ilvl w:val="0"/>
-          <w:numId w:val="7"/>
+          <w:numId w:val="8"/>
         </w:numPr>
         <w:spacing w:after="60"/>
         <w:jc w:val="both"/>
@@ -2668,7 +2547,7 @@
         <w:pStyle w:val="ListParagraph"/>
         <w:numPr>
           <w:ilvl w:val="0"/>
-          <w:numId w:val="7"/>
+          <w:numId w:val="8"/>
         </w:numPr>
         <w:spacing w:after="60"/>
         <w:jc w:val="both"/>
@@ -2689,7 +2568,7 @@
         <w:pStyle w:val="ListParagraph"/>
         <w:numPr>
           <w:ilvl w:val="0"/>
-          <w:numId w:val="7"/>
+          <w:numId w:val="8"/>
         </w:numPr>
         <w:spacing w:after="60"/>
         <w:jc w:val="both"/>
@@ -2710,7 +2589,7 @@
         <w:pStyle w:val="ListParagraph"/>
         <w:numPr>
           <w:ilvl w:val="0"/>
-          <w:numId w:val="7"/>
+          <w:numId w:val="8"/>
         </w:numPr>
         <w:spacing w:after="60"/>
         <w:jc w:val="both"/>
@@ -3014,6 +2893,27 @@
     </w:lvl>
   </w:abstractNum>
   <w:abstractNum w:abstractNumId="7" w15:restartNumberingAfterBreak="0">
+    <w:multiLevelType w:val="hybridMultilevel"/>
+    <w:lvl w:ilvl="0" w15:tentative="1">
+      <w:start w:val="1"/>
+      <w:numFmt w:val="decimal"/>
+      <w:lvlText w:val="%1."/>
+      <w:lvlJc w:val="left"/>
+      <w:pPr>
+        <w:ind w:left="567" w:hanging="425"/>
+      </w:pPr>
+    </w:lvl>
+    <w:lvl w:ilvl="1" w15:tentative="1">
+      <w:start w:val="1"/>
+      <w:numFmt w:val="decimal"/>
+      <w:lvlText w:val="%1.%2."/>
+      <w:lvlJc w:val="left"/>
+      <w:pPr>
+        <w:ind w:left="1134" w:hanging="567"/>
+      </w:pPr>
+    </w:lvl>
+  </w:abstractNum>
+  <w:abstractNum w:abstractNumId="8" w15:restartNumberingAfterBreak="0">
     <w:multiLevelType w:val="hybridMultilevel"/>
     <w:lvl w:ilvl="0" w15:tentative="1">
       <w:start w:val="1"/>
@@ -3072,6 +2972,12 @@
   </w:num>
   <w:num w:numId="7">
     <w:abstractNumId w:val="7"/>
+    <w:lvlOverride w:ilvl="0">
+      <w:startOverride w:val="1"/>
+    </w:lvlOverride>
+  </w:num>
+  <w:num w:numId="8">
+    <w:abstractNumId w:val="8"/>
     <w:lvlOverride w:ilvl="0">
       <w:startOverride w:val="1"/>
     </w:lvlOverride>

--- a/ocenka_09-2-09/Алгоритм_роботов_ЦОМ_Блок_09-2-09.docx
+++ b/ocenka_09-2-09/Алгоритм_роботов_ЦОМ_Блок_09-2-09.docx
@@ -116,7 +116,7 @@
         <w:pStyle w:val="Heading2"/>
       </w:pPr>
       <w:r>
-        <w:t xml:space="preserve">1.1. Состав роботов и обоснование разбиения</w:t>
+        <w:t xml:space="preserve">1.1. Состав роботов</w:t>
       </w:r>
     </w:p>
     <w:p>
@@ -125,17 +125,7 @@
         <w:jc w:val="both"/>
       </w:pPr>
       <w:r>
-        <w:t xml:space="preserve">Данные поступают с разной периодичностью (со слов заказчика на встрече): отчёты закрытия - 1 раз в сутки; сетевой график - 1 раз в месяц (предварительные данные 29-1 числа, окончательные 3-5 числа); бизнес-план - 1 раз в год; мнемосхема и энергетика - несколько раз в сутки (сейчас 3 раза, возможно раз в час). Факт и планы нужны не чаще раза в сутки, поэтому они объединены в одного робота: каждый день вносится факт, а если дата попадает в окно - дополнительно плановые данные. Итого </w:t>
-      </w:r>
-      <w:r>
-        <w:rPr>
-          <w:b/>
-          <w:bCs/>
-        </w:rPr>
-        <w:t xml:space="preserve">2 робота</w:t>
-      </w:r>
-      <w:r>
-        <w:t xml:space="preserve">:</w:t>
+        <w:t xml:space="preserve">Итоговый вариант получен после брейншторма и отдельного критического разбора с проверкой по первоисточникам (транскрипция встречи, ТТ, скриншоты витрин, перечень методов API от 11.02.2026). В тексте [мм:сс] - таймкод транскрипции.</w:t>
       </w:r>
     </w:p>
     <w:tbl>
@@ -152,9 +142,9 @@
       </w:tblPr>
       <w:tblGrid>
         <w:gridCol w:w="1350"/>
-        <w:gridCol w:w="2250"/>
-        <w:gridCol w:w="2800"/>
-        <w:gridCol w:w="3238"/>
+        <w:gridCol w:w="2450"/>
+        <w:gridCol w:w="2700"/>
+        <w:gridCol w:w="3138"/>
       </w:tblGrid>
       <w:tr>
         <w:trPr>
@@ -189,7 +179,7 @@
         </w:tc>
         <w:tc>
           <w:tcPr>
-            <w:tcW w:type="dxa" w:w="2250"/>
+            <w:tcW w:type="dxa" w:w="2450"/>
             <w:tcBorders>
               <w:top w:val="single" w:color="808080" w:sz="4"/>
               <w:left w:val="single" w:color="808080" w:sz="4"/>
@@ -210,13 +200,13 @@
                 <w:b/>
                 <w:bCs/>
               </w:rPr>
-              <w:t xml:space="preserve">Назначение</w:t>
-            </w:r>
-          </w:p>
-        </w:tc>
-        <w:tc>
-          <w:tcPr>
-            <w:tcW w:type="dxa" w:w="2800"/>
+              <w:t xml:space="preserve">Что вносит</w:t>
+            </w:r>
+          </w:p>
+        </w:tc>
+        <w:tc>
+          <w:tcPr>
+            <w:tcW w:type="dxa" w:w="2700"/>
             <w:tcBorders>
               <w:top w:val="single" w:color="808080" w:sz="4"/>
               <w:left w:val="single" w:color="808080" w:sz="4"/>
@@ -237,13 +227,13 @@
                 <w:b/>
                 <w:bCs/>
               </w:rPr>
-              <w:t xml:space="preserve">Периодичность</w:t>
-            </w:r>
-          </w:p>
-        </w:tc>
-        <w:tc>
-          <w:tcPr>
-            <w:tcW w:type="dxa" w:w="3238"/>
+              <w:t xml:space="preserve">Когда</w:t>
+            </w:r>
+          </w:p>
+        </w:tc>
+        <w:tc>
+          <w:tcPr>
+            <w:tcW w:type="dxa" w:w="3138"/>
             <w:tcBorders>
               <w:top w:val="single" w:color="808080" w:sz="4"/>
               <w:left w:val="single" w:color="808080" w:sz="4"/>
@@ -307,97 +297,97 @@
         </w:tc>
         <w:tc>
           <w:tcPr>
-            <w:tcW w:type="dxa" w:w="2250"/>
-            <w:tcBorders>
-              <w:top w:val="single" w:color="808080" w:sz="4"/>
-              <w:left w:val="single" w:color="808080" w:sz="4"/>
-              <w:bottom w:val="single" w:color="808080" w:sz="4"/>
-              <w:right w:val="single" w:color="808080" w:sz="4"/>
-            </w:tcBorders>
-            <w:tcMar>
-              <w:top w:type="dxa" w:w="60"/>
-              <w:left w:type="dxa" w:w="100"/>
-              <w:bottom w:type="dxa" w:w="60"/>
-              <w:right w:type="dxa" w:w="100"/>
-            </w:tcMar>
-          </w:tcPr>
-          <w:p>
-            <w:r>
-              <w:rPr>
-                <w:b w:val="false"/>
-                <w:bCs w:val="false"/>
-              </w:rPr>
-              <w:t xml:space="preserve">Всегда: факт закрытия суток (нефть, жидкость, закачка, ПНГ, ТНЭ).</w:t>
-            </w:r>
-          </w:p>
-          <w:p>
-            <w:r>
-              <w:rPr>
-                <w:b w:val="false"/>
-                <w:bCs w:val="false"/>
-              </w:rPr>
-              <w:t xml:space="preserve">Если дата в окне: сетевой график нефти, План-заявка ПНГ, бизнес-план (нефть, жидкость, закачка, ТНЭ), ПХД ПНГ</w:t>
-            </w:r>
-          </w:p>
-        </w:tc>
-        <w:tc>
-          <w:tcPr>
-            <w:tcW w:type="dxa" w:w="2800"/>
-            <w:tcBorders>
-              <w:top w:val="single" w:color="808080" w:sz="4"/>
-              <w:left w:val="single" w:color="808080" w:sz="4"/>
-              <w:bottom w:val="single" w:color="808080" w:sz="4"/>
-              <w:right w:val="single" w:color="808080" w:sz="4"/>
-            </w:tcBorders>
-            <w:tcMar>
-              <w:top w:type="dxa" w:w="60"/>
-              <w:left w:type="dxa" w:w="100"/>
-              <w:bottom w:type="dxa" w:w="60"/>
-              <w:right w:type="dxa" w:w="100"/>
-            </w:tcMar>
-          </w:tcPr>
-          <w:p>
-            <w:r>
-              <w:rPr>
-                <w:b w:val="false"/>
-                <w:bCs w:val="false"/>
-              </w:rPr>
-              <w:t xml:space="preserve">1 раз в сутки + повторы до контрольного времени; ручной запуск за любую дату. Плановый блок - только в окнах: 28 → 7 число (месяц); 20.12 → 31.01 (год); первые 10 раб. дней квартала</w:t>
-            </w:r>
-          </w:p>
-        </w:tc>
-        <w:tc>
-          <w:tcPr>
-            <w:tcW w:type="dxa" w:w="3238"/>
-            <w:tcBorders>
-              <w:top w:val="single" w:color="808080" w:sz="4"/>
-              <w:left w:val="single" w:color="808080" w:sz="4"/>
-              <w:bottom w:val="single" w:color="808080" w:sz="4"/>
-              <w:right w:val="single" w:color="808080" w:sz="4"/>
-            </w:tcBorders>
-            <w:tcMar>
-              <w:top w:type="dxa" w:w="60"/>
-              <w:left w:type="dxa" w:w="100"/>
-              <w:bottom w:type="dxa" w:w="60"/>
-              <w:right w:type="dxa" w:w="100"/>
-            </w:tcMar>
-          </w:tcPr>
-          <w:p>
-            <w:r>
-              <w:rPr>
-                <w:b w:val="false"/>
-                <w:bCs w:val="false"/>
-              </w:rPr>
-              <w:t xml:space="preserve">Факт: collectfactVSP09209, collectfactliquidVSP, collectfactwaterVSP, collectfactpngVSP, collectfacttoeVSP → ПиТ / Закрытие.</w:t>
-            </w:r>
-          </w:p>
-          <w:p>
-            <w:r>
-              <w:rPr>
-                <w:b w:val="false"/>
-                <w:bCs w:val="false"/>
-              </w:rPr>
-              <w:t xml:space="preserve">Планы: collectsgVSP09209, collectorderpngVSP, collectbpVSP09209, collectbpliquidVSP, collectbpwaterVSP, collectbptoeVSP, collectphdpngVSP → Планирование</w:t>
+            <w:tcW w:type="dxa" w:w="2450"/>
+            <w:tcBorders>
+              <w:top w:val="single" w:color="808080" w:sz="4"/>
+              <w:left w:val="single" w:color="808080" w:sz="4"/>
+              <w:bottom w:val="single" w:color="808080" w:sz="4"/>
+              <w:right w:val="single" w:color="808080" w:sz="4"/>
+            </w:tcBorders>
+            <w:tcMar>
+              <w:top w:type="dxa" w:w="60"/>
+              <w:left w:type="dxa" w:w="100"/>
+              <w:bottom w:type="dxa" w:w="60"/>
+              <w:right w:type="dxa" w:w="100"/>
+            </w:tcMar>
+          </w:tcPr>
+          <w:p>
+            <w:r>
+              <w:rPr>
+                <w:b w:val="false"/>
+                <w:bCs w:val="false"/>
+              </w:rPr>
+              <w:t xml:space="preserve">Всегда: факт закрытия суток - Нефть, Жидкость, ПНГ (факт сут/мес/год, комментарий, H2O, t).</w:t>
+            </w:r>
+          </w:p>
+          <w:p>
+            <w:r>
+              <w:rPr>
+                <w:b w:val="false"/>
+                <w:bCs w:val="false"/>
+              </w:rPr>
+              <w:t xml:space="preserve">Если дата в окне: СГ нефти, План-заявка ПНГ, БП нефти, БП жидкости, ПХД ПНГ</w:t>
+            </w:r>
+          </w:p>
+        </w:tc>
+        <w:tc>
+          <w:tcPr>
+            <w:tcW w:type="dxa" w:w="2700"/>
+            <w:tcBorders>
+              <w:top w:val="single" w:color="808080" w:sz="4"/>
+              <w:left w:val="single" w:color="808080" w:sz="4"/>
+              <w:bottom w:val="single" w:color="808080" w:sz="4"/>
+              <w:right w:val="single" w:color="808080" w:sz="4"/>
+            </w:tcBorders>
+            <w:tcMar>
+              <w:top w:type="dxa" w:w="60"/>
+              <w:left w:type="dxa" w:w="100"/>
+              <w:bottom w:type="dxa" w:w="60"/>
+              <w:right w:type="dxa" w:w="100"/>
+            </w:tcMar>
+          </w:tcPr>
+          <w:p>
+            <w:r>
+              <w:rPr>
+                <w:b w:val="false"/>
+                <w:bCs w:val="false"/>
+              </w:rPr>
+              <w:t xml:space="preserve">1 раз в сутки + повторы до контрольного времени; перезапрос D и D-1. Плановый блок: 28-е → 10-е (месяц); декабрь-январь и начало квартала (год, допущение)</w:t>
+            </w:r>
+          </w:p>
+        </w:tc>
+        <w:tc>
+          <w:tcPr>
+            <w:tcW w:type="dxa" w:w="3138"/>
+            <w:tcBorders>
+              <w:top w:val="single" w:color="808080" w:sz="4"/>
+              <w:left w:val="single" w:color="808080" w:sz="4"/>
+              <w:bottom w:val="single" w:color="808080" w:sz="4"/>
+              <w:right w:val="single" w:color="808080" w:sz="4"/>
+            </w:tcBorders>
+            <w:tcMar>
+              <w:top w:type="dxa" w:w="60"/>
+              <w:left w:type="dxa" w:w="100"/>
+              <w:bottom w:type="dxa" w:w="60"/>
+              <w:right w:type="dxa" w:w="100"/>
+            </w:tcMar>
+          </w:tcPr>
+          <w:p>
+            <w:r>
+              <w:rPr>
+                <w:b w:val="false"/>
+                <w:bCs w:val="false"/>
+              </w:rPr>
+              <w:t xml:space="preserve">Факт: collectfactVSP09209; collectfactliquidVSP, collectfactpngVSP.</w:t>
+            </w:r>
+          </w:p>
+          <w:p>
+            <w:r>
+              <w:rPr>
+                <w:b w:val="false"/>
+                <w:bCs w:val="false"/>
+              </w:rPr>
+              <w:t xml:space="preserve">Планы: collectsgVSP09209, collectbpVSP09209; collectorderpngVSP, collectbpliquidVSP, collectphdpngVSP → ПиТ / Закрытие, Планирование</w:t>
             </w:r>
           </w:p>
         </w:tc>
@@ -437,82 +427,91 @@
               <w:t xml:space="preserve">«Оперативный»</w:t>
             </w:r>
           </w:p>
-        </w:tc>
-        <w:tc>
-          <w:tcPr>
-            <w:tcW w:type="dxa" w:w="2250"/>
-            <w:tcBorders>
-              <w:top w:val="single" w:color="808080" w:sz="4"/>
-              <w:left w:val="single" w:color="808080" w:sz="4"/>
-              <w:bottom w:val="single" w:color="808080" w:sz="4"/>
-              <w:right w:val="single" w:color="808080" w:sz="4"/>
-            </w:tcBorders>
-            <w:tcMar>
-              <w:top w:type="dxa" w:w="60"/>
-              <w:left w:type="dxa" w:w="100"/>
-              <w:bottom w:type="dxa" w:w="60"/>
-              <w:right w:type="dxa" w:w="100"/>
-            </w:tcMar>
-          </w:tcPr>
-          <w:p>
-            <w:r>
-              <w:rPr>
-                <w:b w:val="false"/>
-                <w:bCs w:val="false"/>
-              </w:rPr>
-              <w:t xml:space="preserve">Табличная часть мнемосхемы блока (до 50 показателей) и энергетика (до 10 показателей)</w:t>
-            </w:r>
-          </w:p>
-        </w:tc>
-        <w:tc>
-          <w:tcPr>
-            <w:tcW w:type="dxa" w:w="2800"/>
-            <w:tcBorders>
-              <w:top w:val="single" w:color="808080" w:sz="4"/>
-              <w:left w:val="single" w:color="808080" w:sz="4"/>
-              <w:bottom w:val="single" w:color="808080" w:sz="4"/>
-              <w:right w:val="single" w:color="808080" w:sz="4"/>
-            </w:tcBorders>
-            <w:tcMar>
-              <w:top w:type="dxa" w:w="60"/>
-              <w:left w:type="dxa" w:w="100"/>
-              <w:bottom w:type="dxa" w:w="60"/>
-              <w:right w:type="dxa" w:w="100"/>
-            </w:tcMar>
-          </w:tcPr>
-          <w:p>
-            <w:r>
-              <w:rPr>
-                <w:b w:val="false"/>
-                <w:bCs w:val="false"/>
-              </w:rPr>
-              <w:t xml:space="preserve">Каждые 8 ч (3 раза в сутки), перенастраивается до 1 раза в час</w:t>
-            </w:r>
-          </w:p>
-        </w:tc>
-        <w:tc>
-          <w:tcPr>
-            <w:tcW w:type="dxa" w:w="3238"/>
-            <w:tcBorders>
-              <w:top w:val="single" w:color="808080" w:sz="4"/>
-              <w:left w:val="single" w:color="808080" w:sz="4"/>
-              <w:bottom w:val="single" w:color="808080" w:sz="4"/>
-              <w:right w:val="single" w:color="808080" w:sz="4"/>
-            </w:tcBorders>
-            <w:tcMar>
-              <w:top w:type="dxa" w:w="60"/>
-              <w:left w:type="dxa" w:w="100"/>
-              <w:bottom w:type="dxa" w:w="60"/>
-              <w:right w:type="dxa" w:w="100"/>
-            </w:tcMar>
-          </w:tcPr>
-          <w:p>
-            <w:r>
-              <w:rPr>
-                <w:b w:val="false"/>
-                <w:bCs w:val="false"/>
-              </w:rPr>
-              <w:t xml:space="preserve">Методы API - после предпроектного обследования → Страница блока 09-2/09 / «Схема»; Инфраструктура / Электроэнергия</w:t>
+          <w:p>
+            <w:r>
+              <w:rPr>
+                <w:b w:val="false"/>
+                <w:bCs w:val="false"/>
+              </w:rPr>
+              <w:t xml:space="preserve">(ориентировочно)</w:t>
+            </w:r>
+          </w:p>
+        </w:tc>
+        <w:tc>
+          <w:tcPr>
+            <w:tcW w:type="dxa" w:w="2450"/>
+            <w:tcBorders>
+              <w:top w:val="single" w:color="808080" w:sz="4"/>
+              <w:left w:val="single" w:color="808080" w:sz="4"/>
+              <w:bottom w:val="single" w:color="808080" w:sz="4"/>
+              <w:right w:val="single" w:color="808080" w:sz="4"/>
+            </w:tcBorders>
+            <w:tcMar>
+              <w:top w:type="dxa" w:w="60"/>
+              <w:left w:type="dxa" w:w="100"/>
+              <w:bottom w:type="dxa" w:w="60"/>
+              <w:right w:type="dxa" w:w="100"/>
+            </w:tcMar>
+          </w:tcPr>
+          <w:p>
+            <w:r>
+              <w:rPr>
+                <w:b w:val="false"/>
+                <w:bCs w:val="false"/>
+              </w:rPr>
+              <w:t xml:space="preserve">Мнемосхема блока (до 50 показателей), энергетика (до 10 показателей)</w:t>
+            </w:r>
+          </w:p>
+        </w:tc>
+        <w:tc>
+          <w:tcPr>
+            <w:tcW w:type="dxa" w:w="2700"/>
+            <w:tcBorders>
+              <w:top w:val="single" w:color="808080" w:sz="4"/>
+              <w:left w:val="single" w:color="808080" w:sz="4"/>
+              <w:bottom w:val="single" w:color="808080" w:sz="4"/>
+              <w:right w:val="single" w:color="808080" w:sz="4"/>
+            </w:tcBorders>
+            <w:tcMar>
+              <w:top w:type="dxa" w:w="60"/>
+              <w:left w:type="dxa" w:w="100"/>
+              <w:bottom w:type="dxa" w:w="60"/>
+              <w:right w:type="dxa" w:w="100"/>
+            </w:tcMar>
+          </w:tcPr>
+          <w:p>
+            <w:r>
+              <w:rPr>
+                <w:b w:val="false"/>
+                <w:bCs w:val="false"/>
+              </w:rPr>
+              <w:t xml:space="preserve">Каждые 8 ч, до 1 раза в час; догон пропущенных срезов</w:t>
+            </w:r>
+          </w:p>
+        </w:tc>
+        <w:tc>
+          <w:tcPr>
+            <w:tcW w:type="dxa" w:w="3138"/>
+            <w:tcBorders>
+              <w:top w:val="single" w:color="808080" w:sz="4"/>
+              <w:left w:val="single" w:color="808080" w:sz="4"/>
+              <w:bottom w:val="single" w:color="808080" w:sz="4"/>
+              <w:right w:val="single" w:color="808080" w:sz="4"/>
+            </w:tcBorders>
+            <w:tcMar>
+              <w:top w:type="dxa" w:w="60"/>
+              <w:left w:type="dxa" w:w="100"/>
+              <w:bottom w:type="dxa" w:w="60"/>
+              <w:right w:type="dxa" w:w="100"/>
+            </w:tcMar>
+          </w:tcPr>
+          <w:p>
+            <w:r>
+              <w:rPr>
+                <w:b w:val="false"/>
+                <w:bCs w:val="false"/>
+              </w:rPr>
+              <w:t xml:space="preserve">Методы API не определены → страница блока / «Схема»; Инфраструктура / Электроэнергия</w:t>
             </w:r>
           </w:p>
         </w:tc>
@@ -547,10 +546,10 @@
           <w:b/>
           <w:bCs/>
         </w:rPr>
-        <w:t xml:space="preserve">Факт и планы в одном роботе (Р1)</w:t>
-      </w:r>
-      <w:r>
-        <w:t xml:space="preserve"> - оба нужны не чаще раза в сутки, используют один API и один ЦОМ. Плановый блок - это просто условие «если дата в окне, то ещё и планы». Отдельный плановый робот дублировал бы запуск, авторизацию, ЧТЗ, документацию и ОПЭ.</w:t>
+        <w:t xml:space="preserve">Факт и планы - один робот.</w:t>
+      </w:r>
+      <w:r>
+        <w:t xml:space="preserve"> Оба нужны не чаще раза в сутки, один API, один ЦОМ. Планы - это условие «если дата в окне, то ещё и планы». Факт вносится первым, плановый блок изолирован: его ошибка не отменяет факт.</w:t>
       </w:r>
     </w:p>
     <w:p>
@@ -568,10 +567,10 @@
           <w:b/>
           <w:bCs/>
         </w:rPr>
-        <w:t xml:space="preserve">Факт защищён от сбоев планов</w:t>
-      </w:r>
-      <w:r>
-        <w:t xml:space="preserve">: факт вносится первым, плановый блок выполняется после и изолирован - ошибка в нём не отменяет внесённый факт и не мешает повторам по факту.</w:t>
+        <w:t xml:space="preserve">Р2 отдельно и ориентировочно (±40%).</w:t>
+      </w:r>
+      <w:r>
+        <w:t xml:space="preserve"> Нет методов API и таблицы мнемосхемы; частый запуск требует защиты от наложения и, вероятно, отдельной лицензии бота. Твёрдая цена - только на Р1.</w:t>
       </w:r>
     </w:p>
     <w:p>
@@ -589,31 +588,10 @@
           <w:b/>
           <w:bCs/>
         </w:rPr>
-        <w:t xml:space="preserve">Р2 отдельно</w:t>
-      </w:r>
-      <w:r>
-        <w:t xml:space="preserve"> - частые запуски, цикл должен укладываться в минуты; API ещё не определён, поэтому Р2 можно сдавать позже, не задерживая Р1.</w:t>
-      </w:r>
-    </w:p>
-    <w:p>
-      <w:pPr>
-        <w:pStyle w:val="ListParagraph"/>
-        <w:numPr>
-          <w:ilvl w:val="0"/>
-          <w:numId w:val="2"/>
-        </w:numPr>
-        <w:spacing w:after="60"/>
-        <w:jc w:val="both"/>
-      </w:pPr>
-      <w:r>
-        <w:rPr>
-          <w:b/>
-          <w:bCs/>
-        </w:rPr>
-        <w:t xml:space="preserve">Один робот на всё</w:t>
-      </w:r>
-      <w:r>
-        <w:t xml:space="preserve"> не рекомендуется: при запуске раз в час он каждый раз проходил бы суточную и плановую логику.</w:t>
+        <w:t xml:space="preserve">3-4 робота по периодичности отклонены.</w:t>
+      </w:r>
+      <w:r>
+        <w:t xml:space="preserve"> Дублирование модулей и этапов; годовой робот не сработает по расписанию за время ОПЭ.</w:t>
       </w:r>
     </w:p>
     <w:p>
@@ -621,7 +599,7 @@
         <w:pStyle w:val="Heading1"/>
       </w:pPr>
       <w:r>
-        <w:t xml:space="preserve">2. Типовая процедура внесения (одна для всех роботов)</w:t>
+        <w:t xml:space="preserve">2. Типовая процедура внесения (одна для всех витрин)</w:t>
       </w:r>
     </w:p>
     <w:p>
@@ -630,7 +608,7 @@
         <w:jc w:val="both"/>
       </w:pPr>
       <w:r>
-        <w:t xml:space="preserve">Само внесение линейное и одинаковое для любой витрины - оно разрабатывается один раз в Р1 и вызывается с разными параметрами (метод API, витрина, период, маппинг):</w:t>
+        <w:t xml:space="preserve">Само внесение линейное:</w:t>
       </w:r>
     </w:p>
     <w:p>
@@ -644,7 +622,7 @@
         <w:jc w:val="both"/>
       </w:pPr>
       <w:r>
-        <w:t xml:space="preserve">Запросить данные: GET http://192.168.45.100/api/1.1/&lt;метод&gt;?do=&lt;VSP09209 | VSP&gt;&amp;date=YYYYMMDD. Для общих методов ВСП (do=VSP) взять из ответа только ключ </w:t>
+        <w:t xml:space="preserve">Запросить данные: GET http://192.168.45.100/api/1.1/&lt;метод&gt;?do=&lt;VSP09209 | VSP&gt;&amp;date=YYYYMMDD. Для общих методов ВСП (do=VSP) взять только ключ </w:t>
       </w:r>
       <w:r>
         <w:rPr>
@@ -654,7 +632,7 @@
         <w:t xml:space="preserve">VSP09209_BK</w:t>
       </w:r>
       <w:r>
-        <w:t xml:space="preserve">.</w:t>
+        <w:t xml:space="preserve">. NULL - данных ещё нет (нули не писать).</w:t>
       </w:r>
     </w:p>
     <w:p>
@@ -668,7 +646,7 @@
         <w:jc w:val="both"/>
       </w:pPr>
       <w:r>
-        <w:t xml:space="preserve">Если значения NULL - данных ещё нет, витрину пропустить (это не ошибка).</w:t>
+        <w:t xml:space="preserve">Открыть витрину ЦОМ за нужную дату/период (и актуальную версию для планов), выгрузить её текущие значения через кнопку «XLS».</w:t>
       </w:r>
     </w:p>
     <w:p>
@@ -682,7 +660,7 @@
         <w:jc w:val="both"/>
       </w:pPr>
       <w:r>
-        <w:t xml:space="preserve">Открыть ЦОМ → нужный раздел и вкладку → выбрать дату/период (и версию для планов) → «Ввод данных».</w:t>
+        <w:t xml:space="preserve">Сравнить значения API с тем, что уже есть в ЦОМ, с допуском (на экране округление до 0,1-0,01, в API - 3 знака).</w:t>
       </w:r>
     </w:p>
     <w:p>
@@ -696,7 +674,17 @@
         <w:jc w:val="both"/>
       </w:pPr>
       <w:r>
-        <w:t xml:space="preserve">Найти строку/столбец «Блок 09-2/09» и вписать значения по маппингу «поле API → ячейка».</w:t>
+        <w:t xml:space="preserve">Если отличий нет - ничего не делать. Если есть - «Ввод данных», записать </w:t>
+      </w:r>
+      <w:r>
+        <w:rPr>
+          <w:b/>
+          <w:bCs/>
+        </w:rPr>
+        <w:t xml:space="preserve">только отличающиеся</w:t>
+      </w:r>
+      <w:r>
+        <w:t xml:space="preserve"> ячейки строки/столбца «Блок 09-2/09», сохранить.</w:t>
       </w:r>
     </w:p>
     <w:p>
@@ -710,21 +698,7 @@
         <w:jc w:val="both"/>
       </w:pPr>
       <w:r>
-        <w:t xml:space="preserve">Сохранить.</w:t>
-      </w:r>
-    </w:p>
-    <w:p>
-      <w:pPr>
-        <w:pStyle w:val="ListParagraph"/>
-        <w:numPr>
-          <w:ilvl w:val="0"/>
-          <w:numId w:val="3"/>
-        </w:numPr>
-        <w:spacing w:after="60"/>
-        <w:jc w:val="both"/>
-      </w:pPr>
-      <w:r>
-        <w:t xml:space="preserve">Записать результат в журнал.</w:t>
+        <w:t xml:space="preserve">Записать в журнал, что и когда внесено (чтобы отличать ручную правку в ЦОМ от изменения данных в API).</w:t>
       </w:r>
     </w:p>
     <w:p>
@@ -733,7 +707,7 @@
         <w:jc w:val="both"/>
       </w:pPr>
       <w:r>
-        <w:t xml:space="preserve">Параметры (адрес API, методы, маппинг, адресаты, расписание) вынесены в конфигурационный файл, пароль - в хранилище оркестратора.</w:t>
+        <w:t xml:space="preserve">Почему не «всегда перезаписывать»: каждая запись попадает в «Журнал корректировок» ЦОМ и может затереть ручные правки. Почему не хранить «снимки» у робота: эталон - сам ЦОМ, так робот видит и ручные правки, и пустой столбец в новой версии.</w:t>
       </w:r>
     </w:p>
     <w:p>
@@ -742,15 +716,6 @@
       </w:pPr>
       <w:r>
         <w:t xml:space="preserve">3. Что и когда вносить - основная сложность</w:t>
-      </w:r>
-    </w:p>
-    <w:p>
-      <w:pPr>
-        <w:spacing w:after="100"/>
-        <w:jc w:val="both"/>
-      </w:pPr>
-      <w:r>
-        <w:t xml:space="preserve">Трудоёмкость процесса определяется не внесением, а решениями «какие данные, за какой период, в какую версию и нужно ли вообще». Правила:</w:t>
       </w:r>
     </w:p>
     <w:tbl>
@@ -767,9 +732,9 @@
       </w:tblPr>
       <w:tblGrid>
         <w:gridCol w:w="2300"/>
-        <w:gridCol w:w="2600"/>
+        <w:gridCol w:w="2700"/>
         <w:gridCol w:w="2400"/>
-        <w:gridCol w:w="2338"/>
+        <w:gridCol w:w="2238"/>
       </w:tblGrid>
       <w:tr>
         <w:trPr>
@@ -804,7 +769,7 @@
         </w:tc>
         <w:tc>
           <w:tcPr>
-            <w:tcW w:type="dxa" w:w="2600"/>
+            <w:tcW w:type="dxa" w:w="2700"/>
             <w:tcBorders>
               <w:top w:val="single" w:color="808080" w:sz="4"/>
               <w:left w:val="single" w:color="808080" w:sz="4"/>
@@ -825,7 +790,7 @@
                 <w:b/>
                 <w:bCs/>
               </w:rPr>
-              <w:t xml:space="preserve">Когда появляются на портале ВСП</w:t>
+              <w:t xml:space="preserve">Когда появляются</w:t>
             </w:r>
           </w:p>
         </w:tc>
@@ -858,7 +823,7 @@
         </w:tc>
         <w:tc>
           <w:tcPr>
-            <w:tcW w:type="dxa" w:w="2338"/>
+            <w:tcW w:type="dxa" w:w="2238"/>
             <w:tcBorders>
               <w:top w:val="single" w:color="808080" w:sz="4"/>
               <w:left w:val="single" w:color="808080" w:sz="4"/>
@@ -907,33 +872,33 @@
                 <w:b w:val="false"/>
                 <w:bCs w:val="false"/>
               </w:rPr>
-              <w:t xml:space="preserve">Факт суток: нефть, жидкость, закачка, ПНГ, ТНЭ</w:t>
-            </w:r>
-          </w:p>
-        </w:tc>
-        <w:tc>
-          <w:tcPr>
-            <w:tcW w:type="dxa" w:w="2600"/>
-            <w:tcBorders>
-              <w:top w:val="single" w:color="808080" w:sz="4"/>
-              <w:left w:val="single" w:color="808080" w:sz="4"/>
-              <w:bottom w:val="single" w:color="808080" w:sz="4"/>
-              <w:right w:val="single" w:color="808080" w:sz="4"/>
-            </w:tcBorders>
-            <w:tcMar>
-              <w:top w:type="dxa" w:w="60"/>
-              <w:left w:type="dxa" w:w="100"/>
-              <w:bottom w:type="dxa" w:w="60"/>
-              <w:right w:type="dxa" w:w="100"/>
-            </w:tcMar>
-          </w:tcPr>
-          <w:p>
-            <w:r>
-              <w:rPr>
-                <w:b w:val="false"/>
-                <w:bCs w:val="false"/>
-              </w:rPr>
-              <w:t xml:space="preserve">Утром после верификации ВСП (время уточнить)</w:t>
+              <w:t xml:space="preserve">Факт суток: нефть, жидкость, ПНГ</w:t>
+            </w:r>
+          </w:p>
+        </w:tc>
+        <w:tc>
+          <w:tcPr>
+            <w:tcW w:type="dxa" w:w="2700"/>
+            <w:tcBorders>
+              <w:top w:val="single" w:color="808080" w:sz="4"/>
+              <w:left w:val="single" w:color="808080" w:sz="4"/>
+              <w:bottom w:val="single" w:color="808080" w:sz="4"/>
+              <w:right w:val="single" w:color="808080" w:sz="4"/>
+            </w:tcBorders>
+            <w:tcMar>
+              <w:top w:type="dxa" w:w="60"/>
+              <w:left w:type="dxa" w:w="100"/>
+              <w:bottom w:type="dxa" w:w="60"/>
+              <w:right w:type="dxa" w:w="100"/>
+            </w:tcMar>
+          </w:tcPr>
+          <w:p>
+            <w:r>
+              <w:rPr>
+                <w:b w:val="false"/>
+                <w:bCs w:val="false"/>
+              </w:rPr>
+              <w:t xml:space="preserve">После верификации ВСП (время по UTC+7 - уточнить)</w:t>
             </w:r>
           </w:p>
         </w:tc>
@@ -959,33 +924,33 @@
                 <w:b w:val="false"/>
                 <w:bCs w:val="false"/>
               </w:rPr>
-              <w:t xml:space="preserve">Р1: ежедневно, повторы до контрольного времени</w:t>
-            </w:r>
-          </w:p>
-        </w:tc>
-        <w:tc>
-          <w:tcPr>
-            <w:tcW w:type="dxa" w:w="2338"/>
-            <w:tcBorders>
-              <w:top w:val="single" w:color="808080" w:sz="4"/>
-              <w:left w:val="single" w:color="808080" w:sz="4"/>
-              <w:bottom w:val="single" w:color="808080" w:sz="4"/>
-              <w:right w:val="single" w:color="808080" w:sz="4"/>
-            </w:tcBorders>
-            <w:tcMar>
-              <w:top w:type="dxa" w:w="60"/>
-              <w:left w:type="dxa" w:w="100"/>
-              <w:bottom w:type="dxa" w:w="60"/>
-              <w:right w:type="dxa" w:w="100"/>
-            </w:tcMar>
-          </w:tcPr>
-          <w:p>
-            <w:r>
-              <w:rPr>
-                <w:b w:val="false"/>
-                <w:bCs w:val="false"/>
-              </w:rPr>
-              <w:t xml:space="preserve">Внести за вчера. Нет данных - повторить позже, к контрольному времени - письмо</w:t>
+              <w:t xml:space="preserve">Каждый день + повторы до контрольного времени</w:t>
+            </w:r>
+          </w:p>
+        </w:tc>
+        <w:tc>
+          <w:tcPr>
+            <w:tcW w:type="dxa" w:w="2238"/>
+            <w:tcBorders>
+              <w:top w:val="single" w:color="808080" w:sz="4"/>
+              <w:left w:val="single" w:color="808080" w:sz="4"/>
+              <w:bottom w:val="single" w:color="808080" w:sz="4"/>
+              <w:right w:val="single" w:color="808080" w:sz="4"/>
+            </w:tcBorders>
+            <w:tcMar>
+              <w:top w:type="dxa" w:w="60"/>
+              <w:left w:type="dxa" w:w="100"/>
+              <w:bottom w:type="dxa" w:w="60"/>
+              <w:right w:type="dxa" w:w="100"/>
+            </w:tcMar>
+          </w:tcPr>
+          <w:p>
+            <w:r>
+              <w:rPr>
+                <w:b w:val="false"/>
+                <w:bCs w:val="false"/>
+              </w:rPr>
+              <w:t xml:space="preserve">Внести D (вчера) и перепроверить D-1 (корректировки). Нет данных к контрольному времени - письмо</w:t>
             </w:r>
           </w:p>
         </w:tc>
@@ -1013,33 +978,33 @@
                 <w:b w:val="false"/>
                 <w:bCs w:val="false"/>
               </w:rPr>
-              <w:t xml:space="preserve">Сетевой график нефти, План-заявка ПНГ (на месяц)</w:t>
-            </w:r>
-          </w:p>
-        </w:tc>
-        <w:tc>
-          <w:tcPr>
-            <w:tcW w:type="dxa" w:w="2600"/>
-            <w:tcBorders>
-              <w:top w:val="single" w:color="808080" w:sz="4"/>
-              <w:left w:val="single" w:color="808080" w:sz="4"/>
-              <w:bottom w:val="single" w:color="808080" w:sz="4"/>
-              <w:right w:val="single" w:color="808080" w:sz="4"/>
-            </w:tcBorders>
-            <w:tcMar>
-              <w:top w:type="dxa" w:w="60"/>
-              <w:left w:type="dxa" w:w="100"/>
-              <w:bottom w:type="dxa" w:w="60"/>
-              <w:right w:type="dxa" w:w="100"/>
-            </w:tcMar>
-          </w:tcPr>
-          <w:p>
-            <w:r>
-              <w:rPr>
-                <w:b w:val="false"/>
-                <w:bCs w:val="false"/>
-              </w:rPr>
-              <w:t xml:space="preserve">Предварительные - 29-1 число, окончательные - 3-5 число; бывает 2 версии</w:t>
+              <w:t xml:space="preserve">СГ нефти, План-заявка ПНГ (месяц)</w:t>
+            </w:r>
+          </w:p>
+        </w:tc>
+        <w:tc>
+          <w:tcPr>
+            <w:tcW w:type="dxa" w:w="2700"/>
+            <w:tcBorders>
+              <w:top w:val="single" w:color="808080" w:sz="4"/>
+              <w:left w:val="single" w:color="808080" w:sz="4"/>
+              <w:bottom w:val="single" w:color="808080" w:sz="4"/>
+              <w:right w:val="single" w:color="808080" w:sz="4"/>
+            </w:tcBorders>
+            <w:tcMar>
+              <w:top w:type="dxa" w:w="60"/>
+              <w:left w:type="dxa" w:w="100"/>
+              <w:bottom w:type="dxa" w:w="60"/>
+              <w:right w:type="dxa" w:w="100"/>
+            </w:tcMar>
+          </w:tcPr>
+          <w:p>
+            <w:r>
+              <w:rPr>
+                <w:b w:val="false"/>
+                <w:bCs w:val="false"/>
+              </w:rPr>
+              <w:t xml:space="preserve">Предварительные 29-1, окончательные 3-5 числа, бывает 2 обновления [11:18]</w:t>
             </w:r>
           </w:p>
         </w:tc>
@@ -1065,33 +1030,33 @@
                 <w:b w:val="false"/>
                 <w:bCs w:val="false"/>
               </w:rPr>
-              <w:t xml:space="preserve">Р1 (плановый блок): если дата с 28-го по 7-е</w:t>
-            </w:r>
-          </w:p>
-        </w:tc>
-        <w:tc>
-          <w:tcPr>
-            <w:tcW w:type="dxa" w:w="2338"/>
-            <w:tcBorders>
-              <w:top w:val="single" w:color="808080" w:sz="4"/>
-              <w:left w:val="single" w:color="808080" w:sz="4"/>
-              <w:bottom w:val="single" w:color="808080" w:sz="4"/>
-              <w:right w:val="single" w:color="808080" w:sz="4"/>
-            </w:tcBorders>
-            <w:tcMar>
-              <w:top w:type="dxa" w:w="60"/>
-              <w:left w:type="dxa" w:w="100"/>
-              <w:bottom w:type="dxa" w:w="60"/>
-              <w:right w:type="dxa" w:w="100"/>
-            </w:tcMar>
-          </w:tcPr>
-          <w:p>
-            <w:r>
-              <w:rPr>
-                <w:b w:val="false"/>
-                <w:bCs w:val="false"/>
-              </w:rPr>
-              <w:t xml:space="preserve">Первое появление - внести. Изменились - новая версия и внести. Не изменились - ничего</w:t>
+              <w:t xml:space="preserve">Если дата с 28-го по 10-е</w:t>
+            </w:r>
+          </w:p>
+        </w:tc>
+        <w:tc>
+          <w:tcPr>
+            <w:tcW w:type="dxa" w:w="2238"/>
+            <w:tcBorders>
+              <w:top w:val="single" w:color="808080" w:sz="4"/>
+              <w:left w:val="single" w:color="808080" w:sz="4"/>
+              <w:bottom w:val="single" w:color="808080" w:sz="4"/>
+              <w:right w:val="single" w:color="808080" w:sz="4"/>
+            </w:tcBorders>
+            <w:tcMar>
+              <w:top w:type="dxa" w:w="60"/>
+              <w:left w:type="dxa" w:w="100"/>
+              <w:bottom w:type="dxa" w:w="60"/>
+              <w:right w:type="dxa" w:w="100"/>
+            </w:tcMar>
+          </w:tcPr>
+          <w:p>
+            <w:r>
+              <w:rPr>
+                <w:b w:val="false"/>
+                <w:bCs w:val="false"/>
+              </w:rPr>
+              <w:t xml:space="preserve">Сравнить с ЦОМ; новые данные - внести (при необходимости в новую версию)</w:t>
             </w:r>
           </w:p>
         </w:tc>
@@ -1119,33 +1084,33 @@
                 <w:b w:val="false"/>
                 <w:bCs w:val="false"/>
               </w:rPr>
-              <w:t xml:space="preserve">Бизнес-план (нефть, жидкость, закачка, ТНЭ), ПХД ПНГ (на год)</w:t>
-            </w:r>
-          </w:p>
-        </w:tc>
-        <w:tc>
-          <w:tcPr>
-            <w:tcW w:type="dxa" w:w="2600"/>
-            <w:tcBorders>
-              <w:top w:val="single" w:color="808080" w:sz="4"/>
-              <w:left w:val="single" w:color="808080" w:sz="4"/>
-              <w:bottom w:val="single" w:color="808080" w:sz="4"/>
-              <w:right w:val="single" w:color="808080" w:sz="4"/>
-            </w:tcBorders>
-            <w:tcMar>
-              <w:top w:type="dxa" w:w="60"/>
-              <w:left w:type="dxa" w:w="100"/>
-              <w:bottom w:type="dxa" w:w="60"/>
-              <w:right w:type="dxa" w:w="100"/>
-            </w:tcMar>
-          </w:tcPr>
-          <w:p>
-            <w:r>
-              <w:rPr>
-                <w:b w:val="false"/>
-                <w:bCs w:val="false"/>
-              </w:rPr>
-              <w:t xml:space="preserve">Раз в год, дата не фиксирована; возможны корректировки</w:t>
+              <w:t xml:space="preserve">БП нефти, БП жидкости, ПХД ПНГ (год)</w:t>
+            </w:r>
+          </w:p>
+        </w:tc>
+        <w:tc>
+          <w:tcPr>
+            <w:tcW w:type="dxa" w:w="2700"/>
+            <w:tcBorders>
+              <w:top w:val="single" w:color="808080" w:sz="4"/>
+              <w:left w:val="single" w:color="808080" w:sz="4"/>
+              <w:bottom w:val="single" w:color="808080" w:sz="4"/>
+              <w:right w:val="single" w:color="808080" w:sz="4"/>
+            </w:tcBorders>
+            <w:tcMar>
+              <w:top w:type="dxa" w:w="60"/>
+              <w:left w:type="dxa" w:w="100"/>
+              <w:bottom w:type="dxa" w:w="60"/>
+              <w:right w:type="dxa" w:w="100"/>
+            </w:tcMar>
+          </w:tcPr>
+          <w:p>
+            <w:r>
+              <w:rPr>
+                <w:b w:val="false"/>
+                <w:bCs w:val="false"/>
+              </w:rPr>
+              <w:t xml:space="preserve">Раз в год [09:50], дата не фиксирована</w:t>
             </w:r>
           </w:p>
         </w:tc>
@@ -1171,33 +1136,33 @@
                 <w:b w:val="false"/>
                 <w:bCs w:val="false"/>
               </w:rPr>
-              <w:t xml:space="preserve">Р1 (плановый блок): если дата 20.12-31.01 или первые 10 раб. дней квартала</w:t>
-            </w:r>
-          </w:p>
-        </w:tc>
-        <w:tc>
-          <w:tcPr>
-            <w:tcW w:type="dxa" w:w="2338"/>
-            <w:tcBorders>
-              <w:top w:val="single" w:color="808080" w:sz="4"/>
-              <w:left w:val="single" w:color="808080" w:sz="4"/>
-              <w:bottom w:val="single" w:color="808080" w:sz="4"/>
-              <w:right w:val="single" w:color="808080" w:sz="4"/>
-            </w:tcBorders>
-            <w:tcMar>
-              <w:top w:type="dxa" w:w="60"/>
-              <w:left w:type="dxa" w:w="100"/>
-              <w:bottom w:type="dxa" w:w="60"/>
-              <w:right w:type="dxa" w:w="100"/>
-            </w:tcMar>
-          </w:tcPr>
-          <w:p>
-            <w:r>
-              <w:rPr>
-                <w:b w:val="false"/>
-                <w:bCs w:val="false"/>
-              </w:rPr>
-              <w:t xml:space="preserve">То же: первое появление - внести, изменения - новая версия</w:t>
+              <w:t xml:space="preserve">Если дата в декабре-январе или первые 10 раб. дней квартала (допущение)</w:t>
+            </w:r>
+          </w:p>
+        </w:tc>
+        <w:tc>
+          <w:tcPr>
+            <w:tcW w:type="dxa" w:w="2238"/>
+            <w:tcBorders>
+              <w:top w:val="single" w:color="808080" w:sz="4"/>
+              <w:left w:val="single" w:color="808080" w:sz="4"/>
+              <w:bottom w:val="single" w:color="808080" w:sz="4"/>
+              <w:right w:val="single" w:color="808080" w:sz="4"/>
+            </w:tcBorders>
+            <w:tcMar>
+              <w:top w:type="dxa" w:w="60"/>
+              <w:left w:type="dxa" w:w="100"/>
+              <w:bottom w:type="dxa" w:w="60"/>
+              <w:right w:type="dxa" w:w="100"/>
+            </w:tcMar>
+          </w:tcPr>
+          <w:p>
+            <w:r>
+              <w:rPr>
+                <w:b w:val="false"/>
+                <w:bCs w:val="false"/>
+              </w:rPr>
+              <w:t xml:space="preserve">То же</w:t>
             </w:r>
           </w:p>
         </w:tc>
@@ -1231,27 +1196,27 @@
         </w:tc>
         <w:tc>
           <w:tcPr>
-            <w:tcW w:type="dxa" w:w="2600"/>
-            <w:tcBorders>
-              <w:top w:val="single" w:color="808080" w:sz="4"/>
-              <w:left w:val="single" w:color="808080" w:sz="4"/>
-              <w:bottom w:val="single" w:color="808080" w:sz="4"/>
-              <w:right w:val="single" w:color="808080" w:sz="4"/>
-            </w:tcBorders>
-            <w:tcMar>
-              <w:top w:type="dxa" w:w="60"/>
-              <w:left w:type="dxa" w:w="100"/>
-              <w:bottom w:type="dxa" w:w="60"/>
-              <w:right w:type="dxa" w:w="100"/>
-            </w:tcMar>
-          </w:tcPr>
-          <w:p>
-            <w:r>
-              <w:rPr>
-                <w:b w:val="false"/>
-                <w:bCs w:val="false"/>
-              </w:rPr>
-              <w:t xml:space="preserve">Несколько раз в сутки (срезы)</w:t>
+            <w:tcW w:type="dxa" w:w="2700"/>
+            <w:tcBorders>
+              <w:top w:val="single" w:color="808080" w:sz="4"/>
+              <w:left w:val="single" w:color="808080" w:sz="4"/>
+              <w:bottom w:val="single" w:color="808080" w:sz="4"/>
+              <w:right w:val="single" w:color="808080" w:sz="4"/>
+            </w:tcBorders>
+            <w:tcMar>
+              <w:top w:type="dxa" w:w="60"/>
+              <w:left w:type="dxa" w:w="100"/>
+              <w:bottom w:type="dxa" w:w="60"/>
+              <w:right w:type="dxa" w:w="100"/>
+            </w:tcMar>
+          </w:tcPr>
+          <w:p>
+            <w:r>
+              <w:rPr>
+                <w:b w:val="false"/>
+                <w:bCs w:val="false"/>
+              </w:rPr>
+              <w:t xml:space="preserve">Несколько раз в сутки</w:t>
             </w:r>
           </w:p>
         </w:tc>
@@ -1277,33 +1242,33 @@
                 <w:b w:val="false"/>
                 <w:bCs w:val="false"/>
               </w:rPr>
-              <w:t xml:space="preserve">Р2: каждые 8 ч (до 1 раза в час)</w:t>
-            </w:r>
-          </w:p>
-        </w:tc>
-        <w:tc>
-          <w:tcPr>
-            <w:tcW w:type="dxa" w:w="2338"/>
-            <w:tcBorders>
-              <w:top w:val="single" w:color="808080" w:sz="4"/>
-              <w:left w:val="single" w:color="808080" w:sz="4"/>
-              <w:bottom w:val="single" w:color="808080" w:sz="4"/>
-              <w:right w:val="single" w:color="808080" w:sz="4"/>
-            </w:tcBorders>
-            <w:tcMar>
-              <w:top w:type="dxa" w:w="60"/>
-              <w:left w:type="dxa" w:w="100"/>
-              <w:bottom w:type="dxa" w:w="60"/>
-              <w:right w:type="dxa" w:w="100"/>
-            </w:tcMar>
-          </w:tcPr>
-          <w:p>
-            <w:r>
-              <w:rPr>
-                <w:b w:val="false"/>
-                <w:bCs w:val="false"/>
-              </w:rPr>
-              <w:t xml:space="preserve">Внести текущий срез и пропущенные срезы за сутки</w:t>
+              <w:t xml:space="preserve">Р2: каждые 8 ч (до 1 ч)</w:t>
+            </w:r>
+          </w:p>
+        </w:tc>
+        <w:tc>
+          <w:tcPr>
+            <w:tcW w:type="dxa" w:w="2238"/>
+            <w:tcBorders>
+              <w:top w:val="single" w:color="808080" w:sz="4"/>
+              <w:left w:val="single" w:color="808080" w:sz="4"/>
+              <w:bottom w:val="single" w:color="808080" w:sz="4"/>
+              <w:right w:val="single" w:color="808080" w:sz="4"/>
+            </w:tcBorders>
+            <w:tcMar>
+              <w:top w:type="dxa" w:w="60"/>
+              <w:left w:type="dxa" w:w="100"/>
+              <w:bottom w:type="dxa" w:w="60"/>
+              <w:right w:type="dxa" w:w="100"/>
+            </w:tcMar>
+          </w:tcPr>
+          <w:p>
+            <w:r>
+              <w:rPr>
+                <w:b w:val="false"/>
+                <w:bCs w:val="false"/>
+              </w:rPr>
+              <w:t xml:space="preserve">Текущий срез + пропущенные за сутки</w:t>
             </w:r>
           </w:p>
         </w:tc>
@@ -1324,15 +1289,20 @@
           <w:b/>
           <w:bCs/>
         </w:rPr>
-        <w:t xml:space="preserve">Как робот понимает, что данные изменились.</w:t>
-      </w:r>
-      <w:r>
-        <w:t xml:space="preserve"> После каждого успешного внесения планов робот сохраняет «снимок» внесённых значений. При следующей проверке новые данные сравниваются со снимком: снимка нет - первичная загрузка; совпадают - ничего не делать; отличаются - новая версия плана.</w:t>
-      </w:r>
-    </w:p>
-    <w:p>
-      <w:pPr>
-        <w:spacing w:after="100"/>
+        <w:t xml:space="preserve">Версии планов.</w:t>
+      </w:r>
+      <w:r>
+        <w:t xml:space="preserve"> Заказчик на встрече предложил, чтобы робот сам создавал версию: «заходит в планирование, сетевой график и нажимает добавить версию» [12:21-13:12]; при этом просили обсудить с Горбуновым пересечение с действующей интеграцией [14:12]. Поэтому в базу оценки включены оба случая:</w:t>
+      </w:r>
+    </w:p>
+    <w:p>
+      <w:pPr>
+        <w:pStyle w:val="ListParagraph"/>
+        <w:numPr>
+          <w:ilvl w:val="0"/>
+          <w:numId w:val="2"/>
+        </w:numPr>
+        <w:spacing w:after="60"/>
         <w:jc w:val="both"/>
       </w:pPr>
       <w:r>
@@ -1340,10 +1310,40 @@
           <w:b/>
           <w:bCs/>
         </w:rPr>
-        <w:t xml:space="preserve">Версии.</w:t>
-      </w:r>
-      <w:r>
-        <w:t xml:space="preserve"> Порядок работы с версиями сетевого графика и БП (робот создаёт версию сам или вносит в версию, созданную действующей интеграцией по другим блокам) - главный открытый вопрос, согласуется с Горбуновым. В оценку заложено: робот создаёт новую версию кнопкой «Добавить версию» при изменении данных и не трогает данные других блоков.</w:t>
+        <w:t xml:space="preserve">новую версию создала интеграция</w:t>
+      </w:r>
+      <w:r>
+        <w:t xml:space="preserve"> (на скрине СГ уже версия «202510 3») - столбец 09-2/09 в ней пустой, сравнение это покажет, робот дозаполняет;</w:t>
+      </w:r>
+    </w:p>
+    <w:p>
+      <w:pPr>
+        <w:pStyle w:val="ListParagraph"/>
+        <w:numPr>
+          <w:ilvl w:val="0"/>
+          <w:numId w:val="2"/>
+        </w:numPr>
+        <w:spacing w:after="60"/>
+        <w:jc w:val="both"/>
+      </w:pPr>
+      <w:r>
+        <w:rPr>
+          <w:b/>
+          <w:bCs/>
+        </w:rPr>
+        <w:t xml:space="preserve">изменились только данные 09-2/09</w:t>
+      </w:r>
+      <w:r>
+        <w:t xml:space="preserve"> - робот нажимает «Добавить версию», убеждается, что версия создана и актуальна, вносит данные.</w:t>
+      </w:r>
+    </w:p>
+    <w:p>
+      <w:pPr>
+        <w:spacing w:after="100"/>
+        <w:jc w:val="both"/>
+      </w:pPr>
+      <w:r>
+        <w:t xml:space="preserve">Окончательное правило (когда создавать версию и как её называть) фиксируется в ЧТЗ после согласования с Горбуновым.</w:t>
       </w:r>
     </w:p>
     <w:p>
@@ -1367,7 +1367,7 @@
         <w:t xml:space="preserve">Запуск:</w:t>
       </w:r>
       <w:r>
-        <w:t xml:space="preserve"> ежедневно ~08:00 МСК, повторы каждые 30 мин до ~12:00 (только недовнесённое); ручной запуск за любую дату.</w:t>
+        <w:t xml:space="preserve"> ежедневно после готовности данных на портале (по времени Вьетнама UTC+7, в МСК - на 4 ч раньше), повторы каждые 30 мин до контрольного времени; ручной запуск за любую дату.</w:t>
       </w:r>
     </w:p>
     <w:p>
@@ -1389,7 +1389,7 @@
         <w:jc w:val="both"/>
       </w:pPr>
       <w:r>
-        <w:t xml:space="preserve">Отчётная дата = вчера (или дата из ручного запуска).</w:t>
+        <w:t xml:space="preserve">Даты: D = вчера (по времени Вьетнама), D-1 - для проверки корректировок.</w:t>
       </w:r>
     </w:p>
     <w:p>
@@ -1403,7 +1403,7 @@
         <w:jc w:val="both"/>
       </w:pPr>
       <w:r>
-        <w:t xml:space="preserve">По типовой процедуре (раздел 2) внести 5 витрин ПиТ → Закрытие:</w:t>
+        <w:t xml:space="preserve">По типовой процедуре (раздел 2) для D и D-1 обработать витрины ПиТ → Закрытие:</w:t>
       </w:r>
     </w:p>
     <w:p>
@@ -1417,7 +1417,7 @@
         <w:jc w:val="both"/>
       </w:pPr>
       <w:r>
-        <w:t xml:space="preserve">Нефть - collectfactVSP09209 (do=VSP09209);</w:t>
+        <w:t xml:space="preserve">Нефть - collectfactVSP09209 (do=VSP09209): факт сут/мес/год, комментарий (многострочный), H2O, t; строки 9 «Блок 09-2/09» и 9.1 - по ключам VSP09209 / VSP09209_BK (соответствие уточнить в ЧТЗ);</w:t>
       </w:r>
     </w:p>
     <w:p>
@@ -1431,7 +1431,7 @@
         <w:jc w:val="both"/>
       </w:pPr>
       <w:r>
-        <w:t xml:space="preserve">Жидкость - collectfactliquidVSP; Закачка - collectfactwaterVSP; ПНГ - collectfactpngVSP; ТНЭ - collectfacttoeVSP (do=VSP, ключ VSP09209_BK).</w:t>
+        <w:t xml:space="preserve">Жидкость - collectfactliquidVSP; ПНГ - collectfactpngVSP (do=VSP, ключ VSP09209_BK).</w:t>
       </w:r>
     </w:p>
     <w:p>
@@ -1459,7 +1459,7 @@
         <w:jc w:val="both"/>
       </w:pPr>
       <w:r>
-        <w:t xml:space="preserve">Если по какой-то витрине данных нет - оставить её на следующий повтор; к контрольному времени - письмо ответственным УД и ВСП.</w:t>
+        <w:t xml:space="preserve">Нет данных - витрину оставить на следующий повтор; к контрольному времени - письмо ответственным УД и ВСП.</w:t>
       </w:r>
     </w:p>
     <w:p>
@@ -1481,7 +1481,7 @@
         <w:jc w:val="both"/>
       </w:pPr>
       <w:r>
-        <w:t xml:space="preserve">Проверить сегодняшнюю дату:</w:t>
+        <w:t xml:space="preserve">Проверить дату:</w:t>
       </w:r>
     </w:p>
     <w:p>
@@ -1499,10 +1499,10 @@
           <w:b/>
           <w:bCs/>
         </w:rPr>
-        <w:t xml:space="preserve">с 28-го по 7-е число</w:t>
-      </w:r>
-      <w:r>
-        <w:t xml:space="preserve"> → СГ нефти (collectsgVSP09209) и План-заявка ПНГ (collectorderpngVSP); плановый месяц: с 28-го - следующий, с 1-го по 7-е - текущий;</w:t>
+        <w:t xml:space="preserve">с 28-го по 10-е число</w:t>
+      </w:r>
+      <w:r>
+        <w:t xml:space="preserve"> → СГ нефти (collectsgVSP09209), План-заявка ПНГ (collectorderpngVSP); месяц: с 28-го - следующий, с 1-го по 10-е - текущий;</w:t>
       </w:r>
     </w:p>
     <w:p>
@@ -1520,10 +1520,10 @@
           <w:b/>
           <w:bCs/>
         </w:rPr>
-        <w:t xml:space="preserve">с 20.12 по 31.01 или первые 10 раб. дней квартала</w:t>
-      </w:r>
-      <w:r>
-        <w:t xml:space="preserve"> → БП нефть, жидкость, закачка, ТНЭ, ПХД ПНГ; плановый год: в декабре - следующий, иначе - текущий;</w:t>
+        <w:t xml:space="preserve">декабрь-январь или первые 10 раб. дней квартала</w:t>
+      </w:r>
+      <w:r>
+        <w:t xml:space="preserve"> → БП нефти (collectbpVSP09209), БП жидкости (collectbpliquidVSP), ПХД ПНГ (collectphdpngVSP); год: в декабре - следующий, иначе - текущий;</w:t>
       </w:r>
     </w:p>
     <w:p>
@@ -1537,7 +1537,7 @@
         <w:jc w:val="both"/>
       </w:pPr>
       <w:r>
-        <w:t xml:space="preserve">дата не в окне → плановый блок пропустить.</w:t>
+        <w:t xml:space="preserve">не в окне → плановый блок пропустить.</w:t>
       </w:r>
     </w:p>
     <w:p>
@@ -1551,7 +1551,7 @@
         <w:jc w:val="both"/>
       </w:pPr>
       <w:r>
-        <w:t xml:space="preserve">Если набор за этот период уже успешно внесён сегодня (повторный запуск) - пропустить.</w:t>
+        <w:t xml:space="preserve">Открыть план за период, выбрать актуальную версию, сравнить с API (раздел 2).</w:t>
       </w:r>
     </w:p>
     <w:p>
@@ -1565,35 +1565,7 @@
         <w:jc w:val="both"/>
       </w:pPr>
       <w:r>
-        <w:t xml:space="preserve">Запросить API и сравнить со снимком → «первичная загрузка» / «без изменений» / «новая версия» (раздел 3).</w:t>
-      </w:r>
-    </w:p>
-    <w:p>
-      <w:pPr>
-        <w:pStyle w:val="ListParagraph"/>
-        <w:numPr>
-          <w:ilvl w:val="0"/>
-          <w:numId w:val="5"/>
-        </w:numPr>
-        <w:spacing w:after="60"/>
-        <w:jc w:val="both"/>
-      </w:pPr>
-      <w:r>
-        <w:t xml:space="preserve">Для «новой версии» - Планирование → нужный план → «Добавить версию», убедиться, что версия создана и выбрана.</w:t>
-      </w:r>
-    </w:p>
-    <w:p>
-      <w:pPr>
-        <w:pStyle w:val="ListParagraph"/>
-        <w:numPr>
-          <w:ilvl w:val="0"/>
-          <w:numId w:val="5"/>
-        </w:numPr>
-        <w:spacing w:after="60"/>
-        <w:jc w:val="both"/>
-      </w:pPr>
-      <w:r>
-        <w:t xml:space="preserve">Внести значения по типовой процедуре (31 значение по дням или 12 по месяцам) в столбец/строку «Блок 09-2/09», обновить снимок.</w:t>
+        <w:t xml:space="preserve">Отличий нет - ничего не делать. Столбец 09-2/09 пустой (новая версия от интеграции) - дозаполнить. Изменились данные 09-2/09 - «Добавить версию» (по правилу из ЧТЗ) и внести.</w:t>
       </w:r>
     </w:p>
     <w:p>
@@ -1615,7 +1587,7 @@
         <w:jc w:val="both"/>
       </w:pPr>
       <w:r>
-        <w:t xml:space="preserve">Письмо: факт за ДД.ММ.ГГГГ внесён; какие планы внесены и какие версии созданы (если был плановый блок); ошибки.</w:t>
+        <w:t xml:space="preserve">Письмо: факт за ДД.ММ.ГГГГ внесён (и исправления за D-1, если были); какие планы внесены, какие версии созданы; ошибки.</w:t>
       </w:r>
     </w:p>
     <w:p>
@@ -1629,7 +1601,7 @@
         <w:jc w:val="both"/>
       </w:pPr>
       <w:r>
-        <w:t xml:space="preserve">Ошибка в плановом блоке не отменяет внесённый факт; плановый блок повторится на следующий день (снимок не обновлён).</w:t>
+        <w:t xml:space="preserve">Ошибка в плановом блоке не отменяет внесённый факт; плановый блок повторится на следующий день.</w:t>
       </w:r>
     </w:p>
     <w:p>
@@ -1637,7 +1609,7 @@
         <w:pStyle w:val="Heading1"/>
       </w:pPr>
       <w:r>
-        <w:t xml:space="preserve">5. Робот Р2 «Оперативный»</w:t>
+        <w:t xml:space="preserve">5. Робот Р2 «Оперативный» (ориентировочно)</w:t>
       </w:r>
     </w:p>
     <w:p>
@@ -1646,7 +1618,7 @@
         <w:jc w:val="both"/>
       </w:pPr>
       <w:r>
-        <w:t xml:space="preserve">Предварительно: методы API для мнемосхемы и энергетики будут определены после предпроектного обследования, таблица мнемосхемы в ЦОМ ещё не создана.</w:t>
+        <w:t xml:space="preserve">Методы API для мнемосхемы и энергетики будут определены после предпроектного обследования, таблица мнемосхемы в ЦОМ ещё не создана - алгоритм и оценка уточняются после этого.</w:t>
       </w:r>
     </w:p>
     <w:p>
@@ -1660,7 +1632,7 @@
         <w:jc w:val="both"/>
       </w:pPr>
       <w:r>
-        <w:t xml:space="preserve">Запуск каждые 8 ч (перенастраивается до 1 раза в час). Если предыдущий цикл ещё идёт - не запускаться.</w:t>
+        <w:t xml:space="preserve">Запуск каждые 8 ч (до 1 раза в час). Если идёт предыдущий цикл или Р1 на том же боте - встать в очередь оркестратора.</w:t>
       </w:r>
     </w:p>
     <w:p>
@@ -1688,7 +1660,7 @@
         <w:jc w:val="both"/>
       </w:pPr>
       <w:r>
-        <w:t xml:space="preserve">По типовой процедуре внести до 50 показателей в таблицу мнемосхемы (страница блока 09-2/09 → «Схема») и до 10 показателей энергетики (Инфраструктура/Электроэнергия).</w:t>
+        <w:t xml:space="preserve">По типовой процедуре внести до 50 показателей в таблицу мнемосхемы (страница блока → «Схема») и до 10 показателей энергетики (Инфраструктура/Электроэнергия, несколько листов).</w:t>
       </w:r>
     </w:p>
     <w:p>
@@ -1891,7 +1863,7 @@
                 <w:b w:val="false"/>
                 <w:bCs w:val="false"/>
               </w:rPr>
-              <w:t xml:space="preserve">Не ошибка - данных ещё нет, повтор по расписанию</w:t>
+              <w:t xml:space="preserve">Не ошибка - данных ещё нет; нули не писать</w:t>
             </w:r>
           </w:p>
         </w:tc>
@@ -1973,7 +1945,7 @@
                 <w:b w:val="false"/>
                 <w:bCs w:val="false"/>
               </w:rPr>
-              <w:t xml:space="preserve">Не удалось создать версию (Р1, плановый блок)</w:t>
+              <w:t xml:space="preserve">Значение в ЦОМ отличается от записанного роботом ранее, а в API не менялось</w:t>
             </w:r>
           </w:p>
         </w:tc>
@@ -1999,7 +1971,7 @@
                 <w:b w:val="false"/>
                 <w:bCs w:val="false"/>
               </w:rPr>
-              <w:t xml:space="preserve">Данные в старую версию не вносятся, снимок не обновляется, письмо ответственному УД</w:t>
+              <w:t xml:space="preserve">Это ручная правка - не перезаписывать, сообщить в отчёте</w:t>
             </w:r>
           </w:p>
         </w:tc>
@@ -2027,6 +1999,60 @@
                 <w:b w:val="false"/>
                 <w:bCs w:val="false"/>
               </w:rPr>
+              <w:t xml:space="preserve">Не удалось создать версию</w:t>
+            </w:r>
+          </w:p>
+        </w:tc>
+        <w:tc>
+          <w:tcPr>
+            <w:tcW w:type="dxa" w:w="6038"/>
+            <w:tcBorders>
+              <w:top w:val="single" w:color="808080" w:sz="4"/>
+              <w:left w:val="single" w:color="808080" w:sz="4"/>
+              <w:bottom w:val="single" w:color="808080" w:sz="4"/>
+              <w:right w:val="single" w:color="808080" w:sz="4"/>
+            </w:tcBorders>
+            <w:tcMar>
+              <w:top w:type="dxa" w:w="60"/>
+              <w:left w:type="dxa" w:w="100"/>
+              <w:bottom w:type="dxa" w:w="60"/>
+              <w:right w:type="dxa" w:w="100"/>
+            </w:tcMar>
+          </w:tcPr>
+          <w:p>
+            <w:r>
+              <w:rPr>
+                <w:b w:val="false"/>
+                <w:bCs w:val="false"/>
+              </w:rPr>
+              <w:t xml:space="preserve">Данные в старую версию не вносятся, письмо ответственному УД</w:t>
+            </w:r>
+          </w:p>
+        </w:tc>
+      </w:tr>
+      <w:tr>
+        <w:tc>
+          <w:tcPr>
+            <w:tcW w:type="dxa" w:w="3600"/>
+            <w:tcBorders>
+              <w:top w:val="single" w:color="808080" w:sz="4"/>
+              <w:left w:val="single" w:color="808080" w:sz="4"/>
+              <w:bottom w:val="single" w:color="808080" w:sz="4"/>
+              <w:right w:val="single" w:color="808080" w:sz="4"/>
+            </w:tcBorders>
+            <w:tcMar>
+              <w:top w:type="dxa" w:w="60"/>
+              <w:left w:type="dxa" w:w="100"/>
+              <w:bottom w:type="dxa" w:w="60"/>
+              <w:right w:type="dxa" w:w="100"/>
+            </w:tcMar>
+          </w:tcPr>
+          <w:p>
+            <w:r>
+              <w:rPr>
+                <w:b w:val="false"/>
+                <w:bCs w:val="false"/>
+              </w:rPr>
               <w:t xml:space="preserve">Любая непредвиденная ошибка</w:t>
             </w:r>
           </w:p>
@@ -2064,7 +2090,7 @@
         <w:pStyle w:val="Heading1"/>
       </w:pPr>
       <w:r>
-        <w:t xml:space="preserve">7. Сводное расписание</w:t>
+        <w:t xml:space="preserve">7. Опции (не входят в базовую оценку)</w:t>
       </w:r>
     </w:p>
     <w:tbl>
@@ -2080,9 +2106,9 @@
         </w:tblBorders>
       </w:tblPr>
       <w:tblGrid>
-        <w:gridCol w:w="1500"/>
-        <w:gridCol w:w="4200"/>
-        <w:gridCol w:w="3938"/>
+        <w:gridCol w:w="3600"/>
+        <w:gridCol w:w="3700"/>
+        <w:gridCol w:w="2338"/>
       </w:tblGrid>
       <w:tr>
         <w:trPr>
@@ -2090,7 +2116,7 @@
         </w:trPr>
         <w:tc>
           <w:tcPr>
-            <w:tcW w:type="dxa" w:w="1500"/>
+            <w:tcW w:type="dxa" w:w="3600"/>
             <w:tcBorders>
               <w:top w:val="single" w:color="808080" w:sz="4"/>
               <w:left w:val="single" w:color="808080" w:sz="4"/>
@@ -2111,13 +2137,13 @@
                 <w:b/>
                 <w:bCs/>
               </w:rPr>
-              <w:t xml:space="preserve">Робот</w:t>
-            </w:r>
-          </w:p>
-        </w:tc>
-        <w:tc>
-          <w:tcPr>
-            <w:tcW w:type="dxa" w:w="4200"/>
+              <w:t xml:space="preserve">Опция</w:t>
+            </w:r>
+          </w:p>
+        </w:tc>
+        <w:tc>
+          <w:tcPr>
+            <w:tcW w:type="dxa" w:w="3700"/>
             <w:tcBorders>
               <w:top w:val="single" w:color="808080" w:sz="4"/>
               <w:left w:val="single" w:color="808080" w:sz="4"/>
@@ -2138,13 +2164,13 @@
                 <w:b/>
                 <w:bCs/>
               </w:rPr>
-              <w:t xml:space="preserve">Расписание (предварительно, МСК)</w:t>
-            </w:r>
-          </w:p>
-        </w:tc>
-        <w:tc>
-          <w:tcPr>
-            <w:tcW w:type="dxa" w:w="3938"/>
+              <w:t xml:space="preserve">Основание</w:t>
+            </w:r>
+          </w:p>
+        </w:tc>
+        <w:tc>
+          <w:tcPr>
+            <w:tcW w:type="dxa" w:w="2338"/>
             <w:tcBorders>
               <w:top w:val="single" w:color="808080" w:sz="4"/>
               <w:left w:val="single" w:color="808080" w:sz="4"/>
@@ -2165,7 +2191,7 @@
                 <w:b/>
                 <w:bCs/>
               </w:rPr>
-              <w:t xml:space="preserve">Длительность цикла (оценка)</w:t>
+              <w:t xml:space="preserve">Часы</w:t>
             </w:r>
           </w:p>
         </w:tc>
@@ -2173,79 +2199,79 @@
       <w:tr>
         <w:tc>
           <w:tcPr>
-            <w:tcW w:type="dxa" w:w="1500"/>
-            <w:tcBorders>
-              <w:top w:val="single" w:color="808080" w:sz="4"/>
-              <w:left w:val="single" w:color="808080" w:sz="4"/>
-              <w:bottom w:val="single" w:color="808080" w:sz="4"/>
-              <w:right w:val="single" w:color="808080" w:sz="4"/>
-            </w:tcBorders>
-            <w:tcMar>
-              <w:top w:type="dxa" w:w="60"/>
-              <w:left w:type="dxa" w:w="100"/>
-              <w:bottom w:type="dxa" w:w="60"/>
-              <w:right w:type="dxa" w:w="100"/>
-            </w:tcMar>
-          </w:tcPr>
-          <w:p>
-            <w:r>
-              <w:rPr>
-                <w:b w:val="false"/>
-                <w:bCs w:val="false"/>
-              </w:rPr>
-              <w:t xml:space="preserve">Р1</w:t>
-            </w:r>
-          </w:p>
-        </w:tc>
-        <w:tc>
-          <w:tcPr>
-            <w:tcW w:type="dxa" w:w="4200"/>
-            <w:tcBorders>
-              <w:top w:val="single" w:color="808080" w:sz="4"/>
-              <w:left w:val="single" w:color="808080" w:sz="4"/>
-              <w:bottom w:val="single" w:color="808080" w:sz="4"/>
-              <w:right w:val="single" w:color="808080" w:sz="4"/>
-            </w:tcBorders>
-            <w:tcMar>
-              <w:top w:type="dxa" w:w="60"/>
-              <w:left w:type="dxa" w:w="100"/>
-              <w:bottom w:type="dxa" w:w="60"/>
-              <w:right w:type="dxa" w:w="100"/>
-            </w:tcMar>
-          </w:tcPr>
-          <w:p>
-            <w:r>
-              <w:rPr>
-                <w:b w:val="false"/>
-                <w:bCs w:val="false"/>
-              </w:rPr>
-              <w:t xml:space="preserve">Ежедневно 08:00; повторы каждые 30 мин до 12:00 (только недовнесённое). Плановый блок - только в окнах</w:t>
-            </w:r>
-          </w:p>
-        </w:tc>
-        <w:tc>
-          <w:tcPr>
-            <w:tcW w:type="dxa" w:w="3938"/>
-            <w:tcBorders>
-              <w:top w:val="single" w:color="808080" w:sz="4"/>
-              <w:left w:val="single" w:color="808080" w:sz="4"/>
-              <w:bottom w:val="single" w:color="808080" w:sz="4"/>
-              <w:right w:val="single" w:color="808080" w:sz="4"/>
-            </w:tcBorders>
-            <w:tcMar>
-              <w:top w:type="dxa" w:w="60"/>
-              <w:left w:type="dxa" w:w="100"/>
-              <w:bottom w:type="dxa" w:w="60"/>
-              <w:right w:type="dxa" w:w="100"/>
-            </w:tcMar>
-          </w:tcPr>
-          <w:p>
-            <w:r>
-              <w:rPr>
-                <w:b w:val="false"/>
-                <w:bCs w:val="false"/>
-              </w:rPr>
-              <w:t xml:space="preserve">10-15 мин; в дни окон с новыми версиями - до 30-40 мин</w:t>
+            <w:tcW w:type="dxa" w:w="3600"/>
+            <w:tcBorders>
+              <w:top w:val="single" w:color="808080" w:sz="4"/>
+              <w:left w:val="single" w:color="808080" w:sz="4"/>
+              <w:bottom w:val="single" w:color="808080" w:sz="4"/>
+              <w:right w:val="single" w:color="808080" w:sz="4"/>
+            </w:tcBorders>
+            <w:tcMar>
+              <w:top w:type="dxa" w:w="60"/>
+              <w:left w:type="dxa" w:w="100"/>
+              <w:bottom w:type="dxa" w:w="60"/>
+              <w:right w:type="dxa" w:w="100"/>
+            </w:tcMar>
+          </w:tcPr>
+          <w:p>
+            <w:r>
+              <w:rPr>
+                <w:b w:val="false"/>
+                <w:bCs w:val="false"/>
+              </w:rPr>
+              <w:t xml:space="preserve">Закачка: факт + БП закачки</w:t>
+            </w:r>
+          </w:p>
+        </w:tc>
+        <w:tc>
+          <w:tcPr>
+            <w:tcW w:type="dxa" w:w="3700"/>
+            <w:tcBorders>
+              <w:top w:val="single" w:color="808080" w:sz="4"/>
+              <w:left w:val="single" w:color="808080" w:sz="4"/>
+              <w:bottom w:val="single" w:color="808080" w:sz="4"/>
+              <w:right w:val="single" w:color="808080" w:sz="4"/>
+            </w:tcBorders>
+            <w:tcMar>
+              <w:top w:type="dxa" w:w="60"/>
+              <w:left w:type="dxa" w:w="100"/>
+              <w:bottom w:type="dxa" w:w="60"/>
+              <w:right w:type="dxa" w:w="100"/>
+            </w:tcMar>
+          </w:tcPr>
+          <w:p>
+            <w:r>
+              <w:rPr>
+                <w:b w:val="false"/>
+                <w:bCs w:val="false"/>
+              </w:rPr>
+              <w:t xml:space="preserve">«по закачке здесь не требуется... если будет передаваться - нужно подтягивать» [04:05]</w:t>
+            </w:r>
+          </w:p>
+        </w:tc>
+        <w:tc>
+          <w:tcPr>
+            <w:tcW w:type="dxa" w:w="2338"/>
+            <w:tcBorders>
+              <w:top w:val="single" w:color="808080" w:sz="4"/>
+              <w:left w:val="single" w:color="808080" w:sz="4"/>
+              <w:bottom w:val="single" w:color="808080" w:sz="4"/>
+              <w:right w:val="single" w:color="808080" w:sz="4"/>
+            </w:tcBorders>
+            <w:tcMar>
+              <w:top w:type="dxa" w:w="60"/>
+              <w:left w:type="dxa" w:w="100"/>
+              <w:bottom w:type="dxa" w:w="60"/>
+              <w:right w:type="dxa" w:w="100"/>
+            </w:tcMar>
+          </w:tcPr>
+          <w:p>
+            <w:r>
+              <w:rPr>
+                <w:b w:val="false"/>
+                <w:bCs w:val="false"/>
+              </w:rPr>
+              <w:t xml:space="preserve">+8</w:t>
             </w:r>
           </w:p>
         </w:tc>
@@ -2253,98 +2279,244 @@
       <w:tr>
         <w:tc>
           <w:tcPr>
-            <w:tcW w:type="dxa" w:w="1500"/>
-            <w:tcBorders>
-              <w:top w:val="single" w:color="808080" w:sz="4"/>
-              <w:left w:val="single" w:color="808080" w:sz="4"/>
-              <w:bottom w:val="single" w:color="808080" w:sz="4"/>
-              <w:right w:val="single" w:color="808080" w:sz="4"/>
-            </w:tcBorders>
-            <w:tcMar>
-              <w:top w:type="dxa" w:w="60"/>
-              <w:left w:type="dxa" w:w="100"/>
-              <w:bottom w:type="dxa" w:w="60"/>
-              <w:right w:type="dxa" w:w="100"/>
-            </w:tcMar>
-          </w:tcPr>
-          <w:p>
-            <w:r>
-              <w:rPr>
-                <w:b w:val="false"/>
-                <w:bCs w:val="false"/>
-              </w:rPr>
-              <w:t xml:space="preserve">Р2</w:t>
-            </w:r>
-          </w:p>
-        </w:tc>
-        <w:tc>
-          <w:tcPr>
-            <w:tcW w:type="dxa" w:w="4200"/>
-            <w:tcBorders>
-              <w:top w:val="single" w:color="808080" w:sz="4"/>
-              <w:left w:val="single" w:color="808080" w:sz="4"/>
-              <w:bottom w:val="single" w:color="808080" w:sz="4"/>
-              <w:right w:val="single" w:color="808080" w:sz="4"/>
-            </w:tcBorders>
-            <w:tcMar>
-              <w:top w:type="dxa" w:w="60"/>
-              <w:left w:type="dxa" w:w="100"/>
-              <w:bottom w:type="dxa" w:w="60"/>
-              <w:right w:type="dxa" w:w="100"/>
-            </w:tcMar>
-          </w:tcPr>
-          <w:p>
-            <w:r>
-              <w:rPr>
-                <w:b w:val="false"/>
-                <w:bCs w:val="false"/>
-              </w:rPr>
-              <w:t xml:space="preserve">Каждые 8 ч (00:30 / 08:30 / 16:30), до 1 раза в час</w:t>
-            </w:r>
-          </w:p>
-        </w:tc>
-        <w:tc>
-          <w:tcPr>
-            <w:tcW w:type="dxa" w:w="3938"/>
-            <w:tcBorders>
-              <w:top w:val="single" w:color="808080" w:sz="4"/>
-              <w:left w:val="single" w:color="808080" w:sz="4"/>
-              <w:bottom w:val="single" w:color="808080" w:sz="4"/>
-              <w:right w:val="single" w:color="808080" w:sz="4"/>
-            </w:tcBorders>
-            <w:tcMar>
-              <w:top w:type="dxa" w:w="60"/>
-              <w:left w:type="dxa" w:w="100"/>
-              <w:bottom w:type="dxa" w:w="60"/>
-              <w:right w:type="dxa" w:w="100"/>
-            </w:tcMar>
-          </w:tcPr>
-          <w:p>
-            <w:r>
-              <w:rPr>
-                <w:b w:val="false"/>
-                <w:bCs w:val="false"/>
-              </w:rPr>
-              <w:t xml:space="preserve">до 15 мин</w:t>
+            <w:tcW w:type="dxa" w:w="3600"/>
+            <w:tcBorders>
+              <w:top w:val="single" w:color="808080" w:sz="4"/>
+              <w:left w:val="single" w:color="808080" w:sz="4"/>
+              <w:bottom w:val="single" w:color="808080" w:sz="4"/>
+              <w:right w:val="single" w:color="808080" w:sz="4"/>
+            </w:tcBorders>
+            <w:tcMar>
+              <w:top w:type="dxa" w:w="60"/>
+              <w:left w:type="dxa" w:w="100"/>
+              <w:bottom w:type="dxa" w:w="60"/>
+              <w:right w:type="dxa" w:w="100"/>
+            </w:tcMar>
+          </w:tcPr>
+          <w:p>
+            <w:r>
+              <w:rPr>
+                <w:b w:val="false"/>
+                <w:bCs w:val="false"/>
+              </w:rPr>
+              <w:t xml:space="preserve">ТНЭ: БП и факт</w:t>
+            </w:r>
+          </w:p>
+        </w:tc>
+        <w:tc>
+          <w:tcPr>
+            <w:tcW w:type="dxa" w:w="3700"/>
+            <w:tcBorders>
+              <w:top w:val="single" w:color="808080" w:sz="4"/>
+              <w:left w:val="single" w:color="808080" w:sz="4"/>
+              <w:bottom w:val="single" w:color="808080" w:sz="4"/>
+              <w:right w:val="single" w:color="808080" w:sz="4"/>
+            </w:tcBorders>
+            <w:tcMar>
+              <w:top w:type="dxa" w:w="60"/>
+              <w:left w:type="dxa" w:w="100"/>
+              <w:bottom w:type="dxa" w:w="60"/>
+              <w:right w:type="dxa" w:w="100"/>
+            </w:tcMar>
+          </w:tcPr>
+          <w:p>
+            <w:r>
+              <w:rPr>
+                <w:b w:val="false"/>
+                <w:bCs w:val="false"/>
+              </w:rPr>
+              <w:t xml:space="preserve">В закрытии ТНЭ расчётный [03:19]; нужно, если ячейки окажутся вводимыми</w:t>
+            </w:r>
+          </w:p>
+        </w:tc>
+        <w:tc>
+          <w:tcPr>
+            <w:tcW w:type="dxa" w:w="2338"/>
+            <w:tcBorders>
+              <w:top w:val="single" w:color="808080" w:sz="4"/>
+              <w:left w:val="single" w:color="808080" w:sz="4"/>
+              <w:bottom w:val="single" w:color="808080" w:sz="4"/>
+              <w:right w:val="single" w:color="808080" w:sz="4"/>
+            </w:tcBorders>
+            <w:tcMar>
+              <w:top w:type="dxa" w:w="60"/>
+              <w:left w:type="dxa" w:w="100"/>
+              <w:bottom w:type="dxa" w:w="60"/>
+              <w:right w:type="dxa" w:w="100"/>
+            </w:tcMar>
+          </w:tcPr>
+          <w:p>
+            <w:r>
+              <w:rPr>
+                <w:b w:val="false"/>
+                <w:bCs w:val="false"/>
+              </w:rPr>
+              <w:t xml:space="preserve">+6</w:t>
+            </w:r>
+          </w:p>
+        </w:tc>
+      </w:tr>
+      <w:tr>
+        <w:tc>
+          <w:tcPr>
+            <w:tcW w:type="dxa" w:w="3600"/>
+            <w:tcBorders>
+              <w:top w:val="single" w:color="808080" w:sz="4"/>
+              <w:left w:val="single" w:color="808080" w:sz="4"/>
+              <w:bottom w:val="single" w:color="808080" w:sz="4"/>
+              <w:right w:val="single" w:color="808080" w:sz="4"/>
+            </w:tcBorders>
+            <w:tcMar>
+              <w:top w:type="dxa" w:w="60"/>
+              <w:left w:type="dxa" w:w="100"/>
+              <w:bottom w:type="dxa" w:w="60"/>
+              <w:right w:type="dxa" w:w="100"/>
+            </w:tcMar>
+          </w:tcPr>
+          <w:p>
+            <w:r>
+              <w:rPr>
+                <w:b w:val="false"/>
+                <w:bCs w:val="false"/>
+              </w:rPr>
+              <w:t xml:space="preserve">СГ закачки, природный газ, сдача нефти</w:t>
+            </w:r>
+          </w:p>
+        </w:tc>
+        <w:tc>
+          <w:tcPr>
+            <w:tcW w:type="dxa" w:w="3700"/>
+            <w:tcBorders>
+              <w:top w:val="single" w:color="808080" w:sz="4"/>
+              <w:left w:val="single" w:color="808080" w:sz="4"/>
+              <w:bottom w:val="single" w:color="808080" w:sz="4"/>
+              <w:right w:val="single" w:color="808080" w:sz="4"/>
+            </w:tcBorders>
+            <w:tcMar>
+              <w:top w:type="dxa" w:w="60"/>
+              <w:left w:type="dxa" w:w="100"/>
+              <w:bottom w:type="dxa" w:w="60"/>
+              <w:right w:type="dxa" w:w="100"/>
+            </w:tcMar>
+          </w:tcPr>
+          <w:p>
+            <w:r>
+              <w:rPr>
+                <w:b w:val="false"/>
+                <w:bCs w:val="false"/>
+              </w:rPr>
+              <w:t xml:space="preserve">Методы есть на портале, для 09-2/09 не обсуждались</w:t>
+            </w:r>
+          </w:p>
+        </w:tc>
+        <w:tc>
+          <w:tcPr>
+            <w:tcW w:type="dxa" w:w="2338"/>
+            <w:tcBorders>
+              <w:top w:val="single" w:color="808080" w:sz="4"/>
+              <w:left w:val="single" w:color="808080" w:sz="4"/>
+              <w:bottom w:val="single" w:color="808080" w:sz="4"/>
+              <w:right w:val="single" w:color="808080" w:sz="4"/>
+            </w:tcBorders>
+            <w:tcMar>
+              <w:top w:type="dxa" w:w="60"/>
+              <w:left w:type="dxa" w:w="100"/>
+              <w:bottom w:type="dxa" w:w="60"/>
+              <w:right w:type="dxa" w:w="100"/>
+            </w:tcMar>
+          </w:tcPr>
+          <w:p>
+            <w:r>
+              <w:rPr>
+                <w:b w:val="false"/>
+                <w:bCs w:val="false"/>
+              </w:rPr>
+              <w:t xml:space="preserve">+20-40 на группу</w:t>
+            </w:r>
+          </w:p>
+        </w:tc>
+      </w:tr>
+      <w:tr>
+        <w:tc>
+          <w:tcPr>
+            <w:tcW w:type="dxa" w:w="3600"/>
+            <w:tcBorders>
+              <w:top w:val="single" w:color="808080" w:sz="4"/>
+              <w:left w:val="single" w:color="808080" w:sz="4"/>
+              <w:bottom w:val="single" w:color="808080" w:sz="4"/>
+              <w:right w:val="single" w:color="808080" w:sz="4"/>
+            </w:tcBorders>
+            <w:tcMar>
+              <w:top w:type="dxa" w:w="60"/>
+              <w:left w:type="dxa" w:w="100"/>
+              <w:bottom w:type="dxa" w:w="60"/>
+              <w:right w:type="dxa" w:w="100"/>
+            </w:tcMar>
+          </w:tcPr>
+          <w:p>
+            <w:r>
+              <w:rPr>
+                <w:b w:val="false"/>
+                <w:bCs w:val="false"/>
+              </w:rPr>
+              <w:t xml:space="preserve">Отдельная лицензия бота для Р2</w:t>
+            </w:r>
+          </w:p>
+        </w:tc>
+        <w:tc>
+          <w:tcPr>
+            <w:tcW w:type="dxa" w:w="3700"/>
+            <w:tcBorders>
+              <w:top w:val="single" w:color="808080" w:sz="4"/>
+              <w:left w:val="single" w:color="808080" w:sz="4"/>
+              <w:bottom w:val="single" w:color="808080" w:sz="4"/>
+              <w:right w:val="single" w:color="808080" w:sz="4"/>
+            </w:tcBorders>
+            <w:tcMar>
+              <w:top w:type="dxa" w:w="60"/>
+              <w:left w:type="dxa" w:w="100"/>
+              <w:bottom w:type="dxa" w:w="60"/>
+              <w:right w:type="dxa" w:w="100"/>
+            </w:tcMar>
+          </w:tcPr>
+          <w:p>
+            <w:r>
+              <w:rPr>
+                <w:b w:val="false"/>
+                <w:bCs w:val="false"/>
+              </w:rPr>
+              <w:t xml:space="preserve">Запуск раз в час</w:t>
+            </w:r>
+          </w:p>
+        </w:tc>
+        <w:tc>
+          <w:tcPr>
+            <w:tcW w:type="dxa" w:w="2338"/>
+            <w:tcBorders>
+              <w:top w:val="single" w:color="808080" w:sz="4"/>
+              <w:left w:val="single" w:color="808080" w:sz="4"/>
+              <w:bottom w:val="single" w:color="808080" w:sz="4"/>
+              <w:right w:val="single" w:color="808080" w:sz="4"/>
+            </w:tcBorders>
+            <w:tcMar>
+              <w:top w:type="dxa" w:w="60"/>
+              <w:left w:type="dxa" w:w="100"/>
+              <w:bottom w:type="dxa" w:w="60"/>
+              <w:right w:type="dxa" w:w="100"/>
+            </w:tcMar>
+          </w:tcPr>
+          <w:p>
+            <w:r>
+              <w:rPr>
+                <w:b w:val="false"/>
+                <w:bCs w:val="false"/>
+              </w:rPr>
+              <w:t xml:space="preserve">не в часах</w:t>
             </w:r>
           </w:p>
         </w:tc>
       </w:tr>
     </w:tbl>
-    <w:p>
-      <w:pPr>
-        <w:spacing w:after="120"/>
-      </w:pPr>
-    </w:p>
-    <w:p>
-      <w:pPr>
-        <w:spacing w:after="100"/>
-        <w:jc w:val="both"/>
-      </w:pPr>
-      <w:r>
-        <w:t xml:space="preserve">Если Р2 будет запускаться раз в час - нужна отдельная учётная запись в ЦОМ или сдвиг Р2 с окна работы Р1 (08:00-12:00).</w:t>
-      </w:r>
-    </w:p>
     <w:p>
       <w:pPr>
         <w:pStyle w:val="Heading1"/>
@@ -2368,10 +2540,52 @@
           <w:b/>
           <w:bCs/>
         </w:rPr>
-        <w:t xml:space="preserve">Версии сетевого графика и БП</w:t>
-      </w:r>
-      <w:r>
-        <w:t xml:space="preserve"> (к Горбунову): создаёт ли робот новую версию сам или вносит данные блока 09-2/09 в версию, созданную действующей интеграцией? Копирует ли кнопка «Добавить версию» данные других блоков? Как называть версию?</w:t>
+        <w:t xml:space="preserve">Версии СГ и БП</w:t>
+      </w:r>
+      <w:r>
+        <w:t xml:space="preserve"> (к Горбунову): когда робот создаёт версию сам, когда дозаполняет версию интеграции; как называть версию.</w:t>
+      </w:r>
+    </w:p>
+    <w:p>
+      <w:pPr>
+        <w:pStyle w:val="ListParagraph"/>
+        <w:numPr>
+          <w:ilvl w:val="0"/>
+          <w:numId w:val="8"/>
+        </w:numPr>
+        <w:spacing w:after="60"/>
+        <w:jc w:val="both"/>
+      </w:pPr>
+      <w:r>
+        <w:rPr>
+          <w:b/>
+          <w:bCs/>
+        </w:rPr>
+        <w:t xml:space="preserve">Ключ VSP09209_BK в общих методах ВСП</w:t>
+      </w:r>
+      <w:r>
+        <w:t xml:space="preserve"> (жидкость, ПНГ, план-заявка, ПХД, БП жидкости): по перечню от 11.02.2026 для 09-2/09 готовы только 3 метода блока - подтвердить.</w:t>
+      </w:r>
+    </w:p>
+    <w:p>
+      <w:pPr>
+        <w:pStyle w:val="ListParagraph"/>
+        <w:numPr>
+          <w:ilvl w:val="0"/>
+          <w:numId w:val="8"/>
+        </w:numPr>
+        <w:spacing w:after="60"/>
+        <w:jc w:val="both"/>
+      </w:pPr>
+      <w:r>
+        <w:rPr>
+          <w:b/>
+          <w:bCs/>
+        </w:rPr>
+        <w:t xml:space="preserve">Строки закрытия</w:t>
+      </w:r>
+      <w:r>
+        <w:t xml:space="preserve">: какому ключу (VSP09209 / VSP09209_BK) соответствуют строки 9 «Блок 09-2/09 (49,6%)» и 9.1.</w:t>
       </w:r>
     </w:p>
     <w:p>
@@ -2392,7 +2606,7 @@
         <w:t xml:space="preserve">Тестовая среда</w:t>
       </w:r>
       <w:r>
-        <w:t xml:space="preserve">: есть ли в тестовом ЦОМ разделы и строки блока 09-2/09; есть ли тестовый доступ к API ВСП. Без тестовой среды разработка невозможна.</w:t>
+        <w:t xml:space="preserve">: есть ли в тестовом ЦОМ разделы блока 09-2/09 и тестовый доступ к API ВСП.</w:t>
       </w:r>
     </w:p>
     <w:p>
@@ -2413,7 +2627,7 @@
         <w:t xml:space="preserve">Время готовности данных</w:t>
       </w:r>
       <w:r>
-        <w:t xml:space="preserve"> на портале ВСП (часовой пояс Вьетнама) - для расписания Р1 и контрольного времени.</w:t>
+        <w:t xml:space="preserve"> на портале (UTC+7) и контрольное время.</w:t>
       </w:r>
     </w:p>
     <w:p>
@@ -2431,10 +2645,10 @@
           <w:b/>
           <w:bCs/>
         </w:rPr>
-        <w:t xml:space="preserve">Параметр date</w:t>
-      </w:r>
-      <w:r>
-        <w:t xml:space="preserve"> для плановых методов: в примерах перечня методов - первое число месяца (20260201); подтвердить, что для БП достаточно любой даты года.</w:t>
+        <w:t xml:space="preserve">Окна БП</w:t>
+      </w:r>
+      <w:r>
+        <w:t xml:space="preserve">: когда появляется годовой БП и бывают ли корректировки в течение года.</w:t>
       </w:r>
     </w:p>
     <w:p>
@@ -2452,10 +2666,31 @@
           <w:b/>
           <w:bCs/>
         </w:rPr>
-        <w:t xml:space="preserve">ТНЭ</w:t>
-      </w:r>
-      <w:r>
-        <w:t xml:space="preserve">: какие ячейки витрины ТНЭ входные, а какие расчётные в самом ЦОМ?</w:t>
+        <w:t xml:space="preserve">Импорт XLS в ЦОМ</w:t>
+      </w:r>
+      <w:r>
+        <w:t xml:space="preserve">: есть ли загрузка файла во «Ввод данных» - если да, внесение сильно дешевеет.</w:t>
+      </w:r>
+    </w:p>
+    <w:p>
+      <w:pPr>
+        <w:pStyle w:val="ListParagraph"/>
+        <w:numPr>
+          <w:ilvl w:val="0"/>
+          <w:numId w:val="8"/>
+        </w:numPr>
+        <w:spacing w:after="60"/>
+        <w:jc w:val="both"/>
+      </w:pPr>
+      <w:r>
+        <w:rPr>
+          <w:b/>
+          <w:bCs/>
+        </w:rPr>
+        <w:t xml:space="preserve">Доступы</w:t>
+      </w:r>
+      <w:r>
+        <w:t xml:space="preserve">: сеть до 192.168.45.100, нужна ли авторизация к API; техническая УЗ робота в ЦОМ с правами «Ввод данных» и «Добавить версию».</w:t>
       </w:r>
     </w:p>
     <w:p>
@@ -2476,133 +2711,7 @@
         <w:t xml:space="preserve">Мнемосхема и энергетика</w:t>
       </w:r>
       <w:r>
-        <w:t xml:space="preserve">: методы API, перечень показателей, периодичность (8 ч или 1 ч), макет таблицы в ЦОМ.</w:t>
-      </w:r>
-    </w:p>
-    <w:p>
-      <w:pPr>
-        <w:pStyle w:val="ListParagraph"/>
-        <w:numPr>
-          <w:ilvl w:val="0"/>
-          <w:numId w:val="8"/>
-        </w:numPr>
-        <w:spacing w:after="60"/>
-        <w:jc w:val="both"/>
-      </w:pPr>
-      <w:r>
-        <w:rPr>
-          <w:b/>
-          <w:bCs/>
-        </w:rPr>
-        <w:t xml:space="preserve">Ключ VSP09209_BK в общих методах ВСП</w:t>
-      </w:r>
-      <w:r>
-        <w:t xml:space="preserve">: в перечне методов от 11.02.2026 общие методы (жидкость, закачка, ПНГ, ТНЭ, БП, ПХД, план-заявка) имеют статус «Готово», но это статус для ВСП в целом - подтвердить, что в версии 1.1 они уже возвращают ключ VSP09209_BK.</w:t>
-      </w:r>
-    </w:p>
-    <w:p>
-      <w:pPr>
-        <w:pStyle w:val="ListParagraph"/>
-        <w:numPr>
-          <w:ilvl w:val="0"/>
-          <w:numId w:val="8"/>
-        </w:numPr>
-        <w:spacing w:after="60"/>
-        <w:jc w:val="both"/>
-      </w:pPr>
-      <w:r>
-        <w:rPr>
-          <w:b/>
-          <w:bCs/>
-        </w:rPr>
-        <w:t xml:space="preserve">Доступ к API</w:t>
-      </w:r>
-      <w:r>
-        <w:t xml:space="preserve">: сервер робота должен видеть http://192.168.45.100 (внутренняя сеть ВСП); нужна ли авторизация к API (в примерах запросов её нет)?</w:t>
-      </w:r>
-    </w:p>
-    <w:p>
-      <w:pPr>
-        <w:pStyle w:val="ListParagraph"/>
-        <w:numPr>
-          <w:ilvl w:val="0"/>
-          <w:numId w:val="8"/>
-        </w:numPr>
-        <w:spacing w:after="60"/>
-        <w:jc w:val="both"/>
-      </w:pPr>
-      <w:r>
-        <w:rPr>
-          <w:b/>
-          <w:bCs/>
-        </w:rPr>
-        <w:t xml:space="preserve">Сдача нефти, природный газ, сетевой график закачки</w:t>
-      </w:r>
-      <w:r>
-        <w:t xml:space="preserve">: на портале есть методы collect*oilVSP, collect*gasVSP, collectsgwaterVSP - нужны ли по блоку 09-2/09 (на встрече - «скорее всего нет»)? В оценку не включены.</w:t>
-      </w:r>
-    </w:p>
-    <w:p>
-      <w:pPr>
-        <w:pStyle w:val="ListParagraph"/>
-        <w:numPr>
-          <w:ilvl w:val="0"/>
-          <w:numId w:val="8"/>
-        </w:numPr>
-        <w:spacing w:after="60"/>
-        <w:jc w:val="both"/>
-      </w:pPr>
-      <w:r>
-        <w:rPr>
-          <w:b/>
-          <w:bCs/>
-        </w:rPr>
-        <w:t xml:space="preserve">Корректировки прошлых суток</w:t>
-      </w:r>
-      <w:r>
-        <w:t xml:space="preserve"> со стороны ВСП: нужно ли Р1 автоматически перезагружать предыдущие дни (например, за последние 3 суток) или только по ручному запуску?</w:t>
-      </w:r>
-    </w:p>
-    <w:p>
-      <w:pPr>
-        <w:pStyle w:val="ListParagraph"/>
-        <w:numPr>
-          <w:ilvl w:val="0"/>
-          <w:numId w:val="8"/>
-        </w:numPr>
-        <w:spacing w:after="60"/>
-        <w:jc w:val="both"/>
-      </w:pPr>
-      <w:r>
-        <w:rPr>
-          <w:b/>
-          <w:bCs/>
-        </w:rPr>
-        <w:t xml:space="preserve">Учётные записи</w:t>
-      </w:r>
-      <w:r>
-        <w:t xml:space="preserve">: отдельная УЗ робота в ЦОМ и в API ВСП, права на «Ввод данных» и «Добавить версию».</w:t>
-      </w:r>
-    </w:p>
-    <w:p>
-      <w:pPr>
-        <w:pStyle w:val="ListParagraph"/>
-        <w:numPr>
-          <w:ilvl w:val="0"/>
-          <w:numId w:val="8"/>
-        </w:numPr>
-        <w:spacing w:after="60"/>
-        <w:jc w:val="both"/>
-      </w:pPr>
-      <w:r>
-        <w:rPr>
-          <w:b/>
-          <w:bCs/>
-        </w:rPr>
-        <w:t xml:space="preserve">Адресаты уведомлений</w:t>
-      </w:r>
-      <w:r>
-        <w:t xml:space="preserve"> и формат отчёта о работе.</w:t>
+        <w:t xml:space="preserve">: методы API, перечень показателей, периодичность, макет таблицы.</w:t>
       </w:r>
     </w:p>
     <w:sectPr>

--- a/ocenka_09-2-09/Алгоритм_роботов_ЦОМ_Блок_09-2-09.docx
+++ b/ocenka_09-2-09/Алгоритм_роботов_ЦОМ_Блок_09-2-09.docx
@@ -53,28 +53,9 @@
           <w:i/>
           <w:iCs/>
         </w:rPr>
-        <w:t xml:space="preserve">Основание: ТТ на доработку витрин данных и интеграцию производственных показателей Блока 09-2/09 (22.12.2025), встреча по процессу (транскрипция «1 ПРОЦЕСС ЗН»). Документ предназначен для оценки трудозатрат и согласования с заказчиком; после согласования уточняется в ЧТЗ.</w:t>
-      </w:r>
-    </w:p>
-    <w:sdt>
-      <w:sdtPr>
-        <w:alias w:val="Содержание"/>
-      </w:sdtPr>
-      <w:sdtContent>
-        <w:p>
-          <w:r>
-            <w:fldChar w:fldCharType="begin" w:dirty="true"/>
-            <w:instrText xml:space="preserve">TOC \h \o "1-2"</w:instrText>
-            <w:fldChar w:fldCharType="separate"/>
-          </w:r>
-        </w:p>
-        <w:p>
-          <w:r>
-            <w:fldChar w:fldCharType="end"/>
-          </w:r>
-        </w:p>
-      </w:sdtContent>
-    </w:sdt>
+        <w:t xml:space="preserve">Основание: ТТ на доработку витрин данных и интеграцию производственных показателей Блока 09-2/09 от 22.12.2025, перечень методов API портала ВСП от 11.02.2026. Алгоритм уточняется в ЧТЗ.</w:t>
+      </w:r>
+    </w:p>
     <w:p>
       <w:pPr>
         <w:pStyle w:val="Heading1"/>
@@ -89,43 +70,7 @@
         <w:jc w:val="both"/>
       </w:pPr>
       <w:r>
-        <w:t xml:space="preserve">Для Блока 09-2/09 прямая интеграция портала ВСП с ИС ЦОМ не реализована, данные в витрины ЦОМ вносятся вручную. Роботы забирают данные с портала ВСП по API (GET-запросы, ответ JSON, формат - Приложение 1 ТТ) и вносят их в витрины ИС ЦОМ через web-интерфейс (режим «Ввод данных»). В задачу роботов входит </w:t>
-      </w:r>
-      <w:r>
-        <w:rPr>
-          <w:b/>
-          <w:bCs/>
-        </w:rPr>
-        <w:t xml:space="preserve">только блок 09-2/09</w:t>
-      </w:r>
-      <w:r>
-        <w:t xml:space="preserve">: данные остальных блоков поступают через действующую интеграцию и роботом не изменяются.</w:t>
-      </w:r>
-    </w:p>
-    <w:p>
-      <w:pPr>
-        <w:spacing w:after="100"/>
-        <w:jc w:val="both"/>
-      </w:pPr>
-      <w:r>
-        <w:t xml:space="preserve">Доработка самих витрин ЦОМ (добавление строк/столбцов блока 09-2/09, мнемосхема, газопроводы и т.п. - раздел 6 ТТ) выполняется подрядчиком ЦОМ и в работу роботов не входит.</w:t>
-      </w:r>
-    </w:p>
-    <w:p>
-      <w:pPr>
-        <w:pStyle w:val="Heading2"/>
-      </w:pPr>
-      <w:r>
-        <w:t xml:space="preserve">1.1. Состав роботов</w:t>
-      </w:r>
-    </w:p>
-    <w:p>
-      <w:pPr>
-        <w:spacing w:after="100"/>
-        <w:jc w:val="both"/>
-      </w:pPr>
-      <w:r>
-        <w:t xml:space="preserve">Итоговый вариант получен после брейншторма и отдельного критического разбора с проверкой по первоисточникам (транскрипция встречи, ТТ, скриншоты витрин, перечень методов API от 11.02.2026). В тексте [мм:сс] - таймкод транскрипции.</w:t>
+        <w:t xml:space="preserve">Прямая интеграция портала ВСП с ИС ЦОМ для Блока 09-2/09 не реализована, данные вносятся вручную. Программные роботы получают данные по API портала ВСП и вносят их в витрины ИС ЦОМ через web-интерфейс (режим «Ввод данных»). Роботы работают только с данными Блока 09-2/09; данные остальных блоков поступают через действующую интеграцию и не изменяются. Доработка витрин ИС ЦОМ (ТТ, раздел 6) в работы по роботам не входит.</w:t>
       </w:r>
     </w:p>
     <w:tbl>
@@ -141,9 +86,9 @@
         </w:tblBorders>
       </w:tblPr>
       <w:tblGrid>
-        <w:gridCol w:w="1350"/>
+        <w:gridCol w:w="1700"/>
         <w:gridCol w:w="2450"/>
-        <w:gridCol w:w="2700"/>
+        <w:gridCol w:w="2350"/>
         <w:gridCol w:w="3138"/>
       </w:tblGrid>
       <w:tr>
@@ -152,7 +97,7 @@
         </w:trPr>
         <w:tc>
           <w:tcPr>
-            <w:tcW w:type="dxa" w:w="1350"/>
+            <w:tcW w:type="dxa" w:w="1700"/>
             <w:tcBorders>
               <w:top w:val="single" w:color="808080" w:sz="4"/>
               <w:left w:val="single" w:color="808080" w:sz="4"/>
@@ -206,7 +151,7 @@
         </w:tc>
         <w:tc>
           <w:tcPr>
-            <w:tcW w:type="dxa" w:w="2700"/>
+            <w:tcW w:type="dxa" w:w="2350"/>
             <w:tcBorders>
               <w:top w:val="single" w:color="808080" w:sz="4"/>
               <w:left w:val="single" w:color="808080" w:sz="4"/>
@@ -227,7 +172,7 @@
                 <w:b/>
                 <w:bCs/>
               </w:rPr>
-              <w:t xml:space="preserve">Когда</w:t>
+              <w:t xml:space="preserve">Периодичность</w:t>
             </w:r>
           </w:p>
         </w:tc>
@@ -262,7 +207,7 @@
       <w:tr>
         <w:tc>
           <w:tcPr>
-            <w:tcW w:type="dxa" w:w="1350"/>
+            <w:tcW w:type="dxa" w:w="1700"/>
             <w:tcBorders>
               <w:top w:val="single" w:color="808080" w:sz="4"/>
               <w:left w:val="single" w:color="808080" w:sz="4"/>
@@ -317,42 +262,42 @@
                 <w:b w:val="false"/>
                 <w:bCs w:val="false"/>
               </w:rPr>
-              <w:t xml:space="preserve">Всегда: факт закрытия суток - Нефть, Жидкость, ПНГ (факт сут/мес/год, комментарий, H2O, t).</w:t>
-            </w:r>
-          </w:p>
-          <w:p>
-            <w:r>
-              <w:rPr>
-                <w:b w:val="false"/>
-                <w:bCs w:val="false"/>
-              </w:rPr>
-              <w:t xml:space="preserve">Если дата в окне: СГ нефти, План-заявка ПНГ, БП нефти, БП жидкости, ПХД ПНГ</w:t>
-            </w:r>
-          </w:p>
-        </w:tc>
-        <w:tc>
-          <w:tcPr>
-            <w:tcW w:type="dxa" w:w="2700"/>
-            <w:tcBorders>
-              <w:top w:val="single" w:color="808080" w:sz="4"/>
-              <w:left w:val="single" w:color="808080" w:sz="4"/>
-              <w:bottom w:val="single" w:color="808080" w:sz="4"/>
-              <w:right w:val="single" w:color="808080" w:sz="4"/>
-            </w:tcBorders>
-            <w:tcMar>
-              <w:top w:type="dxa" w:w="60"/>
-              <w:left w:type="dxa" w:w="100"/>
-              <w:bottom w:type="dxa" w:w="60"/>
-              <w:right w:type="dxa" w:w="100"/>
-            </w:tcMar>
-          </w:tcPr>
-          <w:p>
-            <w:r>
-              <w:rPr>
-                <w:b w:val="false"/>
-                <w:bCs w:val="false"/>
-              </w:rPr>
-              <w:t xml:space="preserve">1 раз в сутки + повторы до контрольного времени; перезапрос D и D-1. Плановый блок: 28-е → 10-е (месяц); декабрь-январь и начало квартала (год, допущение)</w:t>
+              <w:t xml:space="preserve">Ежедневно: факт закрытия суток - нефть, жидкость, ПНГ (факт за сутки/месяц/год, комментарий, обводнённость, температура).</w:t>
+            </w:r>
+          </w:p>
+          <w:p>
+            <w:r>
+              <w:rPr>
+                <w:b w:val="false"/>
+                <w:bCs w:val="false"/>
+              </w:rPr>
+              <w:t xml:space="preserve">В плановые периоды: сетевой график нефти, план-заявка ПНГ, бизнес-план нефти и жидкости, ПХД ПНГ</w:t>
+            </w:r>
+          </w:p>
+        </w:tc>
+        <w:tc>
+          <w:tcPr>
+            <w:tcW w:type="dxa" w:w="2350"/>
+            <w:tcBorders>
+              <w:top w:val="single" w:color="808080" w:sz="4"/>
+              <w:left w:val="single" w:color="808080" w:sz="4"/>
+              <w:bottom w:val="single" w:color="808080" w:sz="4"/>
+              <w:right w:val="single" w:color="808080" w:sz="4"/>
+            </w:tcBorders>
+            <w:tcMar>
+              <w:top w:type="dxa" w:w="60"/>
+              <w:left w:type="dxa" w:w="100"/>
+              <w:bottom w:type="dxa" w:w="60"/>
+              <w:right w:type="dxa" w:w="100"/>
+            </w:tcMar>
+          </w:tcPr>
+          <w:p>
+            <w:r>
+              <w:rPr>
+                <w:b w:val="false"/>
+                <w:bCs w:val="false"/>
+              </w:rPr>
+              <w:t xml:space="preserve">1 раз в сутки с повторами до контрольного времени; ручной запуск за любую дату</w:t>
             </w:r>
           </w:p>
         </w:tc>
@@ -378,16 +323,7 @@
                 <w:b w:val="false"/>
                 <w:bCs w:val="false"/>
               </w:rPr>
-              <w:t xml:space="preserve">Факт: collectfactVSP09209; collectfactliquidVSP, collectfactpngVSP.</w:t>
-            </w:r>
-          </w:p>
-          <w:p>
-            <w:r>
-              <w:rPr>
-                <w:b w:val="false"/>
-                <w:bCs w:val="false"/>
-              </w:rPr>
-              <w:t xml:space="preserve">Планы: collectsgVSP09209, collectbpVSP09209; collectorderpngVSP, collectbpliquidVSP, collectphdpngVSP → ПиТ / Закрытие, Планирование</w:t>
+              <w:t xml:space="preserve">API: collectfactVSP09209, collectfactliquidVSP, collectfactpngVSP, collectsgVSP09209, collectorderpngVSP, collectbpVSP09209, collectbpliquidVSP, collectphdpngVSP → ПиТ / Закрытие, Планирование</w:t>
             </w:r>
           </w:p>
         </w:tc>
@@ -395,7 +331,7 @@
       <w:tr>
         <w:tc>
           <w:tcPr>
-            <w:tcW w:type="dxa" w:w="1350"/>
+            <w:tcW w:type="dxa" w:w="1700"/>
             <w:tcBorders>
               <w:top w:val="single" w:color="808080" w:sz="4"/>
               <w:left w:val="single" w:color="808080" w:sz="4"/>
@@ -427,15 +363,6 @@
               <w:t xml:space="preserve">«Оперативный»</w:t>
             </w:r>
           </w:p>
-          <w:p>
-            <w:r>
-              <w:rPr>
-                <w:b w:val="false"/>
-                <w:bCs w:val="false"/>
-              </w:rPr>
-              <w:t xml:space="preserve">(ориентировочно)</w:t>
-            </w:r>
-          </w:p>
         </w:tc>
         <w:tc>
           <w:tcPr>
@@ -459,33 +386,33 @@
                 <w:b w:val="false"/>
                 <w:bCs w:val="false"/>
               </w:rPr>
-              <w:t xml:space="preserve">Мнемосхема блока (до 50 показателей), энергетика (до 10 показателей)</w:t>
-            </w:r>
-          </w:p>
-        </w:tc>
-        <w:tc>
-          <w:tcPr>
-            <w:tcW w:type="dxa" w:w="2700"/>
-            <w:tcBorders>
-              <w:top w:val="single" w:color="808080" w:sz="4"/>
-              <w:left w:val="single" w:color="808080" w:sz="4"/>
-              <w:bottom w:val="single" w:color="808080" w:sz="4"/>
-              <w:right w:val="single" w:color="808080" w:sz="4"/>
-            </w:tcBorders>
-            <w:tcMar>
-              <w:top w:type="dxa" w:w="60"/>
-              <w:left w:type="dxa" w:w="100"/>
-              <w:bottom w:type="dxa" w:w="60"/>
-              <w:right w:type="dxa" w:w="100"/>
-            </w:tcMar>
-          </w:tcPr>
-          <w:p>
-            <w:r>
-              <w:rPr>
-                <w:b w:val="false"/>
-                <w:bCs w:val="false"/>
-              </w:rPr>
-              <w:t xml:space="preserve">Каждые 8 ч, до 1 раза в час; догон пропущенных срезов</w:t>
+              <w:t xml:space="preserve">Показатели мнемосхемы Блока 09-2/09 (до 50) и энергетики (до 10)</w:t>
+            </w:r>
+          </w:p>
+        </w:tc>
+        <w:tc>
+          <w:tcPr>
+            <w:tcW w:type="dxa" w:w="2350"/>
+            <w:tcBorders>
+              <w:top w:val="single" w:color="808080" w:sz="4"/>
+              <w:left w:val="single" w:color="808080" w:sz="4"/>
+              <w:bottom w:val="single" w:color="808080" w:sz="4"/>
+              <w:right w:val="single" w:color="808080" w:sz="4"/>
+            </w:tcBorders>
+            <w:tcMar>
+              <w:top w:type="dxa" w:w="60"/>
+              <w:left w:type="dxa" w:w="100"/>
+              <w:bottom w:type="dxa" w:w="60"/>
+              <w:right w:type="dxa" w:w="100"/>
+            </w:tcMar>
+          </w:tcPr>
+          <w:p>
+            <w:r>
+              <w:rPr>
+                <w:b w:val="false"/>
+                <w:bCs w:val="false"/>
+              </w:rPr>
+              <w:t xml:space="preserve">Каждые 8 часов, с возможностью перехода на 1 раз в час</w:t>
             </w:r>
           </w:p>
         </w:tc>
@@ -511,7 +438,7 @@
                 <w:b w:val="false"/>
                 <w:bCs w:val="false"/>
               </w:rPr>
-              <w:t xml:space="preserve">Методы API не определены → страница блока / «Схема»; Инфраструктура / Электроэнергия</w:t>
+              <w:t xml:space="preserve">Методы API определяются по итогам предпроектного обследования → страница блока / «Схема»; Инфраструктура / Электроэнергия</w:t>
             </w:r>
           </w:p>
         </w:tc>
@@ -528,7 +455,24 @@
         <w:jc w:val="both"/>
       </w:pPr>
       <w:r>
-        <w:t xml:space="preserve">Почему так:</w:t>
+        <w:t xml:space="preserve">Фактические и плановые данные обрабатываются одним роботом, так как требуют запуска не чаще раза в сутки и используют одни и те же источник и приёмник. Факт вносится в приоритетном порядке; сбой при обработке плановых данных на него не влияет. Оперативные данные выделены в отдельного робота из-за высокой частоты запусков.</w:t>
+      </w:r>
+    </w:p>
+    <w:p>
+      <w:pPr>
+        <w:pStyle w:val="Heading1"/>
+      </w:pPr>
+      <w:r>
+        <w:t xml:space="preserve">2. Порядок внесения данных</w:t>
+      </w:r>
+    </w:p>
+    <w:p>
+      <w:pPr>
+        <w:spacing w:after="100"/>
+        <w:jc w:val="both"/>
+      </w:pPr>
+      <w:r>
+        <w:t xml:space="preserve">Для всех витрин используется единая процедура:</w:t>
       </w:r>
     </w:p>
     <w:p>
@@ -542,14 +486,7 @@
         <w:jc w:val="both"/>
       </w:pPr>
       <w:r>
-        <w:rPr>
-          <w:b/>
-          <w:bCs/>
-        </w:rPr>
-        <w:t xml:space="preserve">Факт и планы - один робот.</w:t>
-      </w:r>
-      <w:r>
-        <w:t xml:space="preserve"> Оба нужны не чаще раза в сутки, один API, один ЦОМ. Планы - это условие «если дата в окне, то ещё и планы». Факт вносится первым, плановый блок изолирован: его ошибка не отменяет факт.</w:t>
+        <w:t xml:space="preserve">Получить данные по API портала ВСП (версия 1.1). Для общих методов ВСП используются только данные по ключу VSP09209_BK. Отсутствие данных (NULL) означает, что данные ещё не сформированы, - нулевые значения не вносятся.</w:t>
       </w:r>
     </w:p>
     <w:p>
@@ -563,14 +500,7 @@
         <w:jc w:val="both"/>
       </w:pPr>
       <w:r>
-        <w:rPr>
-          <w:b/>
-          <w:bCs/>
-        </w:rPr>
-        <w:t xml:space="preserve">Р2 отдельно и ориентировочно (±40%).</w:t>
-      </w:r>
-      <w:r>
-        <w:t xml:space="preserve"> Нет методов API и таблицы мнемосхемы; частый запуск требует защиты от наложения и, вероятно, отдельной лицензии бота. Твёрдая цена - только на Р1.</w:t>
+        <w:t xml:space="preserve">Открыть витрину ИС ЦОМ за нужную дату (период, актуальную версию плана) и выгрузить текущие значения.</w:t>
       </w:r>
     </w:p>
     <w:p>
@@ -584,14 +514,35 @@
         <w:jc w:val="both"/>
       </w:pPr>
       <w:r>
-        <w:rPr>
-          <w:b/>
-          <w:bCs/>
-        </w:rPr>
-        <w:t xml:space="preserve">3-4 робота по периодичности отклонены.</w:t>
-      </w:r>
-      <w:r>
-        <w:t xml:space="preserve"> Дублирование модулей и этапов; годовой робот не сработает по расписанию за время ОПЭ.</w:t>
+        <w:t xml:space="preserve">Сравнить данные API с данными витрины.</w:t>
+      </w:r>
+    </w:p>
+    <w:p>
+      <w:pPr>
+        <w:pStyle w:val="ListParagraph"/>
+        <w:numPr>
+          <w:ilvl w:val="0"/>
+          <w:numId w:val="2"/>
+        </w:numPr>
+        <w:spacing w:after="60"/>
+        <w:jc w:val="both"/>
+      </w:pPr>
+      <w:r>
+        <w:t xml:space="preserve">Внести и сохранить только изменившиеся значения по Блоку 09-2/09. Это исключает лишние записи в журнале корректировок и сохраняет ручные правки пользователей.</w:t>
+      </w:r>
+    </w:p>
+    <w:p>
+      <w:pPr>
+        <w:pStyle w:val="ListParagraph"/>
+        <w:numPr>
+          <w:ilvl w:val="0"/>
+          <w:numId w:val="2"/>
+        </w:numPr>
+        <w:spacing w:after="60"/>
+        <w:jc w:val="both"/>
+      </w:pPr>
+      <w:r>
+        <w:t xml:space="preserve">Зафиксировать результат в журнале работы робота.</w:t>
       </w:r>
     </w:p>
     <w:p>
@@ -599,123 +550,7 @@
         <w:pStyle w:val="Heading1"/>
       </w:pPr>
       <w:r>
-        <w:t xml:space="preserve">2. Типовая процедура внесения (одна для всех витрин)</w:t>
-      </w:r>
-    </w:p>
-    <w:p>
-      <w:pPr>
-        <w:spacing w:after="100"/>
-        <w:jc w:val="both"/>
-      </w:pPr>
-      <w:r>
-        <w:t xml:space="preserve">Само внесение линейное:</w:t>
-      </w:r>
-    </w:p>
-    <w:p>
-      <w:pPr>
-        <w:pStyle w:val="ListParagraph"/>
-        <w:numPr>
-          <w:ilvl w:val="0"/>
-          <w:numId w:val="3"/>
-        </w:numPr>
-        <w:spacing w:after="60"/>
-        <w:jc w:val="both"/>
-      </w:pPr>
-      <w:r>
-        <w:t xml:space="preserve">Запросить данные: GET http://192.168.45.100/api/1.1/&lt;метод&gt;?do=&lt;VSP09209 | VSP&gt;&amp;date=YYYYMMDD. Для общих методов ВСП (do=VSP) взять только ключ </w:t>
-      </w:r>
-      <w:r>
-        <w:rPr>
-          <w:b/>
-          <w:bCs/>
-        </w:rPr>
-        <w:t xml:space="preserve">VSP09209_BK</w:t>
-      </w:r>
-      <w:r>
-        <w:t xml:space="preserve">. NULL - данных ещё нет (нули не писать).</w:t>
-      </w:r>
-    </w:p>
-    <w:p>
-      <w:pPr>
-        <w:pStyle w:val="ListParagraph"/>
-        <w:numPr>
-          <w:ilvl w:val="0"/>
-          <w:numId w:val="3"/>
-        </w:numPr>
-        <w:spacing w:after="60"/>
-        <w:jc w:val="both"/>
-      </w:pPr>
-      <w:r>
-        <w:t xml:space="preserve">Открыть витрину ЦОМ за нужную дату/период (и актуальную версию для планов), выгрузить её текущие значения через кнопку «XLS».</w:t>
-      </w:r>
-    </w:p>
-    <w:p>
-      <w:pPr>
-        <w:pStyle w:val="ListParagraph"/>
-        <w:numPr>
-          <w:ilvl w:val="0"/>
-          <w:numId w:val="3"/>
-        </w:numPr>
-        <w:spacing w:after="60"/>
-        <w:jc w:val="both"/>
-      </w:pPr>
-      <w:r>
-        <w:t xml:space="preserve">Сравнить значения API с тем, что уже есть в ЦОМ, с допуском (на экране округление до 0,1-0,01, в API - 3 знака).</w:t>
-      </w:r>
-    </w:p>
-    <w:p>
-      <w:pPr>
-        <w:pStyle w:val="ListParagraph"/>
-        <w:numPr>
-          <w:ilvl w:val="0"/>
-          <w:numId w:val="3"/>
-        </w:numPr>
-        <w:spacing w:after="60"/>
-        <w:jc w:val="both"/>
-      </w:pPr>
-      <w:r>
-        <w:t xml:space="preserve">Если отличий нет - ничего не делать. Если есть - «Ввод данных», записать </w:t>
-      </w:r>
-      <w:r>
-        <w:rPr>
-          <w:b/>
-          <w:bCs/>
-        </w:rPr>
-        <w:t xml:space="preserve">только отличающиеся</w:t>
-      </w:r>
-      <w:r>
-        <w:t xml:space="preserve"> ячейки строки/столбца «Блок 09-2/09», сохранить.</w:t>
-      </w:r>
-    </w:p>
-    <w:p>
-      <w:pPr>
-        <w:pStyle w:val="ListParagraph"/>
-        <w:numPr>
-          <w:ilvl w:val="0"/>
-          <w:numId w:val="3"/>
-        </w:numPr>
-        <w:spacing w:after="60"/>
-        <w:jc w:val="both"/>
-      </w:pPr>
-      <w:r>
-        <w:t xml:space="preserve">Записать в журнал, что и когда внесено (чтобы отличать ручную правку в ЦОМ от изменения данных в API).</w:t>
-      </w:r>
-    </w:p>
-    <w:p>
-      <w:pPr>
-        <w:spacing w:after="100"/>
-        <w:jc w:val="both"/>
-      </w:pPr>
-      <w:r>
-        <w:t xml:space="preserve">Почему не «всегда перезаписывать»: каждая запись попадает в «Журнал корректировок» ЦОМ и может затереть ручные правки. Почему не хранить «снимки» у робота: эталон - сам ЦОМ, так робот видит и ручные правки, и пустой столбец в новой версии.</w:t>
-      </w:r>
-    </w:p>
-    <w:p>
-      <w:pPr>
-        <w:pStyle w:val="Heading1"/>
-      </w:pPr>
-      <w:r>
-        <w:t xml:space="preserve">3. Что и когда вносить - основная сложность</w:t>
+        <w:t xml:space="preserve">3. Состав и сроки внесения</w:t>
       </w:r>
     </w:p>
     <w:tbl>
@@ -732,8 +567,8 @@
       </w:tblPr>
       <w:tblGrid>
         <w:gridCol w:w="2300"/>
-        <w:gridCol w:w="2700"/>
-        <w:gridCol w:w="2400"/>
+        <w:gridCol w:w="2600"/>
+        <w:gridCol w:w="2500"/>
         <w:gridCol w:w="2238"/>
       </w:tblGrid>
       <w:tr>
@@ -769,7 +604,7 @@
         </w:tc>
         <w:tc>
           <w:tcPr>
-            <w:tcW w:type="dxa" w:w="2700"/>
+            <w:tcW w:type="dxa" w:w="2600"/>
             <w:tcBorders>
               <w:top w:val="single" w:color="808080" w:sz="4"/>
               <w:left w:val="single" w:color="808080" w:sz="4"/>
@@ -790,13 +625,13 @@
                 <w:b/>
                 <w:bCs/>
               </w:rPr>
-              <w:t xml:space="preserve">Когда появляются</w:t>
-            </w:r>
-          </w:p>
-        </w:tc>
-        <w:tc>
-          <w:tcPr>
-            <w:tcW w:type="dxa" w:w="2400"/>
+              <w:t xml:space="preserve">Формирование на портале</w:t>
+            </w:r>
+          </w:p>
+        </w:tc>
+        <w:tc>
+          <w:tcPr>
+            <w:tcW w:type="dxa" w:w="2500"/>
             <w:tcBorders>
               <w:top w:val="single" w:color="808080" w:sz="4"/>
               <w:left w:val="single" w:color="808080" w:sz="4"/>
@@ -817,7 +652,7 @@
                 <w:b/>
                 <w:bCs/>
               </w:rPr>
-              <w:t xml:space="preserve">Когда робот проверяет</w:t>
+              <w:t xml:space="preserve">Проверка роботом</w:t>
             </w:r>
           </w:p>
         </w:tc>
@@ -844,7 +679,7 @@
                 <w:b/>
                 <w:bCs/>
               </w:rPr>
-              <w:t xml:space="preserve">Что делать</w:t>
+              <w:t xml:space="preserve">Действие</w:t>
             </w:r>
           </w:p>
         </w:tc>
@@ -872,59 +707,59 @@
                 <w:b w:val="false"/>
                 <w:bCs w:val="false"/>
               </w:rPr>
-              <w:t xml:space="preserve">Факт суток: нефть, жидкость, ПНГ</w:t>
-            </w:r>
-          </w:p>
-        </w:tc>
-        <w:tc>
-          <w:tcPr>
-            <w:tcW w:type="dxa" w:w="2700"/>
-            <w:tcBorders>
-              <w:top w:val="single" w:color="808080" w:sz="4"/>
-              <w:left w:val="single" w:color="808080" w:sz="4"/>
-              <w:bottom w:val="single" w:color="808080" w:sz="4"/>
-              <w:right w:val="single" w:color="808080" w:sz="4"/>
-            </w:tcBorders>
-            <w:tcMar>
-              <w:top w:type="dxa" w:w="60"/>
-              <w:left w:type="dxa" w:w="100"/>
-              <w:bottom w:type="dxa" w:w="60"/>
-              <w:right w:type="dxa" w:w="100"/>
-            </w:tcMar>
-          </w:tcPr>
-          <w:p>
-            <w:r>
-              <w:rPr>
-                <w:b w:val="false"/>
-                <w:bCs w:val="false"/>
-              </w:rPr>
-              <w:t xml:space="preserve">После верификации ВСП (время по UTC+7 - уточнить)</w:t>
-            </w:r>
-          </w:p>
-        </w:tc>
-        <w:tc>
-          <w:tcPr>
-            <w:tcW w:type="dxa" w:w="2400"/>
-            <w:tcBorders>
-              <w:top w:val="single" w:color="808080" w:sz="4"/>
-              <w:left w:val="single" w:color="808080" w:sz="4"/>
-              <w:bottom w:val="single" w:color="808080" w:sz="4"/>
-              <w:right w:val="single" w:color="808080" w:sz="4"/>
-            </w:tcBorders>
-            <w:tcMar>
-              <w:top w:type="dxa" w:w="60"/>
-              <w:left w:type="dxa" w:w="100"/>
-              <w:bottom w:type="dxa" w:w="60"/>
-              <w:right w:type="dxa" w:w="100"/>
-            </w:tcMar>
-          </w:tcPr>
-          <w:p>
-            <w:r>
-              <w:rPr>
-                <w:b w:val="false"/>
-                <w:bCs w:val="false"/>
-              </w:rPr>
-              <w:t xml:space="preserve">Каждый день + повторы до контрольного времени</w:t>
+              <w:t xml:space="preserve">Факт закрытия суток: нефть, жидкость, ПНГ</w:t>
+            </w:r>
+          </w:p>
+        </w:tc>
+        <w:tc>
+          <w:tcPr>
+            <w:tcW w:type="dxa" w:w="2600"/>
+            <w:tcBorders>
+              <w:top w:val="single" w:color="808080" w:sz="4"/>
+              <w:left w:val="single" w:color="808080" w:sz="4"/>
+              <w:bottom w:val="single" w:color="808080" w:sz="4"/>
+              <w:right w:val="single" w:color="808080" w:sz="4"/>
+            </w:tcBorders>
+            <w:tcMar>
+              <w:top w:type="dxa" w:w="60"/>
+              <w:left w:type="dxa" w:w="100"/>
+              <w:bottom w:type="dxa" w:w="60"/>
+              <w:right w:type="dxa" w:w="100"/>
+            </w:tcMar>
+          </w:tcPr>
+          <w:p>
+            <w:r>
+              <w:rPr>
+                <w:b w:val="false"/>
+                <w:bCs w:val="false"/>
+              </w:rPr>
+              <w:t xml:space="preserve">Ежедневно после верификации ВСП</w:t>
+            </w:r>
+          </w:p>
+        </w:tc>
+        <w:tc>
+          <w:tcPr>
+            <w:tcW w:type="dxa" w:w="2500"/>
+            <w:tcBorders>
+              <w:top w:val="single" w:color="808080" w:sz="4"/>
+              <w:left w:val="single" w:color="808080" w:sz="4"/>
+              <w:bottom w:val="single" w:color="808080" w:sz="4"/>
+              <w:right w:val="single" w:color="808080" w:sz="4"/>
+            </w:tcBorders>
+            <w:tcMar>
+              <w:top w:type="dxa" w:w="60"/>
+              <w:left w:type="dxa" w:w="100"/>
+              <w:bottom w:type="dxa" w:w="60"/>
+              <w:right w:type="dxa" w:w="100"/>
+            </w:tcMar>
+          </w:tcPr>
+          <w:p>
+            <w:r>
+              <w:rPr>
+                <w:b w:val="false"/>
+                <w:bCs w:val="false"/>
+              </w:rPr>
+              <w:t xml:space="preserve">Ежедневно, с повторами до контрольного времени</w:t>
             </w:r>
           </w:p>
         </w:tc>
@@ -950,7 +785,7 @@
                 <w:b w:val="false"/>
                 <w:bCs w:val="false"/>
               </w:rPr>
-              <w:t xml:space="preserve">Внести D (вчера) и перепроверить D-1 (корректировки). Нет данных к контрольному времени - письмо</w:t>
+              <w:t xml:space="preserve">Внести данные за прошедшие сутки и проверить корректировки за предыдущие</w:t>
             </w:r>
           </w:p>
         </w:tc>
@@ -978,59 +813,59 @@
                 <w:b w:val="false"/>
                 <w:bCs w:val="false"/>
               </w:rPr>
-              <w:t xml:space="preserve">СГ нефти, План-заявка ПНГ (месяц)</w:t>
-            </w:r>
-          </w:p>
-        </w:tc>
-        <w:tc>
-          <w:tcPr>
-            <w:tcW w:type="dxa" w:w="2700"/>
-            <w:tcBorders>
-              <w:top w:val="single" w:color="808080" w:sz="4"/>
-              <w:left w:val="single" w:color="808080" w:sz="4"/>
-              <w:bottom w:val="single" w:color="808080" w:sz="4"/>
-              <w:right w:val="single" w:color="808080" w:sz="4"/>
-            </w:tcBorders>
-            <w:tcMar>
-              <w:top w:type="dxa" w:w="60"/>
-              <w:left w:type="dxa" w:w="100"/>
-              <w:bottom w:type="dxa" w:w="60"/>
-              <w:right w:type="dxa" w:w="100"/>
-            </w:tcMar>
-          </w:tcPr>
-          <w:p>
-            <w:r>
-              <w:rPr>
-                <w:b w:val="false"/>
-                <w:bCs w:val="false"/>
-              </w:rPr>
-              <w:t xml:space="preserve">Предварительные 29-1, окончательные 3-5 числа, бывает 2 обновления [11:18]</w:t>
-            </w:r>
-          </w:p>
-        </w:tc>
-        <w:tc>
-          <w:tcPr>
-            <w:tcW w:type="dxa" w:w="2400"/>
-            <w:tcBorders>
-              <w:top w:val="single" w:color="808080" w:sz="4"/>
-              <w:left w:val="single" w:color="808080" w:sz="4"/>
-              <w:bottom w:val="single" w:color="808080" w:sz="4"/>
-              <w:right w:val="single" w:color="808080" w:sz="4"/>
-            </w:tcBorders>
-            <w:tcMar>
-              <w:top w:type="dxa" w:w="60"/>
-              <w:left w:type="dxa" w:w="100"/>
-              <w:bottom w:type="dxa" w:w="60"/>
-              <w:right w:type="dxa" w:w="100"/>
-            </w:tcMar>
-          </w:tcPr>
-          <w:p>
-            <w:r>
-              <w:rPr>
-                <w:b w:val="false"/>
-                <w:bCs w:val="false"/>
-              </w:rPr>
-              <w:t xml:space="preserve">Если дата с 28-го по 10-е</w:t>
+              <w:t xml:space="preserve">Сетевой график нефти, план-заявка ПНГ</w:t>
+            </w:r>
+          </w:p>
+        </w:tc>
+        <w:tc>
+          <w:tcPr>
+            <w:tcW w:type="dxa" w:w="2600"/>
+            <w:tcBorders>
+              <w:top w:val="single" w:color="808080" w:sz="4"/>
+              <w:left w:val="single" w:color="808080" w:sz="4"/>
+              <w:bottom w:val="single" w:color="808080" w:sz="4"/>
+              <w:right w:val="single" w:color="808080" w:sz="4"/>
+            </w:tcBorders>
+            <w:tcMar>
+              <w:top w:type="dxa" w:w="60"/>
+              <w:left w:type="dxa" w:w="100"/>
+              <w:bottom w:type="dxa" w:w="60"/>
+              <w:right w:type="dxa" w:w="100"/>
+            </w:tcMar>
+          </w:tcPr>
+          <w:p>
+            <w:r>
+              <w:rPr>
+                <w:b w:val="false"/>
+                <w:bCs w:val="false"/>
+              </w:rPr>
+              <w:t xml:space="preserve">Предварительные данные - в конце месяца, окончательные - в начале следующего; возможны уточнения</w:t>
+            </w:r>
+          </w:p>
+        </w:tc>
+        <w:tc>
+          <w:tcPr>
+            <w:tcW w:type="dxa" w:w="2500"/>
+            <w:tcBorders>
+              <w:top w:val="single" w:color="808080" w:sz="4"/>
+              <w:left w:val="single" w:color="808080" w:sz="4"/>
+              <w:bottom w:val="single" w:color="808080" w:sz="4"/>
+              <w:right w:val="single" w:color="808080" w:sz="4"/>
+            </w:tcBorders>
+            <w:tcMar>
+              <w:top w:type="dxa" w:w="60"/>
+              <w:left w:type="dxa" w:w="100"/>
+              <w:bottom w:type="dxa" w:w="60"/>
+              <w:right w:type="dxa" w:w="100"/>
+            </w:tcMar>
+          </w:tcPr>
+          <w:p>
+            <w:r>
+              <w:rPr>
+                <w:b w:val="false"/>
+                <w:bCs w:val="false"/>
+              </w:rPr>
+              <w:t xml:space="preserve">С 28-го по 10-е число</w:t>
             </w:r>
           </w:p>
         </w:tc>
@@ -1056,7 +891,7 @@
                 <w:b w:val="false"/>
                 <w:bCs w:val="false"/>
               </w:rPr>
-              <w:t xml:space="preserve">Сравнить с ЦОМ; новые данные - внести (при необходимости в новую версию)</w:t>
+              <w:t xml:space="preserve">Внести новые или изменившиеся данные, при необходимости - в новую версию</w:t>
             </w:r>
           </w:p>
         </w:tc>
@@ -1084,59 +919,59 @@
                 <w:b w:val="false"/>
                 <w:bCs w:val="false"/>
               </w:rPr>
-              <w:t xml:space="preserve">БП нефти, БП жидкости, ПХД ПНГ (год)</w:t>
-            </w:r>
-          </w:p>
-        </w:tc>
-        <w:tc>
-          <w:tcPr>
-            <w:tcW w:type="dxa" w:w="2700"/>
-            <w:tcBorders>
-              <w:top w:val="single" w:color="808080" w:sz="4"/>
-              <w:left w:val="single" w:color="808080" w:sz="4"/>
-              <w:bottom w:val="single" w:color="808080" w:sz="4"/>
-              <w:right w:val="single" w:color="808080" w:sz="4"/>
-            </w:tcBorders>
-            <w:tcMar>
-              <w:top w:type="dxa" w:w="60"/>
-              <w:left w:type="dxa" w:w="100"/>
-              <w:bottom w:type="dxa" w:w="60"/>
-              <w:right w:type="dxa" w:w="100"/>
-            </w:tcMar>
-          </w:tcPr>
-          <w:p>
-            <w:r>
-              <w:rPr>
-                <w:b w:val="false"/>
-                <w:bCs w:val="false"/>
-              </w:rPr>
-              <w:t xml:space="preserve">Раз в год [09:50], дата не фиксирована</w:t>
-            </w:r>
-          </w:p>
-        </w:tc>
-        <w:tc>
-          <w:tcPr>
-            <w:tcW w:type="dxa" w:w="2400"/>
-            <w:tcBorders>
-              <w:top w:val="single" w:color="808080" w:sz="4"/>
-              <w:left w:val="single" w:color="808080" w:sz="4"/>
-              <w:bottom w:val="single" w:color="808080" w:sz="4"/>
-              <w:right w:val="single" w:color="808080" w:sz="4"/>
-            </w:tcBorders>
-            <w:tcMar>
-              <w:top w:type="dxa" w:w="60"/>
-              <w:left w:type="dxa" w:w="100"/>
-              <w:bottom w:type="dxa" w:w="60"/>
-              <w:right w:type="dxa" w:w="100"/>
-            </w:tcMar>
-          </w:tcPr>
-          <w:p>
-            <w:r>
-              <w:rPr>
-                <w:b w:val="false"/>
-                <w:bCs w:val="false"/>
-              </w:rPr>
-              <w:t xml:space="preserve">Если дата в декабре-январе или первые 10 раб. дней квартала (допущение)</w:t>
+              <w:t xml:space="preserve">Бизнес-план нефти и жидкости, ПХД ПНГ</w:t>
+            </w:r>
+          </w:p>
+        </w:tc>
+        <w:tc>
+          <w:tcPr>
+            <w:tcW w:type="dxa" w:w="2600"/>
+            <w:tcBorders>
+              <w:top w:val="single" w:color="808080" w:sz="4"/>
+              <w:left w:val="single" w:color="808080" w:sz="4"/>
+              <w:bottom w:val="single" w:color="808080" w:sz="4"/>
+              <w:right w:val="single" w:color="808080" w:sz="4"/>
+            </w:tcBorders>
+            <w:tcMar>
+              <w:top w:type="dxa" w:w="60"/>
+              <w:left w:type="dxa" w:w="100"/>
+              <w:bottom w:type="dxa" w:w="60"/>
+              <w:right w:type="dxa" w:w="100"/>
+            </w:tcMar>
+          </w:tcPr>
+          <w:p>
+            <w:r>
+              <w:rPr>
+                <w:b w:val="false"/>
+                <w:bCs w:val="false"/>
+              </w:rPr>
+              <w:t xml:space="preserve">1 раз в год, возможны корректировки</w:t>
+            </w:r>
+          </w:p>
+        </w:tc>
+        <w:tc>
+          <w:tcPr>
+            <w:tcW w:type="dxa" w:w="2500"/>
+            <w:tcBorders>
+              <w:top w:val="single" w:color="808080" w:sz="4"/>
+              <w:left w:val="single" w:color="808080" w:sz="4"/>
+              <w:bottom w:val="single" w:color="808080" w:sz="4"/>
+              <w:right w:val="single" w:color="808080" w:sz="4"/>
+            </w:tcBorders>
+            <w:tcMar>
+              <w:top w:type="dxa" w:w="60"/>
+              <w:left w:type="dxa" w:w="100"/>
+              <w:bottom w:type="dxa" w:w="60"/>
+              <w:right w:type="dxa" w:w="100"/>
+            </w:tcMar>
+          </w:tcPr>
+          <w:p>
+            <w:r>
+              <w:rPr>
+                <w:b w:val="false"/>
+                <w:bCs w:val="false"/>
+              </w:rPr>
+              <w:t xml:space="preserve">Декабрь-январь, начало квартала (уточняется в ЧТЗ)</w:t>
             </w:r>
           </w:p>
         </w:tc>
@@ -1196,7 +1031,7 @@
         </w:tc>
         <w:tc>
           <w:tcPr>
-            <w:tcW w:type="dxa" w:w="2700"/>
+            <w:tcW w:type="dxa" w:w="2600"/>
             <w:tcBorders>
               <w:top w:val="single" w:color="808080" w:sz="4"/>
               <w:left w:val="single" w:color="808080" w:sz="4"/>
@@ -1222,27 +1057,27 @@
         </w:tc>
         <w:tc>
           <w:tcPr>
-            <w:tcW w:type="dxa" w:w="2400"/>
-            <w:tcBorders>
-              <w:top w:val="single" w:color="808080" w:sz="4"/>
-              <w:left w:val="single" w:color="808080" w:sz="4"/>
-              <w:bottom w:val="single" w:color="808080" w:sz="4"/>
-              <w:right w:val="single" w:color="808080" w:sz="4"/>
-            </w:tcBorders>
-            <w:tcMar>
-              <w:top w:type="dxa" w:w="60"/>
-              <w:left w:type="dxa" w:w="100"/>
-              <w:bottom w:type="dxa" w:w="60"/>
-              <w:right w:type="dxa" w:w="100"/>
-            </w:tcMar>
-          </w:tcPr>
-          <w:p>
-            <w:r>
-              <w:rPr>
-                <w:b w:val="false"/>
-                <w:bCs w:val="false"/>
-              </w:rPr>
-              <w:t xml:space="preserve">Р2: каждые 8 ч (до 1 ч)</w:t>
+            <w:tcW w:type="dxa" w:w="2500"/>
+            <w:tcBorders>
+              <w:top w:val="single" w:color="808080" w:sz="4"/>
+              <w:left w:val="single" w:color="808080" w:sz="4"/>
+              <w:bottom w:val="single" w:color="808080" w:sz="4"/>
+              <w:right w:val="single" w:color="808080" w:sz="4"/>
+            </w:tcBorders>
+            <w:tcMar>
+              <w:top w:type="dxa" w:w="60"/>
+              <w:left w:type="dxa" w:w="100"/>
+              <w:bottom w:type="dxa" w:w="60"/>
+              <w:right w:type="dxa" w:w="100"/>
+            </w:tcMar>
+          </w:tcPr>
+          <w:p>
+            <w:r>
+              <w:rPr>
+                <w:b w:val="false"/>
+                <w:bCs w:val="false"/>
+              </w:rPr>
+              <w:t xml:space="preserve">Каждые 8 часов (до 1 раза в час)</w:t>
             </w:r>
           </w:p>
         </w:tc>
@@ -1268,7 +1103,7 @@
                 <w:b w:val="false"/>
                 <w:bCs w:val="false"/>
               </w:rPr>
-              <w:t xml:space="preserve">Текущий срез + пропущенные за сутки</w:t>
+              <w:t xml:space="preserve">Внести текущие и пропущенные срезы</w:t>
             </w:r>
           </w:p>
         </w:tc>
@@ -1292,58 +1127,7 @@
         <w:t xml:space="preserve">Версии планов.</w:t>
       </w:r>
       <w:r>
-        <w:t xml:space="preserve"> Заказчик на встрече предложил, чтобы робот сам создавал версию: «заходит в планирование, сетевой график и нажимает добавить версию» [12:21-13:12]; при этом просили обсудить с Горбуновым пересечение с действующей интеграцией [14:12]. Поэтому в базу оценки включены оба случая:</w:t>
-      </w:r>
-    </w:p>
-    <w:p>
-      <w:pPr>
-        <w:pStyle w:val="ListParagraph"/>
-        <w:numPr>
-          <w:ilvl w:val="0"/>
-          <w:numId w:val="2"/>
-        </w:numPr>
-        <w:spacing w:after="60"/>
-        <w:jc w:val="both"/>
-      </w:pPr>
-      <w:r>
-        <w:rPr>
-          <w:b/>
-          <w:bCs/>
-        </w:rPr>
-        <w:t xml:space="preserve">новую версию создала интеграция</w:t>
-      </w:r>
-      <w:r>
-        <w:t xml:space="preserve"> (на скрине СГ уже версия «202510 3») - столбец 09-2/09 в ней пустой, сравнение это покажет, робот дозаполняет;</w:t>
-      </w:r>
-    </w:p>
-    <w:p>
-      <w:pPr>
-        <w:pStyle w:val="ListParagraph"/>
-        <w:numPr>
-          <w:ilvl w:val="0"/>
-          <w:numId w:val="2"/>
-        </w:numPr>
-        <w:spacing w:after="60"/>
-        <w:jc w:val="both"/>
-      </w:pPr>
-      <w:r>
-        <w:rPr>
-          <w:b/>
-          <w:bCs/>
-        </w:rPr>
-        <w:t xml:space="preserve">изменились только данные 09-2/09</w:t>
-      </w:r>
-      <w:r>
-        <w:t xml:space="preserve"> - робот нажимает «Добавить версию», убеждается, что версия создана и актуальна, вносит данные.</w:t>
-      </w:r>
-    </w:p>
-    <w:p>
-      <w:pPr>
-        <w:spacing w:after="100"/>
-        <w:jc w:val="both"/>
-      </w:pPr>
-      <w:r>
-        <w:t xml:space="preserve">Окончательное правило (когда создавать версию и как её называть) фиксируется в ЧТЗ после согласования с Горбуновым.</w:t>
+        <w:t xml:space="preserve"> Робот поддерживает два сценария: дозаполнение данных Блока 09-2/09 в новой версии, созданной действующей интеграцией, и создание новой версии («Добавить версию») при изменении только данных Блока 09-2/09. Порядок применения сценариев согласовывается с Заказчиком на этапе ЧТЗ.</w:t>
       </w:r>
     </w:p>
     <w:p>
@@ -1351,7 +1135,7 @@
         <w:pStyle w:val="Heading1"/>
       </w:pPr>
       <w:r>
-        <w:t xml:space="preserve">4. Робот Р1 «Ежедневный»</w:t>
+        <w:t xml:space="preserve">4. Алгоритм робота Р1 «Ежедневный»</w:t>
       </w:r>
     </w:p>
     <w:p>
@@ -1367,15 +1151,7 @@
         <w:t xml:space="preserve">Запуск:</w:t>
       </w:r>
       <w:r>
-        <w:t xml:space="preserve"> ежедневно после готовности данных на портале (по времени Вьетнама UTC+7, в МСК - на 4 ч раньше), повторы каждые 30 мин до контрольного времени; ручной запуск за любую дату.</w:t>
-      </w:r>
-    </w:p>
-    <w:p>
-      <w:pPr>
-        <w:pStyle w:val="Heading2"/>
-      </w:pPr>
-      <w:r>
-        <w:t xml:space="preserve">4.1. Факт (каждый день)</w:t>
+        <w:t xml:space="preserve"> ежедневно после готовности данных на портале ВСП (с учётом часового пояса Вьетнама), повторы каждые 30 минут до контрольного времени; ручной запуск за любую дату.</w:t>
       </w:r>
     </w:p>
     <w:p>
@@ -1383,115 +1159,9 @@
         <w:pStyle w:val="ListParagraph"/>
         <w:numPr>
           <w:ilvl w:val="0"/>
-          <w:numId w:val="4"/>
+          <w:numId w:val="3"/>
         </w:numPr>
         <w:spacing w:after="60"/>
-        <w:jc w:val="both"/>
-      </w:pPr>
-      <w:r>
-        <w:t xml:space="preserve">Даты: D = вчера (по времени Вьетнама), D-1 - для проверки корректировок.</w:t>
-      </w:r>
-    </w:p>
-    <w:p>
-      <w:pPr>
-        <w:pStyle w:val="ListParagraph"/>
-        <w:numPr>
-          <w:ilvl w:val="0"/>
-          <w:numId w:val="4"/>
-        </w:numPr>
-        <w:spacing w:after="60"/>
-        <w:jc w:val="both"/>
-      </w:pPr>
-      <w:r>
-        <w:t xml:space="preserve">По типовой процедуре (раздел 2) для D и D-1 обработать витрины ПиТ → Закрытие:</w:t>
-      </w:r>
-    </w:p>
-    <w:p>
-      <w:pPr>
-        <w:pStyle w:val="ListParagraph"/>
-        <w:numPr>
-          <w:ilvl w:val="1"/>
-          <w:numId w:val="4"/>
-        </w:numPr>
-        <w:spacing w:after="40"/>
-        <w:jc w:val="both"/>
-      </w:pPr>
-      <w:r>
-        <w:t xml:space="preserve">Нефть - collectfactVSP09209 (do=VSP09209): факт сут/мес/год, комментарий (многострочный), H2O, t; строки 9 «Блок 09-2/09» и 9.1 - по ключам VSP09209 / VSP09209_BK (соответствие уточнить в ЧТЗ);</w:t>
-      </w:r>
-    </w:p>
-    <w:p>
-      <w:pPr>
-        <w:pStyle w:val="ListParagraph"/>
-        <w:numPr>
-          <w:ilvl w:val="1"/>
-          <w:numId w:val="4"/>
-        </w:numPr>
-        <w:spacing w:after="40"/>
-        <w:jc w:val="both"/>
-      </w:pPr>
-      <w:r>
-        <w:t xml:space="preserve">Жидкость - collectfactliquidVSP; ПНГ - collectfactpngVSP (do=VSP, ключ VSP09209_BK).</w:t>
-      </w:r>
-    </w:p>
-    <w:p>
-      <w:pPr>
-        <w:pStyle w:val="ListParagraph"/>
-        <w:numPr>
-          <w:ilvl w:val="0"/>
-          <w:numId w:val="4"/>
-        </w:numPr>
-        <w:spacing w:after="60"/>
-        <w:jc w:val="both"/>
-      </w:pPr>
-      <w:r>
-        <w:t xml:space="preserve">Расчётные ячейки ЦОМ (отклонения и т.п.) не заполнять.</w:t>
-      </w:r>
-    </w:p>
-    <w:p>
-      <w:pPr>
-        <w:pStyle w:val="ListParagraph"/>
-        <w:numPr>
-          <w:ilvl w:val="0"/>
-          <w:numId w:val="4"/>
-        </w:numPr>
-        <w:spacing w:after="60"/>
-        <w:jc w:val="both"/>
-      </w:pPr>
-      <w:r>
-        <w:t xml:space="preserve">Нет данных - витрину оставить на следующий повтор; к контрольному времени - письмо ответственным УД и ВСП.</w:t>
-      </w:r>
-    </w:p>
-    <w:p>
-      <w:pPr>
-        <w:pStyle w:val="Heading2"/>
-      </w:pPr>
-      <w:r>
-        <w:t xml:space="preserve">4.2. Планы (только если дата в окне)</w:t>
-      </w:r>
-    </w:p>
-    <w:p>
-      <w:pPr>
-        <w:pStyle w:val="ListParagraph"/>
-        <w:numPr>
-          <w:ilvl w:val="0"/>
-          <w:numId w:val="5"/>
-        </w:numPr>
-        <w:spacing w:after="60"/>
-        <w:jc w:val="both"/>
-      </w:pPr>
-      <w:r>
-        <w:t xml:space="preserve">Проверить дату:</w:t>
-      </w:r>
-    </w:p>
-    <w:p>
-      <w:pPr>
-        <w:pStyle w:val="ListParagraph"/>
-        <w:numPr>
-          <w:ilvl w:val="1"/>
-          <w:numId w:val="5"/>
-        </w:numPr>
-        <w:spacing w:after="40"/>
         <w:jc w:val="both"/>
       </w:pPr>
       <w:r>
@@ -1499,10 +1169,10 @@
           <w:b/>
           <w:bCs/>
         </w:rPr>
-        <w:t xml:space="preserve">с 28-го по 10-е число</w:t>
-      </w:r>
-      <w:r>
-        <w:t xml:space="preserve"> → СГ нефти (collectsgVSP09209), План-заявка ПНГ (collectorderpngVSP); месяц: с 28-го - следующий, с 1-го по 10-е - текущий;</w:t>
+        <w:t xml:space="preserve">Факт.</w:t>
+      </w:r>
+      <w:r>
+        <w:t xml:space="preserve"> Для прошедших суток и предыдущих суток (контроль корректировок) обработать по единой процедуре витрины ПиТ → Закрытие:</w:t>
       </w:r>
     </w:p>
     <w:p>
@@ -1510,9 +1180,51 @@
         <w:pStyle w:val="ListParagraph"/>
         <w:numPr>
           <w:ilvl w:val="1"/>
-          <w:numId w:val="5"/>
+          <w:numId w:val="3"/>
         </w:numPr>
         <w:spacing w:after="40"/>
+        <w:jc w:val="both"/>
+      </w:pPr>
+      <w:r>
+        <w:t xml:space="preserve">Нефть - collectfactVSP09209: факт за сутки/месяц/год, комментарий к отклонениям, обводнённость, температура;</w:t>
+      </w:r>
+    </w:p>
+    <w:p>
+      <w:pPr>
+        <w:pStyle w:val="ListParagraph"/>
+        <w:numPr>
+          <w:ilvl w:val="1"/>
+          <w:numId w:val="3"/>
+        </w:numPr>
+        <w:spacing w:after="40"/>
+        <w:jc w:val="both"/>
+      </w:pPr>
+      <w:r>
+        <w:t xml:space="preserve">Жидкость - collectfactliquidVSP; ПНГ - collectfactpngVSP.</w:t>
+      </w:r>
+    </w:p>
+    <w:p>
+      <w:pPr>
+        <w:pStyle w:val="ListParagraph"/>
+        <w:numPr>
+          <w:ilvl w:val="0"/>
+          <w:numId w:val="3"/>
+        </w:numPr>
+        <w:spacing w:after="60"/>
+        <w:jc w:val="both"/>
+      </w:pPr>
+      <w:r>
+        <w:t xml:space="preserve">Расчётные показатели ИС ЦОМ (отклонения и т.п.) не заполняются. Если данных нет - витрина обрабатывается при следующем повторе; при отсутствии данных к контрольному времени направляется уведомление ответственным.</w:t>
+      </w:r>
+    </w:p>
+    <w:p>
+      <w:pPr>
+        <w:pStyle w:val="ListParagraph"/>
+        <w:numPr>
+          <w:ilvl w:val="0"/>
+          <w:numId w:val="3"/>
+        </w:numPr>
+        <w:spacing w:after="60"/>
         <w:jc w:val="both"/>
       </w:pPr>
       <w:r>
@@ -1520,10 +1232,10 @@
           <w:b/>
           <w:bCs/>
         </w:rPr>
-        <w:t xml:space="preserve">декабрь-январь или первые 10 раб. дней квартала</w:t>
-      </w:r>
-      <w:r>
-        <w:t xml:space="preserve"> → БП нефти (collectbpVSP09209), БП жидкости (collectbpliquidVSP), ПХД ПНГ (collectphdpngVSP); год: в декабре - следующий, иначе - текущий;</w:t>
+        <w:t xml:space="preserve">Планы</w:t>
+      </w:r>
+      <w:r>
+        <w:t xml:space="preserve"> (только в плановые периоды):</w:t>
       </w:r>
     </w:p>
     <w:p>
@@ -1531,13 +1243,41 @@
         <w:pStyle w:val="ListParagraph"/>
         <w:numPr>
           <w:ilvl w:val="1"/>
-          <w:numId w:val="5"/>
+          <w:numId w:val="3"/>
         </w:numPr>
         <w:spacing w:after="40"/>
         <w:jc w:val="both"/>
       </w:pPr>
       <w:r>
-        <w:t xml:space="preserve">не в окне → плановый блок пропустить.</w:t>
+        <w:t xml:space="preserve">с 28-го по 10-е число - сетевой график нефти (collectsgVSP09209) и план-заявка ПНГ (collectorderpngVSP) на плановый месяц;</w:t>
+      </w:r>
+    </w:p>
+    <w:p>
+      <w:pPr>
+        <w:pStyle w:val="ListParagraph"/>
+        <w:numPr>
+          <w:ilvl w:val="1"/>
+          <w:numId w:val="3"/>
+        </w:numPr>
+        <w:spacing w:after="40"/>
+        <w:jc w:val="both"/>
+      </w:pPr>
+      <w:r>
+        <w:t xml:space="preserve">в период бизнес-планирования - бизнес-план нефти (collectbpVSP09209), жидкости (collectbpliquidVSP), ПХД ПНГ (collectphdpngVSP) на плановый год;</w:t>
+      </w:r>
+    </w:p>
+    <w:p>
+      <w:pPr>
+        <w:pStyle w:val="ListParagraph"/>
+        <w:numPr>
+          <w:ilvl w:val="1"/>
+          <w:numId w:val="3"/>
+        </w:numPr>
+        <w:spacing w:after="40"/>
+        <w:jc w:val="both"/>
+      </w:pPr>
+      <w:r>
+        <w:t xml:space="preserve">данные сравниваются с актуальной версией плана; новые или изменившиеся данные вносятся по правилам раздела 3.</w:t>
       </w:r>
     </w:p>
     <w:p>
@@ -1545,13 +1285,37 @@
         <w:pStyle w:val="ListParagraph"/>
         <w:numPr>
           <w:ilvl w:val="0"/>
-          <w:numId w:val="5"/>
+          <w:numId w:val="3"/>
         </w:numPr>
         <w:spacing w:after="60"/>
         <w:jc w:val="both"/>
       </w:pPr>
       <w:r>
-        <w:t xml:space="preserve">Открыть план за период, выбрать актуальную версию, сравнить с API (раздел 2).</w:t>
+        <w:rPr>
+          <w:b/>
+          <w:bCs/>
+        </w:rPr>
+        <w:t xml:space="preserve">Завершение.</w:t>
+      </w:r>
+      <w:r>
+        <w:t xml:space="preserve"> Сформировать отчёт о работе и направить уведомление: внесённые данные, созданные версии, ошибки.</w:t>
+      </w:r>
+    </w:p>
+    <w:p>
+      <w:pPr>
+        <w:pStyle w:val="Heading1"/>
+      </w:pPr>
+      <w:r>
+        <w:t xml:space="preserve">5. Алгоритм робота Р2 «Оперативный»</w:t>
+      </w:r>
+    </w:p>
+    <w:p>
+      <w:pPr>
+        <w:spacing w:after="100"/>
+        <w:jc w:val="both"/>
+      </w:pPr>
+      <w:r>
+        <w:t xml:space="preserve">Алгоритм предварительный и уточняется после определения методов API и создания табличной части мнемосхемы в ИС ЦОМ.</w:t>
       </w:r>
     </w:p>
     <w:p>
@@ -1559,21 +1323,13 @@
         <w:pStyle w:val="ListParagraph"/>
         <w:numPr>
           <w:ilvl w:val="0"/>
-          <w:numId w:val="5"/>
+          <w:numId w:val="4"/>
         </w:numPr>
         <w:spacing w:after="60"/>
         <w:jc w:val="both"/>
       </w:pPr>
       <w:r>
-        <w:t xml:space="preserve">Отличий нет - ничего не делать. Столбец 09-2/09 пустой (новая версия от интеграции) - дозаполнить. Изменились данные 09-2/09 - «Добавить версию» (по правилу из ЧТЗ) и внести.</w:t>
-      </w:r>
-    </w:p>
-    <w:p>
-      <w:pPr>
-        <w:pStyle w:val="Heading2"/>
-      </w:pPr>
-      <w:r>
-        <w:t xml:space="preserve">4.3. Завершение</w:t>
+        <w:t xml:space="preserve">Запуск каждые 8 часов (с возможностью перехода на 1 раз в час); параллельный запуск циклов исключается.</w:t>
       </w:r>
     </w:p>
     <w:p>
@@ -1581,13 +1337,13 @@
         <w:pStyle w:val="ListParagraph"/>
         <w:numPr>
           <w:ilvl w:val="0"/>
-          <w:numId w:val="6"/>
+          <w:numId w:val="4"/>
         </w:numPr>
         <w:spacing w:after="60"/>
         <w:jc w:val="both"/>
       </w:pPr>
       <w:r>
-        <w:t xml:space="preserve">Письмо: факт за ДД.ММ.ГГГГ внесён (и исправления за D-1, если были); какие планы внесены, какие версии созданы; ошибки.</w:t>
+        <w:t xml:space="preserve">Определить текущий срез и пропущенные срезы за сутки.</w:t>
       </w:r>
     </w:p>
     <w:p>
@@ -1595,13 +1351,27 @@
         <w:pStyle w:val="ListParagraph"/>
         <w:numPr>
           <w:ilvl w:val="0"/>
-          <w:numId w:val="6"/>
+          <w:numId w:val="4"/>
         </w:numPr>
         <w:spacing w:after="60"/>
         <w:jc w:val="both"/>
       </w:pPr>
       <w:r>
-        <w:t xml:space="preserve">Ошибка в плановом блоке не отменяет внесённый факт; плановый блок повторится на следующий день.</w:t>
+        <w:t xml:space="preserve">По единой процедуре внести показатели мнемосхемы (страница блока → «Схема») и энергетики (Инфраструктура / Электроэнергия).</w:t>
+      </w:r>
+    </w:p>
+    <w:p>
+      <w:pPr>
+        <w:pStyle w:val="ListParagraph"/>
+        <w:numPr>
+          <w:ilvl w:val="0"/>
+          <w:numId w:val="4"/>
+        </w:numPr>
+        <w:spacing w:after="60"/>
+        <w:jc w:val="both"/>
+      </w:pPr>
+      <w:r>
+        <w:t xml:space="preserve">Уведомления - при ошибках или отсутствии данных; ежедневно - сводный отчёт.</w:t>
       </w:r>
     </w:p>
     <w:p>
@@ -1609,80 +1379,7 @@
         <w:pStyle w:val="Heading1"/>
       </w:pPr>
       <w:r>
-        <w:t xml:space="preserve">5. Робот Р2 «Оперативный» (ориентировочно)</w:t>
-      </w:r>
-    </w:p>
-    <w:p>
-      <w:pPr>
-        <w:spacing w:after="100"/>
-        <w:jc w:val="both"/>
-      </w:pPr>
-      <w:r>
-        <w:t xml:space="preserve">Методы API для мнемосхемы и энергетики будут определены после предпроектного обследования, таблица мнемосхемы в ЦОМ ещё не создана - алгоритм и оценка уточняются после этого.</w:t>
-      </w:r>
-    </w:p>
-    <w:p>
-      <w:pPr>
-        <w:pStyle w:val="ListParagraph"/>
-        <w:numPr>
-          <w:ilvl w:val="0"/>
-          <w:numId w:val="7"/>
-        </w:numPr>
-        <w:spacing w:after="60"/>
-        <w:jc w:val="both"/>
-      </w:pPr>
-      <w:r>
-        <w:t xml:space="preserve">Запуск каждые 8 ч (до 1 раза в час). Если идёт предыдущий цикл или Р1 на том же боте - встать в очередь оркестратора.</w:t>
-      </w:r>
-    </w:p>
-    <w:p>
-      <w:pPr>
-        <w:pStyle w:val="ListParagraph"/>
-        <w:numPr>
-          <w:ilvl w:val="0"/>
-          <w:numId w:val="7"/>
-        </w:numPr>
-        <w:spacing w:after="60"/>
-        <w:jc w:val="both"/>
-      </w:pPr>
-      <w:r>
-        <w:t xml:space="preserve">Определить текущий срез и пропущенные за сутки (по журналу).</w:t>
-      </w:r>
-    </w:p>
-    <w:p>
-      <w:pPr>
-        <w:pStyle w:val="ListParagraph"/>
-        <w:numPr>
-          <w:ilvl w:val="0"/>
-          <w:numId w:val="7"/>
-        </w:numPr>
-        <w:spacing w:after="60"/>
-        <w:jc w:val="both"/>
-      </w:pPr>
-      <w:r>
-        <w:t xml:space="preserve">По типовой процедуре внести до 50 показателей в таблицу мнемосхемы (страница блока → «Схема») и до 10 показателей энергетики (Инфраструктура/Электроэнергия, несколько листов).</w:t>
-      </w:r>
-    </w:p>
-    <w:p>
-      <w:pPr>
-        <w:pStyle w:val="ListParagraph"/>
-        <w:numPr>
-          <w:ilvl w:val="0"/>
-          <w:numId w:val="7"/>
-        </w:numPr>
-        <w:spacing w:after="60"/>
-        <w:jc w:val="both"/>
-      </w:pPr>
-      <w:r>
-        <w:t xml:space="preserve">Письмо - только при ошибке или если данных нет 2 среза подряд; раз в сутки - сводный отчёт.</w:t>
-      </w:r>
-    </w:p>
-    <w:p>
-      <w:pPr>
-        <w:pStyle w:val="Heading1"/>
-      </w:pPr>
-      <w:r>
-        <w:t xml:space="preserve">6. Обработка исключений</w:t>
+        <w:t xml:space="preserve">6. Обработка исключительных ситуаций</w:t>
       </w:r>
     </w:p>
     <w:tbl>
@@ -1783,7 +1480,7 @@
                 <w:b w:val="false"/>
                 <w:bCs w:val="false"/>
               </w:rPr>
-              <w:t xml:space="preserve">API недоступен / ошибка ответа</w:t>
+              <w:t xml:space="preserve">Недоступность API или некорректный ответ</w:t>
             </w:r>
           </w:p>
         </w:tc>
@@ -1809,7 +1506,7 @@
                 <w:b w:val="false"/>
                 <w:bCs w:val="false"/>
               </w:rPr>
-              <w:t xml:space="preserve">До 3 повторов; затем пропуск, повтор на следующем запуске; к контрольному времени - письмо</w:t>
+              <w:t xml:space="preserve">Повторные попытки; при сохранении ошибки к контрольному времени - уведомление</w:t>
             </w:r>
           </w:p>
         </w:tc>
@@ -1837,7 +1534,7 @@
                 <w:b w:val="false"/>
                 <w:bCs w:val="false"/>
               </w:rPr>
-              <w:t xml:space="preserve">Значения NULL</w:t>
+              <w:t xml:space="preserve">Данные на портале не сформированы</w:t>
             </w:r>
           </w:p>
         </w:tc>
@@ -1863,7 +1560,7 @@
                 <w:b w:val="false"/>
                 <w:bCs w:val="false"/>
               </w:rPr>
-              <w:t xml:space="preserve">Не ошибка - данных ещё нет; нули не писать</w:t>
+              <w:t xml:space="preserve">Повтор при следующем запуске</w:t>
             </w:r>
           </w:p>
         </w:tc>
@@ -1891,7 +1588,7 @@
                 <w:b w:val="false"/>
                 <w:bCs w:val="false"/>
               </w:rPr>
-              <w:t xml:space="preserve">ЦОМ недоступен, ошибка авторизации, не найден элемент или строка блока</w:t>
+              <w:t xml:space="preserve">Недоступность ИС ЦОМ, изменение интерфейса</w:t>
             </w:r>
           </w:p>
         </w:tc>
@@ -1917,7 +1614,7 @@
                 <w:b w:val="false"/>
                 <w:bCs w:val="false"/>
               </w:rPr>
-              <w:t xml:space="preserve">Скриншот, письмо администратору робота; остальные витрины обрабатываются</w:t>
+              <w:t xml:space="preserve">Снимок экрана, уведомление администратору; обработка остальных витрин продолжается</w:t>
             </w:r>
           </w:p>
         </w:tc>
@@ -1945,7 +1642,7 @@
                 <w:b w:val="false"/>
                 <w:bCs w:val="false"/>
               </w:rPr>
-              <w:t xml:space="preserve">Значение в ЦОМ отличается от записанного роботом ранее, а в API не менялось</w:t>
+              <w:t xml:space="preserve">Значение в ИС ЦОМ изменено пользователем вручную</w:t>
             </w:r>
           </w:p>
         </w:tc>
@@ -1971,7 +1668,7 @@
                 <w:b w:val="false"/>
                 <w:bCs w:val="false"/>
               </w:rPr>
-              <w:t xml:space="preserve">Это ручная правка - не перезаписывать, сообщить в отчёте</w:t>
+              <w:t xml:space="preserve">Значение не перезаписывается, информация включается в отчёт</w:t>
             </w:r>
           </w:p>
         </w:tc>
@@ -1999,7 +1696,7 @@
                 <w:b w:val="false"/>
                 <w:bCs w:val="false"/>
               </w:rPr>
-              <w:t xml:space="preserve">Не удалось создать версию</w:t>
+              <w:t xml:space="preserve">Не удалось создать версию плана</w:t>
             </w:r>
           </w:p>
         </w:tc>
@@ -2025,61 +1722,7 @@
                 <w:b w:val="false"/>
                 <w:bCs w:val="false"/>
               </w:rPr>
-              <w:t xml:space="preserve">Данные в старую версию не вносятся, письмо ответственному УД</w:t>
-            </w:r>
-          </w:p>
-        </w:tc>
-      </w:tr>
-      <w:tr>
-        <w:tc>
-          <w:tcPr>
-            <w:tcW w:type="dxa" w:w="3600"/>
-            <w:tcBorders>
-              <w:top w:val="single" w:color="808080" w:sz="4"/>
-              <w:left w:val="single" w:color="808080" w:sz="4"/>
-              <w:bottom w:val="single" w:color="808080" w:sz="4"/>
-              <w:right w:val="single" w:color="808080" w:sz="4"/>
-            </w:tcBorders>
-            <w:tcMar>
-              <w:top w:type="dxa" w:w="60"/>
-              <w:left w:type="dxa" w:w="100"/>
-              <w:bottom w:type="dxa" w:w="60"/>
-              <w:right w:type="dxa" w:w="100"/>
-            </w:tcMar>
-          </w:tcPr>
-          <w:p>
-            <w:r>
-              <w:rPr>
-                <w:b w:val="false"/>
-                <w:bCs w:val="false"/>
-              </w:rPr>
-              <w:t xml:space="preserve">Любая непредвиденная ошибка</w:t>
-            </w:r>
-          </w:p>
-        </w:tc>
-        <w:tc>
-          <w:tcPr>
-            <w:tcW w:type="dxa" w:w="6038"/>
-            <w:tcBorders>
-              <w:top w:val="single" w:color="808080" w:sz="4"/>
-              <w:left w:val="single" w:color="808080" w:sz="4"/>
-              <w:bottom w:val="single" w:color="808080" w:sz="4"/>
-              <w:right w:val="single" w:color="808080" w:sz="4"/>
-            </w:tcBorders>
-            <w:tcMar>
-              <w:top w:type="dxa" w:w="60"/>
-              <w:left w:type="dxa" w:w="100"/>
-              <w:bottom w:type="dxa" w:w="60"/>
-              <w:right w:type="dxa" w:w="100"/>
-            </w:tcMar>
-          </w:tcPr>
-          <w:p>
-            <w:r>
-              <w:rPr>
-                <w:b w:val="false"/>
-                <w:bCs w:val="false"/>
-              </w:rPr>
-              <w:t xml:space="preserve">Скриншот, журнал, закрытие браузера, письмо, код ошибки для оркестратора</w:t>
+              <w:t xml:space="preserve">Данные не вносятся, уведомление ответственному</w:t>
             </w:r>
           </w:p>
         </w:tc>
@@ -2090,439 +1733,7 @@
         <w:pStyle w:val="Heading1"/>
       </w:pPr>
       <w:r>
-        <w:t xml:space="preserve">7. Опции (не входят в базовую оценку)</w:t>
-      </w:r>
-    </w:p>
-    <w:tbl>
-      <w:tblPr>
-        <w:tblW w:type="dxa" w:w="9638"/>
-        <w:tblBorders>
-          <w:top w:val="single" w:color="auto" w:sz="4"/>
-          <w:left w:val="single" w:color="auto" w:sz="4"/>
-          <w:bottom w:val="single" w:color="auto" w:sz="4"/>
-          <w:right w:val="single" w:color="auto" w:sz="4"/>
-          <w:insideH w:val="single" w:color="auto" w:sz="4"/>
-          <w:insideV w:val="single" w:color="auto" w:sz="4"/>
-        </w:tblBorders>
-      </w:tblPr>
-      <w:tblGrid>
-        <w:gridCol w:w="3600"/>
-        <w:gridCol w:w="3700"/>
-        <w:gridCol w:w="2338"/>
-      </w:tblGrid>
-      <w:tr>
-        <w:trPr>
-          <w:tblHeader/>
-        </w:trPr>
-        <w:tc>
-          <w:tcPr>
-            <w:tcW w:type="dxa" w:w="3600"/>
-            <w:tcBorders>
-              <w:top w:val="single" w:color="808080" w:sz="4"/>
-              <w:left w:val="single" w:color="808080" w:sz="4"/>
-              <w:bottom w:val="single" w:color="808080" w:sz="4"/>
-              <w:right w:val="single" w:color="808080" w:sz="4"/>
-            </w:tcBorders>
-            <w:shd w:fill="D9E1F2" w:color="auto" w:val="clear"/>
-            <w:tcMar>
-              <w:top w:type="dxa" w:w="60"/>
-              <w:left w:type="dxa" w:w="100"/>
-              <w:bottom w:type="dxa" w:w="60"/>
-              <w:right w:type="dxa" w:w="100"/>
-            </w:tcMar>
-          </w:tcPr>
-          <w:p>
-            <w:r>
-              <w:rPr>
-                <w:b/>
-                <w:bCs/>
-              </w:rPr>
-              <w:t xml:space="preserve">Опция</w:t>
-            </w:r>
-          </w:p>
-        </w:tc>
-        <w:tc>
-          <w:tcPr>
-            <w:tcW w:type="dxa" w:w="3700"/>
-            <w:tcBorders>
-              <w:top w:val="single" w:color="808080" w:sz="4"/>
-              <w:left w:val="single" w:color="808080" w:sz="4"/>
-              <w:bottom w:val="single" w:color="808080" w:sz="4"/>
-              <w:right w:val="single" w:color="808080" w:sz="4"/>
-            </w:tcBorders>
-            <w:shd w:fill="D9E1F2" w:color="auto" w:val="clear"/>
-            <w:tcMar>
-              <w:top w:type="dxa" w:w="60"/>
-              <w:left w:type="dxa" w:w="100"/>
-              <w:bottom w:type="dxa" w:w="60"/>
-              <w:right w:type="dxa" w:w="100"/>
-            </w:tcMar>
-          </w:tcPr>
-          <w:p>
-            <w:r>
-              <w:rPr>
-                <w:b/>
-                <w:bCs/>
-              </w:rPr>
-              <w:t xml:space="preserve">Основание</w:t>
-            </w:r>
-          </w:p>
-        </w:tc>
-        <w:tc>
-          <w:tcPr>
-            <w:tcW w:type="dxa" w:w="2338"/>
-            <w:tcBorders>
-              <w:top w:val="single" w:color="808080" w:sz="4"/>
-              <w:left w:val="single" w:color="808080" w:sz="4"/>
-              <w:bottom w:val="single" w:color="808080" w:sz="4"/>
-              <w:right w:val="single" w:color="808080" w:sz="4"/>
-            </w:tcBorders>
-            <w:shd w:fill="D9E1F2" w:color="auto" w:val="clear"/>
-            <w:tcMar>
-              <w:top w:type="dxa" w:w="60"/>
-              <w:left w:type="dxa" w:w="100"/>
-              <w:bottom w:type="dxa" w:w="60"/>
-              <w:right w:type="dxa" w:w="100"/>
-            </w:tcMar>
-          </w:tcPr>
-          <w:p>
-            <w:r>
-              <w:rPr>
-                <w:b/>
-                <w:bCs/>
-              </w:rPr>
-              <w:t xml:space="preserve">Часы</w:t>
-            </w:r>
-          </w:p>
-        </w:tc>
-      </w:tr>
-      <w:tr>
-        <w:tc>
-          <w:tcPr>
-            <w:tcW w:type="dxa" w:w="3600"/>
-            <w:tcBorders>
-              <w:top w:val="single" w:color="808080" w:sz="4"/>
-              <w:left w:val="single" w:color="808080" w:sz="4"/>
-              <w:bottom w:val="single" w:color="808080" w:sz="4"/>
-              <w:right w:val="single" w:color="808080" w:sz="4"/>
-            </w:tcBorders>
-            <w:tcMar>
-              <w:top w:type="dxa" w:w="60"/>
-              <w:left w:type="dxa" w:w="100"/>
-              <w:bottom w:type="dxa" w:w="60"/>
-              <w:right w:type="dxa" w:w="100"/>
-            </w:tcMar>
-          </w:tcPr>
-          <w:p>
-            <w:r>
-              <w:rPr>
-                <w:b w:val="false"/>
-                <w:bCs w:val="false"/>
-              </w:rPr>
-              <w:t xml:space="preserve">Закачка: факт + БП закачки</w:t>
-            </w:r>
-          </w:p>
-        </w:tc>
-        <w:tc>
-          <w:tcPr>
-            <w:tcW w:type="dxa" w:w="3700"/>
-            <w:tcBorders>
-              <w:top w:val="single" w:color="808080" w:sz="4"/>
-              <w:left w:val="single" w:color="808080" w:sz="4"/>
-              <w:bottom w:val="single" w:color="808080" w:sz="4"/>
-              <w:right w:val="single" w:color="808080" w:sz="4"/>
-            </w:tcBorders>
-            <w:tcMar>
-              <w:top w:type="dxa" w:w="60"/>
-              <w:left w:type="dxa" w:w="100"/>
-              <w:bottom w:type="dxa" w:w="60"/>
-              <w:right w:type="dxa" w:w="100"/>
-            </w:tcMar>
-          </w:tcPr>
-          <w:p>
-            <w:r>
-              <w:rPr>
-                <w:b w:val="false"/>
-                <w:bCs w:val="false"/>
-              </w:rPr>
-              <w:t xml:space="preserve">«по закачке здесь не требуется... если будет передаваться - нужно подтягивать» [04:05]</w:t>
-            </w:r>
-          </w:p>
-        </w:tc>
-        <w:tc>
-          <w:tcPr>
-            <w:tcW w:type="dxa" w:w="2338"/>
-            <w:tcBorders>
-              <w:top w:val="single" w:color="808080" w:sz="4"/>
-              <w:left w:val="single" w:color="808080" w:sz="4"/>
-              <w:bottom w:val="single" w:color="808080" w:sz="4"/>
-              <w:right w:val="single" w:color="808080" w:sz="4"/>
-            </w:tcBorders>
-            <w:tcMar>
-              <w:top w:type="dxa" w:w="60"/>
-              <w:left w:type="dxa" w:w="100"/>
-              <w:bottom w:type="dxa" w:w="60"/>
-              <w:right w:type="dxa" w:w="100"/>
-            </w:tcMar>
-          </w:tcPr>
-          <w:p>
-            <w:r>
-              <w:rPr>
-                <w:b w:val="false"/>
-                <w:bCs w:val="false"/>
-              </w:rPr>
-              <w:t xml:space="preserve">+8</w:t>
-            </w:r>
-          </w:p>
-        </w:tc>
-      </w:tr>
-      <w:tr>
-        <w:tc>
-          <w:tcPr>
-            <w:tcW w:type="dxa" w:w="3600"/>
-            <w:tcBorders>
-              <w:top w:val="single" w:color="808080" w:sz="4"/>
-              <w:left w:val="single" w:color="808080" w:sz="4"/>
-              <w:bottom w:val="single" w:color="808080" w:sz="4"/>
-              <w:right w:val="single" w:color="808080" w:sz="4"/>
-            </w:tcBorders>
-            <w:tcMar>
-              <w:top w:type="dxa" w:w="60"/>
-              <w:left w:type="dxa" w:w="100"/>
-              <w:bottom w:type="dxa" w:w="60"/>
-              <w:right w:type="dxa" w:w="100"/>
-            </w:tcMar>
-          </w:tcPr>
-          <w:p>
-            <w:r>
-              <w:rPr>
-                <w:b w:val="false"/>
-                <w:bCs w:val="false"/>
-              </w:rPr>
-              <w:t xml:space="preserve">ТНЭ: БП и факт</w:t>
-            </w:r>
-          </w:p>
-        </w:tc>
-        <w:tc>
-          <w:tcPr>
-            <w:tcW w:type="dxa" w:w="3700"/>
-            <w:tcBorders>
-              <w:top w:val="single" w:color="808080" w:sz="4"/>
-              <w:left w:val="single" w:color="808080" w:sz="4"/>
-              <w:bottom w:val="single" w:color="808080" w:sz="4"/>
-              <w:right w:val="single" w:color="808080" w:sz="4"/>
-            </w:tcBorders>
-            <w:tcMar>
-              <w:top w:type="dxa" w:w="60"/>
-              <w:left w:type="dxa" w:w="100"/>
-              <w:bottom w:type="dxa" w:w="60"/>
-              <w:right w:type="dxa" w:w="100"/>
-            </w:tcMar>
-          </w:tcPr>
-          <w:p>
-            <w:r>
-              <w:rPr>
-                <w:b w:val="false"/>
-                <w:bCs w:val="false"/>
-              </w:rPr>
-              <w:t xml:space="preserve">В закрытии ТНЭ расчётный [03:19]; нужно, если ячейки окажутся вводимыми</w:t>
-            </w:r>
-          </w:p>
-        </w:tc>
-        <w:tc>
-          <w:tcPr>
-            <w:tcW w:type="dxa" w:w="2338"/>
-            <w:tcBorders>
-              <w:top w:val="single" w:color="808080" w:sz="4"/>
-              <w:left w:val="single" w:color="808080" w:sz="4"/>
-              <w:bottom w:val="single" w:color="808080" w:sz="4"/>
-              <w:right w:val="single" w:color="808080" w:sz="4"/>
-            </w:tcBorders>
-            <w:tcMar>
-              <w:top w:type="dxa" w:w="60"/>
-              <w:left w:type="dxa" w:w="100"/>
-              <w:bottom w:type="dxa" w:w="60"/>
-              <w:right w:type="dxa" w:w="100"/>
-            </w:tcMar>
-          </w:tcPr>
-          <w:p>
-            <w:r>
-              <w:rPr>
-                <w:b w:val="false"/>
-                <w:bCs w:val="false"/>
-              </w:rPr>
-              <w:t xml:space="preserve">+6</w:t>
-            </w:r>
-          </w:p>
-        </w:tc>
-      </w:tr>
-      <w:tr>
-        <w:tc>
-          <w:tcPr>
-            <w:tcW w:type="dxa" w:w="3600"/>
-            <w:tcBorders>
-              <w:top w:val="single" w:color="808080" w:sz="4"/>
-              <w:left w:val="single" w:color="808080" w:sz="4"/>
-              <w:bottom w:val="single" w:color="808080" w:sz="4"/>
-              <w:right w:val="single" w:color="808080" w:sz="4"/>
-            </w:tcBorders>
-            <w:tcMar>
-              <w:top w:type="dxa" w:w="60"/>
-              <w:left w:type="dxa" w:w="100"/>
-              <w:bottom w:type="dxa" w:w="60"/>
-              <w:right w:type="dxa" w:w="100"/>
-            </w:tcMar>
-          </w:tcPr>
-          <w:p>
-            <w:r>
-              <w:rPr>
-                <w:b w:val="false"/>
-                <w:bCs w:val="false"/>
-              </w:rPr>
-              <w:t xml:space="preserve">СГ закачки, природный газ, сдача нефти</w:t>
-            </w:r>
-          </w:p>
-        </w:tc>
-        <w:tc>
-          <w:tcPr>
-            <w:tcW w:type="dxa" w:w="3700"/>
-            <w:tcBorders>
-              <w:top w:val="single" w:color="808080" w:sz="4"/>
-              <w:left w:val="single" w:color="808080" w:sz="4"/>
-              <w:bottom w:val="single" w:color="808080" w:sz="4"/>
-              <w:right w:val="single" w:color="808080" w:sz="4"/>
-            </w:tcBorders>
-            <w:tcMar>
-              <w:top w:type="dxa" w:w="60"/>
-              <w:left w:type="dxa" w:w="100"/>
-              <w:bottom w:type="dxa" w:w="60"/>
-              <w:right w:type="dxa" w:w="100"/>
-            </w:tcMar>
-          </w:tcPr>
-          <w:p>
-            <w:r>
-              <w:rPr>
-                <w:b w:val="false"/>
-                <w:bCs w:val="false"/>
-              </w:rPr>
-              <w:t xml:space="preserve">Методы есть на портале, для 09-2/09 не обсуждались</w:t>
-            </w:r>
-          </w:p>
-        </w:tc>
-        <w:tc>
-          <w:tcPr>
-            <w:tcW w:type="dxa" w:w="2338"/>
-            <w:tcBorders>
-              <w:top w:val="single" w:color="808080" w:sz="4"/>
-              <w:left w:val="single" w:color="808080" w:sz="4"/>
-              <w:bottom w:val="single" w:color="808080" w:sz="4"/>
-              <w:right w:val="single" w:color="808080" w:sz="4"/>
-            </w:tcBorders>
-            <w:tcMar>
-              <w:top w:type="dxa" w:w="60"/>
-              <w:left w:type="dxa" w:w="100"/>
-              <w:bottom w:type="dxa" w:w="60"/>
-              <w:right w:type="dxa" w:w="100"/>
-            </w:tcMar>
-          </w:tcPr>
-          <w:p>
-            <w:r>
-              <w:rPr>
-                <w:b w:val="false"/>
-                <w:bCs w:val="false"/>
-              </w:rPr>
-              <w:t xml:space="preserve">+20-40 на группу</w:t>
-            </w:r>
-          </w:p>
-        </w:tc>
-      </w:tr>
-      <w:tr>
-        <w:tc>
-          <w:tcPr>
-            <w:tcW w:type="dxa" w:w="3600"/>
-            <w:tcBorders>
-              <w:top w:val="single" w:color="808080" w:sz="4"/>
-              <w:left w:val="single" w:color="808080" w:sz="4"/>
-              <w:bottom w:val="single" w:color="808080" w:sz="4"/>
-              <w:right w:val="single" w:color="808080" w:sz="4"/>
-            </w:tcBorders>
-            <w:tcMar>
-              <w:top w:type="dxa" w:w="60"/>
-              <w:left w:type="dxa" w:w="100"/>
-              <w:bottom w:type="dxa" w:w="60"/>
-              <w:right w:type="dxa" w:w="100"/>
-            </w:tcMar>
-          </w:tcPr>
-          <w:p>
-            <w:r>
-              <w:rPr>
-                <w:b w:val="false"/>
-                <w:bCs w:val="false"/>
-              </w:rPr>
-              <w:t xml:space="preserve">Отдельная лицензия бота для Р2</w:t>
-            </w:r>
-          </w:p>
-        </w:tc>
-        <w:tc>
-          <w:tcPr>
-            <w:tcW w:type="dxa" w:w="3700"/>
-            <w:tcBorders>
-              <w:top w:val="single" w:color="808080" w:sz="4"/>
-              <w:left w:val="single" w:color="808080" w:sz="4"/>
-              <w:bottom w:val="single" w:color="808080" w:sz="4"/>
-              <w:right w:val="single" w:color="808080" w:sz="4"/>
-            </w:tcBorders>
-            <w:tcMar>
-              <w:top w:type="dxa" w:w="60"/>
-              <w:left w:type="dxa" w:w="100"/>
-              <w:bottom w:type="dxa" w:w="60"/>
-              <w:right w:type="dxa" w:w="100"/>
-            </w:tcMar>
-          </w:tcPr>
-          <w:p>
-            <w:r>
-              <w:rPr>
-                <w:b w:val="false"/>
-                <w:bCs w:val="false"/>
-              </w:rPr>
-              <w:t xml:space="preserve">Запуск раз в час</w:t>
-            </w:r>
-          </w:p>
-        </w:tc>
-        <w:tc>
-          <w:tcPr>
-            <w:tcW w:type="dxa" w:w="2338"/>
-            <w:tcBorders>
-              <w:top w:val="single" w:color="808080" w:sz="4"/>
-              <w:left w:val="single" w:color="808080" w:sz="4"/>
-              <w:bottom w:val="single" w:color="808080" w:sz="4"/>
-              <w:right w:val="single" w:color="808080" w:sz="4"/>
-            </w:tcBorders>
-            <w:tcMar>
-              <w:top w:type="dxa" w:w="60"/>
-              <w:left w:type="dxa" w:w="100"/>
-              <w:bottom w:type="dxa" w:w="60"/>
-              <w:right w:type="dxa" w:w="100"/>
-            </w:tcMar>
-          </w:tcPr>
-          <w:p>
-            <w:r>
-              <w:rPr>
-                <w:b w:val="false"/>
-                <w:bCs w:val="false"/>
-              </w:rPr>
-              <w:t xml:space="preserve">не в часах</w:t>
-            </w:r>
-          </w:p>
-        </w:tc>
-      </w:tr>
-    </w:tbl>
-    <w:p>
-      <w:pPr>
-        <w:pStyle w:val="Heading1"/>
-      </w:pPr>
-      <w:r>
-        <w:t xml:space="preserve">8. Открытые вопросы к заказчику</w:t>
+        <w:t xml:space="preserve">7. Вопросы для согласования с Заказчиком</w:t>
       </w:r>
     </w:p>
     <w:p>
@@ -2530,20 +1741,13 @@
         <w:pStyle w:val="ListParagraph"/>
         <w:numPr>
           <w:ilvl w:val="0"/>
-          <w:numId w:val="8"/>
+          <w:numId w:val="5"/>
         </w:numPr>
         <w:spacing w:after="60"/>
         <w:jc w:val="both"/>
       </w:pPr>
       <w:r>
-        <w:rPr>
-          <w:b/>
-          <w:bCs/>
-        </w:rPr>
-        <w:t xml:space="preserve">Версии СГ и БП</w:t>
-      </w:r>
-      <w:r>
-        <w:t xml:space="preserve"> (к Горбунову): когда робот создаёт версию сам, когда дозаполняет версию интеграции; как называть версию.</w:t>
+        <w:t xml:space="preserve">Порядок работы с версиями сетевого графика и бизнес-плана при наличии действующей интеграции.</w:t>
       </w:r>
     </w:p>
     <w:p>
@@ -2551,20 +1755,13 @@
         <w:pStyle w:val="ListParagraph"/>
         <w:numPr>
           <w:ilvl w:val="0"/>
-          <w:numId w:val="8"/>
+          <w:numId w:val="5"/>
         </w:numPr>
         <w:spacing w:after="60"/>
         <w:jc w:val="both"/>
       </w:pPr>
       <w:r>
-        <w:rPr>
-          <w:b/>
-          <w:bCs/>
-        </w:rPr>
-        <w:t xml:space="preserve">Ключ VSP09209_BK в общих методах ВСП</w:t>
-      </w:r>
-      <w:r>
-        <w:t xml:space="preserve"> (жидкость, ПНГ, план-заявка, ПХД, БП жидкости): по перечню от 11.02.2026 для 09-2/09 готовы только 3 метода блока - подтвердить.</w:t>
+        <w:t xml:space="preserve">Подтверждение передачи данных по ключу VSP09209_BK в общих методах ВСП (жидкость, ПНГ, план-заявка, ПХД, бизнес-план жидкости).</w:t>
       </w:r>
     </w:p>
     <w:p>
@@ -2572,20 +1769,13 @@
         <w:pStyle w:val="ListParagraph"/>
         <w:numPr>
           <w:ilvl w:val="0"/>
-          <w:numId w:val="8"/>
+          <w:numId w:val="5"/>
         </w:numPr>
         <w:spacing w:after="60"/>
         <w:jc w:val="both"/>
       </w:pPr>
       <w:r>
-        <w:rPr>
-          <w:b/>
-          <w:bCs/>
-        </w:rPr>
-        <w:t xml:space="preserve">Строки закрытия</w:t>
-      </w:r>
-      <w:r>
-        <w:t xml:space="preserve">: какому ключу (VSP09209 / VSP09209_BK) соответствуют строки 9 «Блок 09-2/09 (49,6%)» и 9.1.</w:t>
+        <w:t xml:space="preserve">Соответствие ключей API строкам витрин закрытия («Блок 09-2/09» и «Большой Белый Кит»).</w:t>
       </w:r>
     </w:p>
     <w:p>
@@ -2593,20 +1783,13 @@
         <w:pStyle w:val="ListParagraph"/>
         <w:numPr>
           <w:ilvl w:val="0"/>
-          <w:numId w:val="8"/>
+          <w:numId w:val="5"/>
         </w:numPr>
         <w:spacing w:after="60"/>
         <w:jc w:val="both"/>
       </w:pPr>
       <w:r>
-        <w:rPr>
-          <w:b/>
-          <w:bCs/>
-        </w:rPr>
-        <w:t xml:space="preserve">Тестовая среда</w:t>
-      </w:r>
-      <w:r>
-        <w:t xml:space="preserve">: есть ли в тестовом ЦОМ разделы блока 09-2/09 и тестовый доступ к API ВСП.</w:t>
+        <w:t xml:space="preserve">Наличие тестовой среды ИС ЦОМ с разделами Блока 09-2/09 и тестового доступа к API.</w:t>
       </w:r>
     </w:p>
     <w:p>
@@ -2614,20 +1797,13 @@
         <w:pStyle w:val="ListParagraph"/>
         <w:numPr>
           <w:ilvl w:val="0"/>
-          <w:numId w:val="8"/>
+          <w:numId w:val="5"/>
         </w:numPr>
         <w:spacing w:after="60"/>
         <w:jc w:val="both"/>
       </w:pPr>
       <w:r>
-        <w:rPr>
-          <w:b/>
-          <w:bCs/>
-        </w:rPr>
-        <w:t xml:space="preserve">Время готовности данных</w:t>
-      </w:r>
-      <w:r>
-        <w:t xml:space="preserve"> на портале (UTC+7) и контрольное время.</w:t>
+        <w:t xml:space="preserve">Время готовности данных на портале ВСП и контрольное время внесения.</w:t>
       </w:r>
     </w:p>
     <w:p>
@@ -2635,20 +1811,13 @@
         <w:pStyle w:val="ListParagraph"/>
         <w:numPr>
           <w:ilvl w:val="0"/>
-          <w:numId w:val="8"/>
+          <w:numId w:val="5"/>
         </w:numPr>
         <w:spacing w:after="60"/>
         <w:jc w:val="both"/>
       </w:pPr>
       <w:r>
-        <w:rPr>
-          <w:b/>
-          <w:bCs/>
-        </w:rPr>
-        <w:t xml:space="preserve">Окна БП</w:t>
-      </w:r>
-      <w:r>
-        <w:t xml:space="preserve">: когда появляется годовой БП и бывают ли корректировки в течение года.</w:t>
+        <w:t xml:space="preserve">Сроки формирования и корректировки бизнес-плана и ПХД.</w:t>
       </w:r>
     </w:p>
     <w:p>
@@ -2656,20 +1825,13 @@
         <w:pStyle w:val="ListParagraph"/>
         <w:numPr>
           <w:ilvl w:val="0"/>
-          <w:numId w:val="8"/>
+          <w:numId w:val="5"/>
         </w:numPr>
         <w:spacing w:after="60"/>
         <w:jc w:val="both"/>
       </w:pPr>
       <w:r>
-        <w:rPr>
-          <w:b/>
-          <w:bCs/>
-        </w:rPr>
-        <w:t xml:space="preserve">Импорт XLS в ЦОМ</w:t>
-      </w:r>
-      <w:r>
-        <w:t xml:space="preserve">: есть ли загрузка файла во «Ввод данных» - если да, внесение сильно дешевеет.</w:t>
+        <w:t xml:space="preserve">Наличие в ИС ЦОМ загрузки данных из файла в режиме «Ввод данных».</w:t>
       </w:r>
     </w:p>
     <w:p>
@@ -2677,20 +1839,13 @@
         <w:pStyle w:val="ListParagraph"/>
         <w:numPr>
           <w:ilvl w:val="0"/>
-          <w:numId w:val="8"/>
+          <w:numId w:val="5"/>
         </w:numPr>
         <w:spacing w:after="60"/>
         <w:jc w:val="both"/>
       </w:pPr>
       <w:r>
-        <w:rPr>
-          <w:b/>
-          <w:bCs/>
-        </w:rPr>
-        <w:t xml:space="preserve">Доступы</w:t>
-      </w:r>
-      <w:r>
-        <w:t xml:space="preserve">: сеть до 192.168.45.100, нужна ли авторизация к API; техническая УЗ робота в ЦОМ с правами «Ввод данных» и «Добавить версию».</w:t>
+        <w:t xml:space="preserve">Сетевой доступ к API портала ВСП, учётные записи робота в API и ИС ЦОМ с необходимыми правами.</w:t>
       </w:r>
     </w:p>
     <w:p>
@@ -2698,20 +1853,27 @@
         <w:pStyle w:val="ListParagraph"/>
         <w:numPr>
           <w:ilvl w:val="0"/>
-          <w:numId w:val="8"/>
+          <w:numId w:val="5"/>
         </w:numPr>
         <w:spacing w:after="60"/>
         <w:jc w:val="both"/>
       </w:pPr>
       <w:r>
-        <w:rPr>
-          <w:b/>
-          <w:bCs/>
-        </w:rPr>
-        <w:t xml:space="preserve">Мнемосхема и энергетика</w:t>
-      </w:r>
-      <w:r>
-        <w:t xml:space="preserve">: методы API, перечень показателей, периодичность, макет таблицы.</w:t>
+        <w:t xml:space="preserve">Методы API, перечень показателей и макет таблицы для мнемосхемы и энергетики.</w:t>
+      </w:r>
+    </w:p>
+    <w:p>
+      <w:pPr>
+        <w:pStyle w:val="ListParagraph"/>
+        <w:numPr>
+          <w:ilvl w:val="0"/>
+          <w:numId w:val="5"/>
+        </w:numPr>
+        <w:spacing w:after="60"/>
+        <w:jc w:val="both"/>
+      </w:pPr>
+      <w:r>
+        <w:t xml:space="preserve">Необходимость внесения закачки и ТНЭ (дополнительные опции).</w:t>
       </w:r>
     </w:p>
     <w:sectPr>
@@ -3001,48 +2163,6 @@
       </w:pPr>
     </w:lvl>
   </w:abstractNum>
-  <w:abstractNum w:abstractNumId="7" w15:restartNumberingAfterBreak="0">
-    <w:multiLevelType w:val="hybridMultilevel"/>
-    <w:lvl w:ilvl="0" w15:tentative="1">
-      <w:start w:val="1"/>
-      <w:numFmt w:val="decimal"/>
-      <w:lvlText w:val="%1."/>
-      <w:lvlJc w:val="left"/>
-      <w:pPr>
-        <w:ind w:left="567" w:hanging="425"/>
-      </w:pPr>
-    </w:lvl>
-    <w:lvl w:ilvl="1" w15:tentative="1">
-      <w:start w:val="1"/>
-      <w:numFmt w:val="decimal"/>
-      <w:lvlText w:val="%1.%2."/>
-      <w:lvlJc w:val="left"/>
-      <w:pPr>
-        <w:ind w:left="1134" w:hanging="567"/>
-      </w:pPr>
-    </w:lvl>
-  </w:abstractNum>
-  <w:abstractNum w:abstractNumId="8" w15:restartNumberingAfterBreak="0">
-    <w:multiLevelType w:val="hybridMultilevel"/>
-    <w:lvl w:ilvl="0" w15:tentative="1">
-      <w:start w:val="1"/>
-      <w:numFmt w:val="decimal"/>
-      <w:lvlText w:val="%1."/>
-      <w:lvlJc w:val="left"/>
-      <w:pPr>
-        <w:ind w:left="567" w:hanging="425"/>
-      </w:pPr>
-    </w:lvl>
-    <w:lvl w:ilvl="1" w15:tentative="1">
-      <w:start w:val="1"/>
-      <w:numFmt w:val="decimal"/>
-      <w:lvlText w:val="%1.%2."/>
-      <w:lvlJc w:val="left"/>
-      <w:pPr>
-        <w:ind w:left="1134" w:hanging="567"/>
-      </w:pPr>
-    </w:lvl>
-  </w:abstractNum>
   <w:num w:numId="1">
     <w:abstractNumId w:val="1"/>
     <w:lvlOverride w:ilvl="0">
@@ -3050,43 +2170,25 @@
     </w:lvlOverride>
   </w:num>
   <w:num w:numId="2">
-    <w:abstractNumId w:val="2"/>
+    <w:abstractNumId w:val="3"/>
     <w:lvlOverride w:ilvl="0">
       <w:startOverride w:val="1"/>
     </w:lvlOverride>
   </w:num>
   <w:num w:numId="3">
-    <w:abstractNumId w:val="3"/>
+    <w:abstractNumId w:val="4"/>
     <w:lvlOverride w:ilvl="0">
       <w:startOverride w:val="1"/>
     </w:lvlOverride>
   </w:num>
   <w:num w:numId="4">
-    <w:abstractNumId w:val="4"/>
+    <w:abstractNumId w:val="5"/>
     <w:lvlOverride w:ilvl="0">
       <w:startOverride w:val="1"/>
     </w:lvlOverride>
   </w:num>
   <w:num w:numId="5">
-    <w:abstractNumId w:val="5"/>
-    <w:lvlOverride w:ilvl="0">
-      <w:startOverride w:val="1"/>
-    </w:lvlOverride>
-  </w:num>
-  <w:num w:numId="6">
     <w:abstractNumId w:val="6"/>
-    <w:lvlOverride w:ilvl="0">
-      <w:startOverride w:val="1"/>
-    </w:lvlOverride>
-  </w:num>
-  <w:num w:numId="7">
-    <w:abstractNumId w:val="7"/>
-    <w:lvlOverride w:ilvl="0">
-      <w:startOverride w:val="1"/>
-    </w:lvlOverride>
-  </w:num>
-  <w:num w:numId="8">
-    <w:abstractNumId w:val="8"/>
     <w:lvlOverride w:ilvl="0">
       <w:startOverride w:val="1"/>
     </w:lvlOverride>

--- a/ocenka_09-2-09/Алгоритм_роботов_ЦОМ_Блок_09-2-09.docx
+++ b/ocenka_09-2-09/Алгоритм_роботов_ЦОМ_Блок_09-2-09.docx
@@ -297,7 +297,7 @@
                 <w:b w:val="false"/>
                 <w:bCs w:val="false"/>
               </w:rPr>
-              <w:t xml:space="preserve">1 раз в сутки с повторами до контрольного времени; ручной запуск за любую дату</w:t>
+              <w:t xml:space="preserve">1 раз в сутки после готовности данных на портале; ручной запуск за любую дату</w:t>
             </w:r>
           </w:p>
         </w:tc>
@@ -759,7 +759,7 @@
                 <w:b w:val="false"/>
                 <w:bCs w:val="false"/>
               </w:rPr>
-              <w:t xml:space="preserve">Ежедневно, с повторами до контрольного времени</w:t>
+              <w:t xml:space="preserve">Ежедневно, после готовности данных</w:t>
             </w:r>
           </w:p>
         </w:tc>
@@ -785,7 +785,7 @@
                 <w:b w:val="false"/>
                 <w:bCs w:val="false"/>
               </w:rPr>
-              <w:t xml:space="preserve">Внести данные за прошедшие сутки и проверить корректировки за предыдущие</w:t>
+              <w:t xml:space="preserve">Внести данные за прошедшие сутки; проверить предыдущие сутки (корректировки, догрузка при задержке)</w:t>
             </w:r>
           </w:p>
         </w:tc>
@@ -1151,7 +1151,7 @@
         <w:t xml:space="preserve">Запуск:</w:t>
       </w:r>
       <w:r>
-        <w:t xml:space="preserve"> ежедневно после готовности данных на портале ВСП (с учётом часового пояса Вьетнама), повторы каждые 30 минут до контрольного времени; ручной запуск за любую дату.</w:t>
+        <w:t xml:space="preserve"> ежедневно в фиксированное время, когда данные на портале ВСП гарантированно сформированы (с учётом часового пояса Вьетнама); ручной запуск за любую дату.</w:t>
       </w:r>
     </w:p>
     <w:p>
@@ -1214,7 +1214,7 @@
         <w:jc w:val="both"/>
       </w:pPr>
       <w:r>
-        <w:t xml:space="preserve">Расчётные показатели ИС ЦОМ (отклонения и т.п.) не заполняются. Если данных нет - витрина обрабатывается при следующем повторе; при отсутствии данных к контрольному времени направляется уведомление ответственным.</w:t>
+        <w:t xml:space="preserve">Расчётные показатели ИС ЦОМ (отклонения и т.п.) не заполняются. Если данные за прошедшие сутки не сформированы - направляется уведомление ответственным, данные будут внесены при следующем запуске (проверка предыдущих суток).</w:t>
       </w:r>
     </w:p>
     <w:p>
@@ -1506,7 +1506,7 @@
                 <w:b w:val="false"/>
                 <w:bCs w:val="false"/>
               </w:rPr>
-              <w:t xml:space="preserve">Повторные попытки; при сохранении ошибки к контрольному времени - уведомление</w:t>
+              <w:t xml:space="preserve">Повторная попытка через несколько минут; при сохранении ошибки - уведомление</w:t>
             </w:r>
           </w:p>
         </w:tc>
@@ -1560,7 +1560,7 @@
                 <w:b w:val="false"/>
                 <w:bCs w:val="false"/>
               </w:rPr>
-              <w:t xml:space="preserve">Повтор при следующем запуске</w:t>
+              <w:t xml:space="preserve">Уведомление ответственным; данные вносятся при следующем запуске</w:t>
             </w:r>
           </w:p>
         </w:tc>
@@ -1803,7 +1803,7 @@
         <w:jc w:val="both"/>
       </w:pPr>
       <w:r>
-        <w:t xml:space="preserve">Время готовности данных на портале ВСП и контрольное время внесения.</w:t>
+        <w:t xml:space="preserve">Время, к которому данные на портале ВСП гарантированно сформированы (время запуска робота).</w:t>
       </w:r>
     </w:p>
     <w:p>
